--- a/00-首页/题组Word/习题书/第一篇-化学原理/2-化学平衡-学生版-打印版.docx
+++ b/00-首页/题组Word/习题书/第一篇-化学原理/2-化学平衡-学生版-打印版.docx
@@ -4975,6 +4975,7 @@
     <w:p>
       <w:pPr>
         <w:pStyle w:val="FirstParagraph"/>
+        <w:spacing w:after="80"/>
       </w:pPr>
       <w:r>
         <w:rPr>
@@ -5059,415 +5060,461 @@
         <w:t xml:space="preserve">。</w:t>
       </w:r>
     </w:p>
-    <w:p>
-      <w:pPr>
-        <w:pStyle w:val="BodyText"/>
-      </w:pPr>
-      <m:oMath>
-        <m:oMathPr>
-          <m:ctrlPr>
-            <w:rPr>
-              <w:sz w:val="28"/>
-              <w:szCs w:val="28"/>
-            </w:rPr>
-          </m:ctrlPr>
-        </m:oMathPr>
-        <m:r>
-          <m:t>C</m:t>
-        </m:r>
-        <m:sSub>
-          <m:e>
-            <m:r>
-              <m:t>H</m:t>
-            </m:r>
-          </m:e>
-          <m:sub>
-            <m:r>
-              <m:t>3</m:t>
-            </m:r>
-          </m:sub>
-        </m:sSub>
-        <m:r>
-          <m:t>O</m:t>
-        </m:r>
-        <m:r>
-          <m:t>H</m:t>
-        </m:r>
-        <m:r>
-          <m:rPr>
-            <m:sty m:val="p"/>
-          </m:rPr>
-          <m:t>(</m:t>
-        </m:r>
-        <m:r>
-          <m:t>g</m:t>
-        </m:r>
-        <m:r>
-          <m:rPr>
-            <m:sty m:val="p"/>
-          </m:rPr>
-          <m:t>)</m:t>
-        </m:r>
-      </m:oMath>
-      <w:r>
-        <w:rPr>
-          <w:rFonts w:ascii="Times New Roman" w:hAnsi="Times New Roman" w:eastAsia="Times New Roman" w:cs="Times New Roman"/>
-        </w:rPr>
-        <w:t xml:space="preserve">​</w:t>
-      </w:r>
-    </w:p>
-    <w:p>
-      <w:pPr>
-        <w:pStyle w:val="BodyText"/>
-      </w:pPr>
-      <w:r>
-        <w:rPr>
-          <w:rFonts w:ascii="Times New Roman" w:hAnsi="Times New Roman" w:eastAsia="Times New Roman" w:cs="Times New Roman"/>
-        </w:rPr>
-        <w:t xml:space="preserve">CO(g)</w:t>
-      </w:r>
-    </w:p>
-    <w:p>
-      <w:pPr>
-        <w:pStyle w:val="BodyText"/>
-      </w:pPr>
-      <m:oMath>
-        <m:oMathPr>
-          <m:ctrlPr>
-            <w:rPr>
-              <w:sz w:val="28"/>
-              <w:szCs w:val="28"/>
-            </w:rPr>
-          </m:ctrlPr>
-        </m:oMathPr>
-        <m:r>
-          <m:t>C</m:t>
-        </m:r>
-        <m:sSub>
-          <m:e>
-            <m:r>
-              <m:t>H</m:t>
-            </m:r>
-          </m:e>
-          <m:sub>
-            <m:r>
-              <m:t>3</m:t>
-            </m:r>
-          </m:sub>
-        </m:sSub>
-        <m:r>
-          <m:t>C</m:t>
-        </m:r>
-        <m:r>
-          <m:t>O</m:t>
-        </m:r>
-        <m:r>
-          <m:t>O</m:t>
-        </m:r>
-        <m:r>
-          <m:t>H</m:t>
-        </m:r>
-        <m:r>
-          <m:rPr>
-            <m:sty m:val="p"/>
-          </m:rPr>
-          <m:t>(</m:t>
-        </m:r>
-        <m:r>
-          <m:t>g</m:t>
-        </m:r>
-        <m:r>
-          <m:rPr>
-            <m:sty m:val="p"/>
-          </m:rPr>
-          <m:t>)</m:t>
-        </m:r>
-      </m:oMath>
-      <w:r>
-        <w:rPr>
-          <w:rFonts w:ascii="Times New Roman" w:hAnsi="Times New Roman" w:eastAsia="Times New Roman" w:cs="Times New Roman"/>
-        </w:rPr>
-        <w:t xml:space="preserve">​</w:t>
-      </w:r>
-    </w:p>
-    <w:p>
-      <w:pPr>
-        <w:pStyle w:val="BodyText"/>
-      </w:pPr>
-      <m:oMath>
-        <m:oMathPr>
-          <m:ctrlPr>
-            <w:rPr>
-              <w:sz w:val="28"/>
-              <w:szCs w:val="28"/>
-            </w:rPr>
-          </m:ctrlPr>
-        </m:oMathPr>
-        <m:r>
-          <m:rPr>
-            <m:sty m:val="p"/>
-          </m:rPr>
-          <m:t>Δ</m:t>
-        </m:r>
-        <m:sSubSup>
-          <m:e>
-            <m:r>
-              <m:t>H</m:t>
-            </m:r>
-          </m:e>
-          <m:sub>
-            <m:r>
-              <m:t>f</m:t>
-            </m:r>
-          </m:sub>
-          <m:sup>
-            <m:r>
-              <m:rPr>
-                <m:sty m:val="p"/>
-              </m:rPr>
-              <m:t>⊖</m:t>
-            </m:r>
-          </m:sup>
-        </m:sSubSup>
-        <m:r>
-          <m:rPr>
-            <m:sty m:val="p"/>
-          </m:rPr>
-          <m:t>/</m:t>
-        </m:r>
-        <m:r>
-          <m:rPr>
-            <m:sty m:val="p"/>
-          </m:rPr>
-          <m:t>(</m:t>
-        </m:r>
-        <m:r>
-          <m:t>k</m:t>
-        </m:r>
-        <m:r>
-          <m:t>J</m:t>
-        </m:r>
-        <m:r>
-          <m:rPr>
-            <m:sty m:val="p"/>
-          </m:rPr>
-          <m:t>·</m:t>
-        </m:r>
-        <m:r>
-          <m:t>m</m:t>
-        </m:r>
-        <m:r>
-          <m:t>o</m:t>
-        </m:r>
-        <m:sSup>
-          <m:e>
-            <m:r>
-              <m:t>l</m:t>
-            </m:r>
-          </m:e>
-          <m:sup>
-            <m:r>
-              <m:rPr>
-                <m:sty m:val="p"/>
-              </m:rPr>
-              <m:t>−</m:t>
-            </m:r>
-            <m:r>
-              <m:t>1</m:t>
-            </m:r>
-          </m:sup>
-        </m:sSup>
-        <m:r>
-          <m:rPr>
-            <m:sty m:val="p"/>
-          </m:rPr>
-          <m:t>)</m:t>
-        </m:r>
-      </m:oMath>
-      <w:r>
-        <w:rPr>
-          <w:rFonts w:ascii="Times New Roman" w:hAnsi="Times New Roman" w:eastAsia="Times New Roman" w:cs="Times New Roman"/>
-        </w:rPr>
-        <w:t xml:space="preserve">​</w:t>
-      </w:r>
-    </w:p>
-    <w:p>
-      <w:pPr>
-        <w:pStyle w:val="BodyText"/>
-      </w:pPr>
-      <w:r>
-        <w:rPr>
-          <w:rFonts w:ascii="Times New Roman" w:hAnsi="Times New Roman" w:eastAsia="Times New Roman" w:cs="Times New Roman"/>
-        </w:rPr>
-        <w:t xml:space="preserve">-200.8</w:t>
-      </w:r>
-    </w:p>
-    <w:p>
-      <w:pPr>
-        <w:pStyle w:val="BodyText"/>
-      </w:pPr>
-      <w:r>
-        <w:rPr>
-          <w:rFonts w:ascii="Times New Roman" w:hAnsi="Times New Roman" w:eastAsia="Times New Roman" w:cs="Times New Roman"/>
-        </w:rPr>
-        <w:t xml:space="preserve">-110.5</w:t>
-      </w:r>
-    </w:p>
-    <w:p>
-      <w:pPr>
-        <w:pStyle w:val="BodyText"/>
-      </w:pPr>
-      <w:r>
-        <w:rPr>
-          <w:rFonts w:ascii="Times New Roman" w:hAnsi="Times New Roman" w:eastAsia="Times New Roman" w:cs="Times New Roman"/>
-        </w:rPr>
-        <w:t xml:space="preserve">-435</w:t>
-      </w:r>
-    </w:p>
-    <w:p>
-      <w:pPr>
-        <w:pStyle w:val="BodyText"/>
-      </w:pPr>
-      <m:oMath>
-        <m:oMathPr>
-          <m:ctrlPr>
-            <w:rPr>
-              <w:sz w:val="28"/>
-              <w:szCs w:val="28"/>
-            </w:rPr>
-          </m:ctrlPr>
-        </m:oMathPr>
-        <m:sSup>
-          <m:e>
-            <m:r>
-              <m:t>S</m:t>
-            </m:r>
-          </m:e>
-          <m:sup>
-            <m:r>
-              <m:rPr>
-                <m:sty m:val="p"/>
-              </m:rPr>
-              <m:t>⊖</m:t>
-            </m:r>
-          </m:sup>
-        </m:sSup>
-        <m:r>
-          <m:rPr>
-            <m:sty m:val="p"/>
-          </m:rPr>
-          <m:t>/</m:t>
-        </m:r>
-        <m:r>
-          <m:rPr>
-            <m:sty m:val="p"/>
-          </m:rPr>
-          <m:t>(</m:t>
-        </m:r>
-        <m:r>
-          <m:t>J</m:t>
-        </m:r>
-        <m:r>
-          <m:rPr>
-            <m:sty m:val="p"/>
-          </m:rPr>
-          <m:t>·</m:t>
-        </m:r>
-        <m:r>
-          <m:t>m</m:t>
-        </m:r>
-        <m:r>
-          <m:t>o</m:t>
-        </m:r>
-        <m:sSup>
-          <m:e>
-            <m:r>
-              <m:t>l</m:t>
-            </m:r>
-          </m:e>
-          <m:sup>
-            <m:r>
-              <m:rPr>
-                <m:sty m:val="p"/>
-              </m:rPr>
-              <m:t>−</m:t>
-            </m:r>
-            <m:r>
-              <m:t>1</m:t>
-            </m:r>
-          </m:sup>
-        </m:sSup>
-        <m:r>
-          <m:rPr>
-            <m:sty m:val="p"/>
-          </m:rPr>
-          <m:t>·</m:t>
-        </m:r>
-        <m:sSup>
-          <m:e>
-            <m:r>
-              <m:t>K</m:t>
-            </m:r>
-          </m:e>
-          <m:sup>
-            <m:r>
-              <m:rPr>
-                <m:sty m:val="p"/>
-              </m:rPr>
-              <m:t>−</m:t>
-            </m:r>
-            <m:r>
-              <m:t>1</m:t>
-            </m:r>
-          </m:sup>
-        </m:sSup>
-        <m:r>
-          <m:rPr>
-            <m:sty m:val="p"/>
-          </m:rPr>
-          <m:t>)</m:t>
-        </m:r>
-      </m:oMath>
-      <w:r>
-        <w:rPr>
-          <w:rFonts w:ascii="Times New Roman" w:hAnsi="Times New Roman" w:eastAsia="Times New Roman" w:cs="Times New Roman"/>
-        </w:rPr>
-        <w:t xml:space="preserve">​</w:t>
-      </w:r>
-    </w:p>
-    <w:p>
-      <w:pPr>
-        <w:pStyle w:val="BodyText"/>
-      </w:pPr>
-      <w:r>
-        <w:rPr>
-          <w:rFonts w:ascii="Times New Roman" w:hAnsi="Times New Roman" w:eastAsia="Times New Roman" w:cs="Times New Roman"/>
-        </w:rPr>
-        <w:t xml:space="preserve">+238</w:t>
-      </w:r>
-    </w:p>
-    <w:p>
-      <w:pPr>
-        <w:pStyle w:val="BodyText"/>
-      </w:pPr>
-      <w:r>
-        <w:rPr>
-          <w:rFonts w:ascii="Times New Roman" w:hAnsi="Times New Roman" w:eastAsia="Times New Roman" w:cs="Times New Roman"/>
-        </w:rPr>
-        <w:t xml:space="preserve">+198</w:t>
-      </w:r>
-    </w:p>
-    <w:p>
-      <w:pPr>
-        <w:pStyle w:val="BodyText"/>
-      </w:pPr>
-      <w:r>
-        <w:rPr>
-          <w:rFonts w:ascii="Times New Roman" w:hAnsi="Times New Roman" w:eastAsia="Times New Roman" w:cs="Times New Roman"/>
-        </w:rPr>
-        <w:t xml:space="preserve">+293</w:t>
-      </w:r>
-    </w:p>
+    <w:tbl>
+      <w:tblPr>
+        <w:tblStyle w:val="Table"/>
+        <w:tblW w:type="auto" w:w="0"/>
+        <w:tblLook w:firstRow="1" w:lastRow="0" w:firstColumn="0" w:lastColumn="0" w:noHBand="0" w:noVBand="0" w:val="0020"/>
+      </w:tblPr>
+      <w:tblGrid>
+        <w:gridCol w:w="1980"/>
+        <w:gridCol w:w="1980"/>
+        <w:gridCol w:w="1980"/>
+        <w:gridCol w:w="1980"/>
+      </w:tblGrid>
+      <w:tr>
+        <w:trPr>
+          <w:tblHeader w:val="on"/>
+        </w:trPr>
+        <w:tc>
+          <w:tcPr/>
+          <w:p>
+            <w:pPr>
+              <w:pStyle w:val="Compact"/>
+              <w:jc w:val="center"/>
+            </w:pPr>
+          </w:p>
+        </w:tc>
+        <w:tc>
+          <w:tcPr/>
+          <w:p>
+            <w:pPr>
+              <w:pStyle w:val="Compact"/>
+              <w:jc w:val="center"/>
+            </w:pPr>
+            <m:oMath>
+              <m:r>
+                <m:t>C</m:t>
+              </m:r>
+              <m:sSub>
+                <m:e>
+                  <m:r>
+                    <m:t>H</m:t>
+                  </m:r>
+                </m:e>
+                <m:sub>
+                  <m:r>
+                    <m:t>3</m:t>
+                  </m:r>
+                </m:sub>
+              </m:sSub>
+              <m:r>
+                <m:t>O</m:t>
+              </m:r>
+              <m:r>
+                <m:t>H</m:t>
+              </m:r>
+              <m:r>
+                <m:rPr>
+                  <m:sty m:val="p"/>
+                </m:rPr>
+                <m:t>(</m:t>
+              </m:r>
+              <m:r>
+                <m:t>g</m:t>
+              </m:r>
+              <m:r>
+                <m:rPr>
+                  <m:sty m:val="p"/>
+                </m:rPr>
+                <m:t>)</m:t>
+              </m:r>
+            </m:oMath>
+            <w:r>
+              <w:rPr>
+                <w:rFonts w:ascii="Times New Roman" w:hAnsi="Times New Roman" w:eastAsia="Times New Roman" w:cs="Times New Roman"/>
+                <w:b/>
+              </w:rPr>
+              <w:t xml:space="preserve">​</w:t>
+            </w:r>
+          </w:p>
+        </w:tc>
+        <w:tc>
+          <w:tcPr/>
+          <w:p>
+            <w:pPr>
+              <w:pStyle w:val="Compact"/>
+              <w:jc w:val="center"/>
+            </w:pPr>
+            <w:r>
+              <w:rPr>
+                <w:rFonts w:ascii="Times New Roman" w:hAnsi="Times New Roman" w:eastAsia="Times New Roman" w:cs="Times New Roman"/>
+                <w:b/>
+              </w:rPr>
+              <w:t xml:space="preserve">CO(g)</w:t>
+            </w:r>
+          </w:p>
+        </w:tc>
+        <w:tc>
+          <w:tcPr/>
+          <w:p>
+            <w:pPr>
+              <w:pStyle w:val="Compact"/>
+              <w:jc w:val="center"/>
+            </w:pPr>
+            <m:oMath>
+              <m:r>
+                <m:t>C</m:t>
+              </m:r>
+              <m:sSub>
+                <m:e>
+                  <m:r>
+                    <m:t>H</m:t>
+                  </m:r>
+                </m:e>
+                <m:sub>
+                  <m:r>
+                    <m:t>3</m:t>
+                  </m:r>
+                </m:sub>
+              </m:sSub>
+              <m:r>
+                <m:t>C</m:t>
+              </m:r>
+              <m:r>
+                <m:t>O</m:t>
+              </m:r>
+              <m:r>
+                <m:t>O</m:t>
+              </m:r>
+              <m:r>
+                <m:t>H</m:t>
+              </m:r>
+              <m:r>
+                <m:rPr>
+                  <m:sty m:val="p"/>
+                </m:rPr>
+                <m:t>(</m:t>
+              </m:r>
+              <m:r>
+                <m:t>g</m:t>
+              </m:r>
+              <m:r>
+                <m:rPr>
+                  <m:sty m:val="p"/>
+                </m:rPr>
+                <m:t>)</m:t>
+              </m:r>
+            </m:oMath>
+            <w:r>
+              <w:rPr>
+                <w:rFonts w:ascii="Times New Roman" w:hAnsi="Times New Roman" w:eastAsia="Times New Roman" w:cs="Times New Roman"/>
+                <w:b/>
+              </w:rPr>
+              <w:t xml:space="preserve">​</w:t>
+            </w:r>
+          </w:p>
+        </w:tc>
+      </w:tr>
+      <w:tr>
+        <w:tc>
+          <w:tcPr/>
+          <w:p>
+            <w:pPr>
+              <w:pStyle w:val="Compact"/>
+              <w:jc w:val="center"/>
+            </w:pPr>
+            <m:oMath>
+              <m:r>
+                <m:rPr>
+                  <m:sty m:val="p"/>
+                </m:rPr>
+                <m:t>Δ</m:t>
+              </m:r>
+              <m:sSubSup>
+                <m:e>
+                  <m:r>
+                    <m:t>H</m:t>
+                  </m:r>
+                </m:e>
+                <m:sub>
+                  <m:r>
+                    <m:t>f</m:t>
+                  </m:r>
+                </m:sub>
+                <m:sup>
+                  <m:r>
+                    <m:rPr>
+                      <m:sty m:val="p"/>
+                    </m:rPr>
+                    <m:t>⊖</m:t>
+                  </m:r>
+                </m:sup>
+              </m:sSubSup>
+              <m:r>
+                <m:rPr>
+                  <m:sty m:val="p"/>
+                </m:rPr>
+                <m:t>/</m:t>
+              </m:r>
+              <m:r>
+                <m:rPr>
+                  <m:sty m:val="p"/>
+                </m:rPr>
+                <m:t>(</m:t>
+              </m:r>
+              <m:r>
+                <m:t>k</m:t>
+              </m:r>
+              <m:r>
+                <m:t>J</m:t>
+              </m:r>
+              <m:r>
+                <m:rPr>
+                  <m:sty m:val="p"/>
+                </m:rPr>
+                <m:t>·</m:t>
+              </m:r>
+              <m:r>
+                <m:t>m</m:t>
+              </m:r>
+              <m:r>
+                <m:t>o</m:t>
+              </m:r>
+              <m:sSup>
+                <m:e>
+                  <m:r>
+                    <m:t>l</m:t>
+                  </m:r>
+                </m:e>
+                <m:sup>
+                  <m:r>
+                    <m:rPr>
+                      <m:sty m:val="p"/>
+                    </m:rPr>
+                    <m:t>−</m:t>
+                  </m:r>
+                  <m:r>
+                    <m:t>1</m:t>
+                  </m:r>
+                </m:sup>
+              </m:sSup>
+              <m:r>
+                <m:rPr>
+                  <m:sty m:val="p"/>
+                </m:rPr>
+                <m:t>)</m:t>
+              </m:r>
+            </m:oMath>
+            <w:r>
+              <w:rPr>
+                <w:rFonts w:ascii="Times New Roman" w:hAnsi="Times New Roman" w:eastAsia="Times New Roman" w:cs="Times New Roman"/>
+              </w:rPr>
+              <w:t xml:space="preserve">​</w:t>
+            </w:r>
+          </w:p>
+        </w:tc>
+        <w:tc>
+          <w:tcPr/>
+          <w:p>
+            <w:pPr>
+              <w:pStyle w:val="Compact"/>
+              <w:jc w:val="center"/>
+            </w:pPr>
+            <w:r>
+              <w:rPr>
+                <w:rFonts w:ascii="Times New Roman" w:hAnsi="Times New Roman" w:eastAsia="Times New Roman" w:cs="Times New Roman"/>
+              </w:rPr>
+              <w:t xml:space="preserve">-200.8</w:t>
+            </w:r>
+          </w:p>
+        </w:tc>
+        <w:tc>
+          <w:tcPr/>
+          <w:p>
+            <w:pPr>
+              <w:pStyle w:val="Compact"/>
+              <w:jc w:val="center"/>
+            </w:pPr>
+            <w:r>
+              <w:rPr>
+                <w:rFonts w:ascii="Times New Roman" w:hAnsi="Times New Roman" w:eastAsia="Times New Roman" w:cs="Times New Roman"/>
+              </w:rPr>
+              <w:t xml:space="preserve">-110.5</w:t>
+            </w:r>
+          </w:p>
+        </w:tc>
+        <w:tc>
+          <w:tcPr/>
+          <w:p>
+            <w:pPr>
+              <w:pStyle w:val="Compact"/>
+              <w:jc w:val="center"/>
+            </w:pPr>
+            <w:r>
+              <w:rPr>
+                <w:rFonts w:ascii="Times New Roman" w:hAnsi="Times New Roman" w:eastAsia="Times New Roman" w:cs="Times New Roman"/>
+              </w:rPr>
+              <w:t xml:space="preserve">-435</w:t>
+            </w:r>
+          </w:p>
+        </w:tc>
+      </w:tr>
+      <w:tr>
+        <w:tc>
+          <w:tcPr/>
+          <w:p>
+            <w:pPr>
+              <w:pStyle w:val="Compact"/>
+              <w:jc w:val="center"/>
+            </w:pPr>
+            <m:oMath>
+              <m:sSup>
+                <m:e>
+                  <m:r>
+                    <m:t>S</m:t>
+                  </m:r>
+                </m:e>
+                <m:sup>
+                  <m:r>
+                    <m:rPr>
+                      <m:sty m:val="p"/>
+                    </m:rPr>
+                    <m:t>⊖</m:t>
+                  </m:r>
+                </m:sup>
+              </m:sSup>
+              <m:r>
+                <m:rPr>
+                  <m:sty m:val="p"/>
+                </m:rPr>
+                <m:t>/</m:t>
+              </m:r>
+              <m:r>
+                <m:rPr>
+                  <m:sty m:val="p"/>
+                </m:rPr>
+                <m:t>(</m:t>
+              </m:r>
+              <m:r>
+                <m:t>J</m:t>
+              </m:r>
+              <m:r>
+                <m:rPr>
+                  <m:sty m:val="p"/>
+                </m:rPr>
+                <m:t>·</m:t>
+              </m:r>
+              <m:r>
+                <m:t>m</m:t>
+              </m:r>
+              <m:r>
+                <m:t>o</m:t>
+              </m:r>
+              <m:sSup>
+                <m:e>
+                  <m:r>
+                    <m:t>l</m:t>
+                  </m:r>
+                </m:e>
+                <m:sup>
+                  <m:r>
+                    <m:rPr>
+                      <m:sty m:val="p"/>
+                    </m:rPr>
+                    <m:t>−</m:t>
+                  </m:r>
+                  <m:r>
+                    <m:t>1</m:t>
+                  </m:r>
+                </m:sup>
+              </m:sSup>
+              <m:r>
+                <m:rPr>
+                  <m:sty m:val="p"/>
+                </m:rPr>
+                <m:t>·</m:t>
+              </m:r>
+              <m:sSup>
+                <m:e>
+                  <m:r>
+                    <m:t>K</m:t>
+                  </m:r>
+                </m:e>
+                <m:sup>
+                  <m:r>
+                    <m:rPr>
+                      <m:sty m:val="p"/>
+                    </m:rPr>
+                    <m:t>−</m:t>
+                  </m:r>
+                  <m:r>
+                    <m:t>1</m:t>
+                  </m:r>
+                </m:sup>
+              </m:sSup>
+              <m:r>
+                <m:rPr>
+                  <m:sty m:val="p"/>
+                </m:rPr>
+                <m:t>)</m:t>
+              </m:r>
+            </m:oMath>
+            <w:r>
+              <w:rPr>
+                <w:rFonts w:ascii="Times New Roman" w:hAnsi="Times New Roman" w:eastAsia="Times New Roman" w:cs="Times New Roman"/>
+              </w:rPr>
+              <w:t xml:space="preserve">​</w:t>
+            </w:r>
+          </w:p>
+        </w:tc>
+        <w:tc>
+          <w:tcPr/>
+          <w:p>
+            <w:pPr>
+              <w:pStyle w:val="Compact"/>
+              <w:jc w:val="center"/>
+            </w:pPr>
+            <w:r>
+              <w:rPr>
+                <w:rFonts w:ascii="Times New Roman" w:hAnsi="Times New Roman" w:eastAsia="Times New Roman" w:cs="Times New Roman"/>
+              </w:rPr>
+              <w:t xml:space="preserve">+238</w:t>
+            </w:r>
+          </w:p>
+        </w:tc>
+        <w:tc>
+          <w:tcPr/>
+          <w:p>
+            <w:pPr>
+              <w:pStyle w:val="Compact"/>
+              <w:jc w:val="center"/>
+            </w:pPr>
+            <w:r>
+              <w:rPr>
+                <w:rFonts w:ascii="Times New Roman" w:hAnsi="Times New Roman" w:eastAsia="Times New Roman" w:cs="Times New Roman"/>
+              </w:rPr>
+              <w:t xml:space="preserve">+198</w:t>
+            </w:r>
+          </w:p>
+        </w:tc>
+        <w:tc>
+          <w:tcPr/>
+          <w:p>
+            <w:pPr>
+              <w:pStyle w:val="Compact"/>
+              <w:jc w:val="center"/>
+            </w:pPr>
+            <w:r>
+              <w:rPr>
+                <w:rFonts w:ascii="Times New Roman" w:hAnsi="Times New Roman" w:eastAsia="Times New Roman" w:cs="Times New Roman"/>
+              </w:rPr>
+              <w:t xml:space="preserve">+293</w:t>
+            </w:r>
+          </w:p>
+        </w:tc>
+      </w:tr>
+    </w:tbl>
     <w:p>
       <w:pPr>
         <w:spacing w:before="160" w:after="80"/>
@@ -8274,6 +8321,7 @@
     <w:p>
       <w:pPr>
         <w:pStyle w:val="FirstParagraph"/>
+        <w:spacing w:after="80"/>
       </w:pPr>
       <w:r>
         <w:rPr>
@@ -8578,155 +8626,231 @@
         <w:t>。</w:t>
       </w:r>
     </w:p>
-    <w:p>
-      <w:pPr>
-        <w:pStyle w:val="BodyText"/>
-      </w:pPr>
-      <w:r>
-        <w:rPr>
-          <w:rFonts w:ascii="Times New Roman" w:hAnsi="Times New Roman" w:eastAsia="Times New Roman" w:cs="Times New Roman"/>
-        </w:rPr>
-        <w:t xml:space="preserve">T/K</w:t>
-      </w:r>
-    </w:p>
-    <w:p>
-      <w:pPr>
-        <w:pStyle w:val="BodyText"/>
-      </w:pPr>
-      <w:r>
-        <w:rPr>
-          <w:rFonts w:ascii="Times New Roman" w:hAnsi="Times New Roman" w:eastAsia="Times New Roman" w:cs="Times New Roman"/>
-        </w:rPr>
-        <w:t xml:space="preserve">800</w:t>
-      </w:r>
-    </w:p>
-    <w:p>
-      <w:pPr>
-        <w:pStyle w:val="BodyText"/>
-      </w:pPr>
-      <w:r>
-        <w:rPr>
-          <w:rFonts w:ascii="Times New Roman" w:hAnsi="Times New Roman" w:eastAsia="Times New Roman" w:cs="Times New Roman"/>
-        </w:rPr>
-        <w:t xml:space="preserve">900</w:t>
-      </w:r>
-    </w:p>
-    <w:p>
-      <w:pPr>
-        <w:pStyle w:val="BodyText"/>
-      </w:pPr>
-      <w:r>
-        <w:rPr>
-          <w:rFonts w:ascii="Times New Roman" w:hAnsi="Times New Roman" w:eastAsia="Times New Roman" w:cs="Times New Roman"/>
-        </w:rPr>
-        <w:t xml:space="preserve">1000</w:t>
-      </w:r>
-    </w:p>
-    <w:p>
-      <w:pPr>
-        <w:pStyle w:val="BodyText"/>
-      </w:pPr>
-      <w:r>
-        <w:rPr>
-          <w:rFonts w:ascii="Times New Roman" w:hAnsi="Times New Roman" w:eastAsia="Times New Roman" w:cs="Times New Roman"/>
-        </w:rPr>
-        <w:t xml:space="preserve">1100</w:t>
-      </w:r>
-    </w:p>
-    <w:p>
-      <w:pPr>
-        <w:pStyle w:val="BodyText"/>
-      </w:pPr>
-      <w:r>
-        <w:rPr>
-          <w:rFonts w:ascii="Times New Roman" w:hAnsi="Times New Roman" w:eastAsia="Times New Roman" w:cs="Times New Roman"/>
-        </w:rPr>
-        <w:t xml:space="preserve">1170</w:t>
-      </w:r>
-    </w:p>
-    <w:p>
-      <w:pPr>
-        <w:pStyle w:val="BodyText"/>
-      </w:pPr>
-      <m:oMath>
-        <m:sSup>
-          <m:e>
-            <m:r>
-              <m:t>K</m:t>
-            </m:r>
-          </m:e>
-          <m:sup>
-            <m:r>
-              <m:rPr>
-                <m:sty m:val="p"/>
-              </m:rPr>
-              <m:t>⊖</m:t>
-            </m:r>
-          </m:sup>
-        </m:sSup>
-      </m:oMath>
-      <w:r>
-        <w:rPr>
-          <w:rFonts w:ascii="Times New Roman" w:hAnsi="Times New Roman" w:eastAsia="Times New Roman" w:cs="Times New Roman"/>
-        </w:rPr>
-        <w:t xml:space="preserve">​</w:t>
-      </w:r>
-    </w:p>
-    <w:p>
-      <w:pPr>
-        <w:pStyle w:val="BodyText"/>
-      </w:pPr>
-      <w:r>
-        <w:rPr>
-          <w:rFonts w:ascii="Times New Roman" w:hAnsi="Times New Roman" w:eastAsia="Times New Roman" w:cs="Times New Roman"/>
-        </w:rPr>
-        <w:t xml:space="preserve">910</w:t>
-      </w:r>
-    </w:p>
-    <w:p>
-      <w:pPr>
-        <w:pStyle w:val="BodyText"/>
-      </w:pPr>
-      <w:r>
-        <w:rPr>
-          <w:rFonts w:ascii="Times New Roman" w:hAnsi="Times New Roman" w:eastAsia="Times New Roman" w:cs="Times New Roman"/>
-        </w:rPr>
-        <w:t xml:space="preserve">42</w:t>
-      </w:r>
-    </w:p>
-    <w:p>
-      <w:pPr>
-        <w:pStyle w:val="BodyText"/>
-      </w:pPr>
-      <w:r>
-        <w:rPr>
-          <w:rFonts w:ascii="Times New Roman" w:hAnsi="Times New Roman" w:eastAsia="Times New Roman" w:cs="Times New Roman"/>
-        </w:rPr>
-        <w:t xml:space="preserve">3.2</w:t>
-      </w:r>
-    </w:p>
-    <w:p>
-      <w:pPr>
-        <w:pStyle w:val="BodyText"/>
-      </w:pPr>
-      <w:r>
-        <w:rPr>
-          <w:rFonts w:ascii="Times New Roman" w:hAnsi="Times New Roman" w:eastAsia="Times New Roman" w:cs="Times New Roman"/>
-        </w:rPr>
-        <w:t xml:space="preserve">0.39</w:t>
-      </w:r>
-    </w:p>
-    <w:p>
-      <w:pPr>
-        <w:pStyle w:val="BodyText"/>
-      </w:pPr>
-      <w:r>
-        <w:rPr>
-          <w:rFonts w:ascii="Times New Roman" w:hAnsi="Times New Roman" w:eastAsia="Times New Roman" w:cs="Times New Roman"/>
-        </w:rPr>
-        <w:t xml:space="preserve">0.12</w:t>
-      </w:r>
-    </w:p>
+    <w:tbl>
+      <w:tblPr>
+        <w:tblStyle w:val="Table"/>
+        <w:tblW w:type="auto" w:w="0"/>
+        <w:tblLook w:firstRow="1" w:lastRow="0" w:firstColumn="0" w:lastColumn="0" w:noHBand="0" w:noVBand="0" w:val="0020"/>
+      </w:tblPr>
+      <w:tblGrid>
+        <w:gridCol w:w="1320"/>
+        <w:gridCol w:w="1320"/>
+        <w:gridCol w:w="1320"/>
+        <w:gridCol w:w="1320"/>
+        <w:gridCol w:w="1320"/>
+        <w:gridCol w:w="1320"/>
+      </w:tblGrid>
+      <w:tr>
+        <w:trPr>
+          <w:tblHeader w:val="on"/>
+        </w:trPr>
+        <w:tc>
+          <w:tcPr/>
+          <w:p>
+            <w:pPr>
+              <w:pStyle w:val="Compact"/>
+              <w:jc w:val="center"/>
+            </w:pPr>
+            <w:r>
+              <w:rPr>
+                <w:rFonts w:ascii="Times New Roman" w:hAnsi="Times New Roman" w:eastAsia="Times New Roman" w:cs="Times New Roman"/>
+                <w:b/>
+              </w:rPr>
+              <w:t xml:space="preserve">T/K</w:t>
+            </w:r>
+          </w:p>
+        </w:tc>
+        <w:tc>
+          <w:tcPr/>
+          <w:p>
+            <w:pPr>
+              <w:pStyle w:val="Compact"/>
+              <w:jc w:val="center"/>
+            </w:pPr>
+            <w:r>
+              <w:rPr>
+                <w:rFonts w:ascii="Times New Roman" w:hAnsi="Times New Roman" w:eastAsia="Times New Roman" w:cs="Times New Roman"/>
+                <w:b/>
+              </w:rPr>
+              <w:t xml:space="preserve">800</w:t>
+            </w:r>
+          </w:p>
+        </w:tc>
+        <w:tc>
+          <w:tcPr/>
+          <w:p>
+            <w:pPr>
+              <w:pStyle w:val="Compact"/>
+              <w:jc w:val="center"/>
+            </w:pPr>
+            <w:r>
+              <w:rPr>
+                <w:rFonts w:ascii="Times New Roman" w:hAnsi="Times New Roman" w:eastAsia="Times New Roman" w:cs="Times New Roman"/>
+                <w:b/>
+              </w:rPr>
+              <w:t xml:space="preserve">900</w:t>
+            </w:r>
+          </w:p>
+        </w:tc>
+        <w:tc>
+          <w:tcPr/>
+          <w:p>
+            <w:pPr>
+              <w:pStyle w:val="Compact"/>
+              <w:jc w:val="center"/>
+            </w:pPr>
+            <w:r>
+              <w:rPr>
+                <w:rFonts w:ascii="Times New Roman" w:hAnsi="Times New Roman" w:eastAsia="Times New Roman" w:cs="Times New Roman"/>
+                <w:b/>
+              </w:rPr>
+              <w:t xml:space="preserve">1000</w:t>
+            </w:r>
+          </w:p>
+        </w:tc>
+        <w:tc>
+          <w:tcPr/>
+          <w:p>
+            <w:pPr>
+              <w:pStyle w:val="Compact"/>
+              <w:jc w:val="center"/>
+            </w:pPr>
+            <w:r>
+              <w:rPr>
+                <w:rFonts w:ascii="Times New Roman" w:hAnsi="Times New Roman" w:eastAsia="Times New Roman" w:cs="Times New Roman"/>
+                <w:b/>
+              </w:rPr>
+              <w:t xml:space="preserve">1100</w:t>
+            </w:r>
+          </w:p>
+        </w:tc>
+        <w:tc>
+          <w:tcPr/>
+          <w:p>
+            <w:pPr>
+              <w:pStyle w:val="Compact"/>
+              <w:jc w:val="center"/>
+            </w:pPr>
+            <w:r>
+              <w:rPr>
+                <w:rFonts w:ascii="Times New Roman" w:hAnsi="Times New Roman" w:eastAsia="Times New Roman" w:cs="Times New Roman"/>
+                <w:b/>
+              </w:rPr>
+              <w:t xml:space="preserve">1170</w:t>
+            </w:r>
+          </w:p>
+        </w:tc>
+      </w:tr>
+      <w:tr>
+        <w:tc>
+          <w:tcPr/>
+          <w:p>
+            <w:pPr>
+              <w:pStyle w:val="Compact"/>
+              <w:jc w:val="center"/>
+            </w:pPr>
+            <m:oMath>
+              <m:sSup>
+                <m:e>
+                  <m:r>
+                    <m:t>K</m:t>
+                  </m:r>
+                </m:e>
+                <m:sup>
+                  <m:r>
+                    <m:rPr>
+                      <m:sty m:val="p"/>
+                    </m:rPr>
+                    <m:t>⊖</m:t>
+                  </m:r>
+                </m:sup>
+              </m:sSup>
+            </m:oMath>
+            <w:r>
+              <w:rPr>
+                <w:rFonts w:ascii="Times New Roman" w:hAnsi="Times New Roman" w:eastAsia="Times New Roman" w:cs="Times New Roman"/>
+              </w:rPr>
+              <w:t xml:space="preserve">​</w:t>
+            </w:r>
+          </w:p>
+        </w:tc>
+        <w:tc>
+          <w:tcPr/>
+          <w:p>
+            <w:pPr>
+              <w:pStyle w:val="Compact"/>
+              <w:jc w:val="center"/>
+            </w:pPr>
+            <w:r>
+              <w:rPr>
+                <w:rFonts w:ascii="Times New Roman" w:hAnsi="Times New Roman" w:eastAsia="Times New Roman" w:cs="Times New Roman"/>
+              </w:rPr>
+              <w:t xml:space="preserve">910</w:t>
+            </w:r>
+          </w:p>
+        </w:tc>
+        <w:tc>
+          <w:tcPr/>
+          <w:p>
+            <w:pPr>
+              <w:pStyle w:val="Compact"/>
+              <w:jc w:val="center"/>
+            </w:pPr>
+            <w:r>
+              <w:rPr>
+                <w:rFonts w:ascii="Times New Roman" w:hAnsi="Times New Roman" w:eastAsia="Times New Roman" w:cs="Times New Roman"/>
+              </w:rPr>
+              <w:t xml:space="preserve">42</w:t>
+            </w:r>
+          </w:p>
+        </w:tc>
+        <w:tc>
+          <w:tcPr/>
+          <w:p>
+            <w:pPr>
+              <w:pStyle w:val="Compact"/>
+              <w:jc w:val="center"/>
+            </w:pPr>
+            <w:r>
+              <w:rPr>
+                <w:rFonts w:ascii="Times New Roman" w:hAnsi="Times New Roman" w:eastAsia="Times New Roman" w:cs="Times New Roman"/>
+              </w:rPr>
+              <w:t xml:space="preserve">3.2</w:t>
+            </w:r>
+          </w:p>
+        </w:tc>
+        <w:tc>
+          <w:tcPr/>
+          <w:p>
+            <w:pPr>
+              <w:pStyle w:val="Compact"/>
+              <w:jc w:val="center"/>
+            </w:pPr>
+            <w:r>
+              <w:rPr>
+                <w:rFonts w:ascii="Times New Roman" w:hAnsi="Times New Roman" w:eastAsia="Times New Roman" w:cs="Times New Roman"/>
+              </w:rPr>
+              <w:t xml:space="preserve">0.39</w:t>
+            </w:r>
+          </w:p>
+        </w:tc>
+        <w:tc>
+          <w:tcPr/>
+          <w:p>
+            <w:pPr>
+              <w:pStyle w:val="Compact"/>
+              <w:jc w:val="center"/>
+            </w:pPr>
+            <w:r>
+              <w:rPr>
+                <w:rFonts w:ascii="Times New Roman" w:hAnsi="Times New Roman" w:eastAsia="Times New Roman" w:cs="Times New Roman"/>
+              </w:rPr>
+              <w:t xml:space="preserve">0.12</w:t>
+            </w:r>
+          </w:p>
+        </w:tc>
+      </w:tr>
+    </w:tbl>
     <w:p>
       <w:pPr>
         <w:spacing w:before="160" w:after="80"/>

--- a/00-首页/题组Word/习题书/第一篇-化学原理/2-化学平衡-学生版-打印版.docx
+++ b/00-首页/题组Word/习题书/第一篇-化学原理/2-化学平衡-学生版-打印版.docx
@@ -27563,7 +27563,8 @@
     <w:tbl>
       <w:tblPr>
         <w:tblStyle w:val="Table"/>
-        <w:tblW w:type="auto" w:w="0"/>
+        <w:tblW w:type="pct" w:w="5000"/>
+        <w:tblLayout w:type="fixed"/>
         <w:tblLook w:firstRow="1" w:lastRow="0" w:firstColumn="0" w:lastColumn="0" w:noHBand="0" w:noVBand="0" w:val="0020"/>
       </w:tblPr>
       <w:tblGrid>
@@ -27598,27 +27599,59 @@
               <w:pStyle w:val="Compact"/>
               <w:jc w:val="center"/>
             </w:pPr>
+            <m:oMath>
+              <m:sSub>
+                <m:e>
+                  <m:r>
+                    <m:rPr>
+                      <m:sty m:val="p"/>
+                    </m:rPr>
+                    <m:t>Δ</m:t>
+                  </m:r>
+                </m:e>
+                <m:sub>
+                  <m:r>
+                    <m:rPr>
+                      <m:sty m:val="p"/>
+                    </m:rPr>
+                    <m:t>f</m:t>
+                  </m:r>
+                </m:sub>
+              </m:sSub>
+              <m:sSubSup>
+                <m:e>
+                  <m:r>
+                    <m:t>H</m:t>
+                  </m:r>
+                </m:e>
+                <m:sub>
+                  <m:r>
+                    <m:rPr>
+                      <m:sty m:val="p"/>
+                    </m:rPr>
+                    <m:t>m</m:t>
+                  </m:r>
+                </m:sub>
+                <m:sup>
+                  <m:r>
+                    <m:t>θ</m:t>
+                  </m:r>
+                </m:sup>
+              </m:sSubSup>
+            </m:oMath>
             <w:r>
               <w:rPr>
                 <w:rFonts w:ascii="Times New Roman" w:hAnsi="Times New Roman" w:eastAsia="Times New Roman" w:cs="Times New Roman"/>
                 <w:b/>
               </w:rPr>
-              <w:t>ΔfH^θ</w:t>
-            </w:r>
-            <w:r>
-              <w:rPr>
-                <w:rFonts w:ascii="Times New Roman" w:hAnsi="Times New Roman" w:eastAsia="Times New Roman" w:cs="Times New Roman"/>
-                <w:b/>
-                <w:vertAlign w:val="subscript"/>
-              </w:rPr>
-              <w:t>m</w:t>
+              <w:t xml:space="preserve"> </w:t>
             </w:r>
             <w:r>
               <w:rPr>
                 <w:rFonts w:ascii="Times New Roman" w:hAnsi="Times New Roman" w:eastAsia="Times New Roman" w:cs="Times New Roman"/>
                 <w:b/>
               </w:rPr>
-              <w:t xml:space="preserve"> / kJ·mol</w:t>
+              <w:t>/ kJ·mol</w:t>
             </w:r>
             <w:r>
               <w:rPr>
@@ -27637,27 +27670,41 @@
               <w:pStyle w:val="Compact"/>
               <w:jc w:val="center"/>
             </w:pPr>
+            <m:oMath>
+              <m:sSubSup>
+                <m:e>
+                  <m:r>
+                    <m:t>S</m:t>
+                  </m:r>
+                </m:e>
+                <m:sub>
+                  <m:r>
+                    <m:rPr>
+                      <m:sty m:val="p"/>
+                    </m:rPr>
+                    <m:t>m</m:t>
+                  </m:r>
+                </m:sub>
+                <m:sup>
+                  <m:r>
+                    <m:t>θ</m:t>
+                  </m:r>
+                </m:sup>
+              </m:sSubSup>
+            </m:oMath>
             <w:r>
               <w:rPr>
                 <w:rFonts w:ascii="Times New Roman" w:hAnsi="Times New Roman" w:eastAsia="Times New Roman" w:cs="Times New Roman"/>
                 <w:b/>
               </w:rPr>
-              <w:t>S^θ</w:t>
-            </w:r>
-            <w:r>
-              <w:rPr>
-                <w:rFonts w:ascii="Times New Roman" w:hAnsi="Times New Roman" w:eastAsia="Times New Roman" w:cs="Times New Roman"/>
-                <w:b/>
-                <w:vertAlign w:val="subscript"/>
-              </w:rPr>
-              <w:t>m</w:t>
+              <w:t xml:space="preserve"> </w:t>
             </w:r>
             <w:r>
               <w:rPr>
                 <w:rFonts w:ascii="Times New Roman" w:hAnsi="Times New Roman" w:eastAsia="Times New Roman" w:cs="Times New Roman"/>
                 <w:b/>
               </w:rPr>
-              <w:t xml:space="preserve"> / J·K</w:t>
+              <w:t>/ J·K</w:t>
             </w:r>
             <w:r>
               <w:rPr>

--- a/00-首页/题组Word/习题书/第一篇-化学原理/2-化学平衡-学生版-打印版.docx
+++ b/00-首页/题组Word/习题书/第一篇-化学原理/2-化学平衡-学生版-打印版.docx
@@ -5063,7 +5063,8 @@
     <w:tbl>
       <w:tblPr>
         <w:tblStyle w:val="Table"/>
-        <w:tblW w:type="auto" w:w="0"/>
+        <w:tblW w:type="pct" w:w="5000"/>
+        <w:tblLayout w:type="fixed"/>
         <w:tblLook w:firstRow="1" w:lastRow="0" w:firstColumn="0" w:lastColumn="0" w:noHBand="0" w:noVBand="0" w:val="0020"/>
       </w:tblPr>
       <w:tblGrid>
@@ -5264,26 +5265,41 @@
                 <m:t>(</m:t>
               </m:r>
               <m:r>
+                <m:rPr>
+                  <m:sty m:val="p"/>
+                </m:rPr>
                 <m:t>k</m:t>
               </m:r>
               <m:r>
+                <m:rPr>
+                  <m:sty m:val="p"/>
+                </m:rPr>
                 <m:t>J</m:t>
               </m:r>
               <m:r>
                 <m:rPr>
                   <m:sty m:val="p"/>
                 </m:rPr>
-                <m:t>·</m:t>
-              </m:r>
-              <m:r>
-                <m:t>m</m:t>
-              </m:r>
-              <m:r>
-                <m:t>o</m:t>
+                <m:t>⋅</m:t>
               </m:r>
               <m:sSup>
                 <m:e>
                   <m:r>
+                    <m:rPr>
+                      <m:sty m:val="p"/>
+                    </m:rPr>
+                    <m:t>m</m:t>
+                  </m:r>
+                  <m:r>
+                    <m:rPr>
+                      <m:sty m:val="p"/>
+                    </m:rPr>
+                    <m:t>o</m:t>
+                  </m:r>
+                  <m:r>
+                    <m:rPr>
+                      <m:sty m:val="p"/>
+                    </m:rPr>
                     <m:t>l</m:t>
                   </m:r>
                 </m:e>
@@ -5397,23 +5413,35 @@
                 <m:t>(</m:t>
               </m:r>
               <m:r>
+                <m:rPr>
+                  <m:sty m:val="p"/>
+                </m:rPr>
                 <m:t>J</m:t>
               </m:r>
               <m:r>
                 <m:rPr>
                   <m:sty m:val="p"/>
                 </m:rPr>
-                <m:t>·</m:t>
-              </m:r>
-              <m:r>
-                <m:t>m</m:t>
-              </m:r>
-              <m:r>
-                <m:t>o</m:t>
+                <m:t>⋅</m:t>
               </m:r>
               <m:sSup>
                 <m:e>
                   <m:r>
+                    <m:rPr>
+                      <m:sty m:val="p"/>
+                    </m:rPr>
+                    <m:t>m</m:t>
+                  </m:r>
+                  <m:r>
+                    <m:rPr>
+                      <m:sty m:val="p"/>
+                    </m:rPr>
+                    <m:t>o</m:t>
+                  </m:r>
+                  <m:r>
+                    <m:rPr>
+                      <m:sty m:val="p"/>
+                    </m:rPr>
                     <m:t>l</m:t>
                   </m:r>
                 </m:e>
@@ -5433,11 +5461,14 @@
                 <m:rPr>
                   <m:sty m:val="p"/>
                 </m:rPr>
-                <m:t>·</m:t>
+                <m:t>⋅</m:t>
               </m:r>
               <m:sSup>
                 <m:e>
                   <m:r>
+                    <m:rPr>
+                      <m:sty m:val="p"/>
+                    </m:rPr>
                     <m:t>K</m:t>
                   </m:r>
                 </m:e>

--- a/00-首页/题组Word/习题书/第一篇-化学原理/2-化学平衡-学生版-打印版.docx
+++ b/00-首页/题组Word/习题书/第一篇-化学原理/2-化学平衡-学生版-打印版.docx
@@ -937,6 +937,21 @@
         </w:rPr>
         <w:t xml:space="preserve">​</w:t>
       </w:r>
+    </w:p>
+    <w:p>
+      <w:pPr>
+        <w:spacing w:before="0" w:after="0"/>
+      </w:pPr>
+    </w:p>
+    <w:p>
+      <w:pPr>
+        <w:spacing w:before="0" w:after="0"/>
+      </w:pPr>
+    </w:p>
+    <w:p>
+      <w:pPr>
+        <w:spacing w:before="0" w:after="0"/>
+      </w:pPr>
     </w:p>
     <w:p>
       <w:pPr>
@@ -1753,6 +1768,21 @@
     </w:p>
     <w:p>
       <w:pPr>
+        <w:spacing w:before="0" w:after="0"/>
+      </w:pPr>
+    </w:p>
+    <w:p>
+      <w:pPr>
+        <w:spacing w:before="0" w:after="0"/>
+      </w:pPr>
+    </w:p>
+    <w:p>
+      <w:pPr>
+        <w:spacing w:before="0" w:after="0"/>
+      </w:pPr>
+    </w:p>
+    <w:p>
+      <w:pPr>
         <w:spacing w:before="160" w:after="80"/>
       </w:pPr>
       <w:r>
@@ -2279,6 +2309,21 @@
     </w:p>
     <w:p>
       <w:pPr>
+        <w:spacing w:before="0" w:after="0"/>
+      </w:pPr>
+    </w:p>
+    <w:p>
+      <w:pPr>
+        <w:spacing w:before="0" w:after="0"/>
+      </w:pPr>
+    </w:p>
+    <w:p>
+      <w:pPr>
+        <w:spacing w:before="0" w:after="0"/>
+      </w:pPr>
+    </w:p>
+    <w:p>
+      <w:pPr>
         <w:spacing w:before="160" w:after="80"/>
       </w:pPr>
       <w:r>
@@ -2917,6 +2962,31 @@
     </w:p>
     <w:p>
       <w:pPr>
+        <w:spacing w:before="0" w:after="0"/>
+      </w:pPr>
+    </w:p>
+    <w:p>
+      <w:pPr>
+        <w:spacing w:before="0" w:after="0"/>
+      </w:pPr>
+    </w:p>
+    <w:p>
+      <w:pPr>
+        <w:spacing w:before="0" w:after="0"/>
+      </w:pPr>
+    </w:p>
+    <w:p>
+      <w:pPr>
+        <w:spacing w:before="0" w:after="0"/>
+      </w:pPr>
+    </w:p>
+    <w:p>
+      <w:pPr>
+        <w:spacing w:before="0" w:after="0"/>
+      </w:pPr>
+    </w:p>
+    <w:p>
+      <w:pPr>
         <w:spacing w:before="160" w:after="80"/>
       </w:pPr>
       <w:r>
@@ -3446,6 +3516,31 @@
     </w:p>
     <w:p>
       <w:pPr>
+        <w:spacing w:before="0" w:after="0"/>
+      </w:pPr>
+    </w:p>
+    <w:p>
+      <w:pPr>
+        <w:spacing w:before="0" w:after="0"/>
+      </w:pPr>
+    </w:p>
+    <w:p>
+      <w:pPr>
+        <w:spacing w:before="0" w:after="0"/>
+      </w:pPr>
+    </w:p>
+    <w:p>
+      <w:pPr>
+        <w:spacing w:before="0" w:after="0"/>
+      </w:pPr>
+    </w:p>
+    <w:p>
+      <w:pPr>
+        <w:spacing w:before="0" w:after="0"/>
+      </w:pPr>
+    </w:p>
+    <w:p>
+      <w:pPr>
         <w:spacing w:before="160" w:after="80"/>
       </w:pPr>
       <w:r>
@@ -3952,6 +4047,31 @@
         </w:rPr>
         <w:t xml:space="preserve">1.0</w:t>
       </w:r>
+    </w:p>
+    <w:p>
+      <w:pPr>
+        <w:spacing w:before="0" w:after="0"/>
+      </w:pPr>
+    </w:p>
+    <w:p>
+      <w:pPr>
+        <w:spacing w:before="0" w:after="0"/>
+      </w:pPr>
+    </w:p>
+    <w:p>
+      <w:pPr>
+        <w:spacing w:before="0" w:after="0"/>
+      </w:pPr>
+    </w:p>
+    <w:p>
+      <w:pPr>
+        <w:spacing w:before="0" w:after="0"/>
+      </w:pPr>
+    </w:p>
+    <w:p>
+      <w:pPr>
+        <w:spacing w:before="0" w:after="0"/>
+      </w:pPr>
     </w:p>
     <w:p>
       <w:pPr>
@@ -4940,6 +5060,21 @@
           </m:sSup>
         </m:oMath>
       </m:oMathPara>
+    </w:p>
+    <w:p>
+      <w:pPr>
+        <w:spacing w:before="0" w:after="0"/>
+      </w:pPr>
+    </w:p>
+    <w:p>
+      <w:pPr>
+        <w:spacing w:before="0" w:after="0"/>
+      </w:pPr>
+    </w:p>
+    <w:p>
+      <w:pPr>
+        <w:spacing w:before="0" w:after="0"/>
+      </w:pPr>
     </w:p>
     <w:p>
       <w:pPr>
@@ -5548,6 +5683,21 @@
     </w:tbl>
     <w:p>
       <w:pPr>
+        <w:spacing w:before="0" w:after="0"/>
+      </w:pPr>
+    </w:p>
+    <w:p>
+      <w:pPr>
+        <w:spacing w:before="0" w:after="0"/>
+      </w:pPr>
+    </w:p>
+    <w:p>
+      <w:pPr>
+        <w:spacing w:before="0" w:after="0"/>
+      </w:pPr>
+    </w:p>
+    <w:p>
+      <w:pPr>
         <w:spacing w:before="160" w:after="80"/>
       </w:pPr>
       <w:r>
@@ -6300,6 +6450,21 @@
         </w:rPr>
         <w:t xml:space="preserve">。]</w:t>
       </w:r>
+    </w:p>
+    <w:p>
+      <w:pPr>
+        <w:spacing w:before="0" w:after="0"/>
+      </w:pPr>
+    </w:p>
+    <w:p>
+      <w:pPr>
+        <w:spacing w:before="0" w:after="0"/>
+      </w:pPr>
+    </w:p>
+    <w:p>
+      <w:pPr>
+        <w:spacing w:before="0" w:after="0"/>
+      </w:pPr>
     </w:p>
     <w:p>
       <w:pPr>
@@ -6797,6 +6962,31 @@
     </w:p>
     <w:p>
       <w:pPr>
+        <w:spacing w:before="0" w:after="0"/>
+      </w:pPr>
+    </w:p>
+    <w:p>
+      <w:pPr>
+        <w:spacing w:before="0" w:after="0"/>
+      </w:pPr>
+    </w:p>
+    <w:p>
+      <w:pPr>
+        <w:spacing w:before="0" w:after="0"/>
+      </w:pPr>
+    </w:p>
+    <w:p>
+      <w:pPr>
+        <w:spacing w:before="0" w:after="0"/>
+      </w:pPr>
+    </w:p>
+    <w:p>
+      <w:pPr>
+        <w:spacing w:before="0" w:after="0"/>
+      </w:pPr>
+    </w:p>
+    <w:p>
+      <w:pPr>
         <w:spacing w:before="160" w:after="80"/>
       </w:pPr>
       <w:r>
@@ -7064,6 +7254,21 @@
     </w:p>
     <w:p>
       <w:pPr>
+        <w:spacing w:before="0" w:after="0"/>
+      </w:pPr>
+    </w:p>
+    <w:p>
+      <w:pPr>
+        <w:spacing w:before="0" w:after="0"/>
+      </w:pPr>
+    </w:p>
+    <w:p>
+      <w:pPr>
+        <w:spacing w:before="0" w:after="0"/>
+      </w:pPr>
+    </w:p>
+    <w:p>
+      <w:pPr>
         <w:spacing w:before="160" w:after="80"/>
       </w:pPr>
       <w:r>
@@ -7761,6 +7966,21 @@
         </w:rPr>
         <w:t xml:space="preserve">?</w:t>
       </w:r>
+    </w:p>
+    <w:p>
+      <w:pPr>
+        <w:spacing w:before="0" w:after="0"/>
+      </w:pPr>
+    </w:p>
+    <w:p>
+      <w:pPr>
+        <w:spacing w:before="0" w:after="0"/>
+      </w:pPr>
+    </w:p>
+    <w:p>
+      <w:pPr>
+        <w:spacing w:before="0" w:after="0"/>
+      </w:pPr>
     </w:p>
     <w:p>
       <w:pPr>
@@ -8317,6 +8537,31 @@
         </w:rPr>
         <w:t xml:space="preserve">0.108</w:t>
       </w:r>
+    </w:p>
+    <w:p>
+      <w:pPr>
+        <w:spacing w:before="0" w:after="0"/>
+      </w:pPr>
+    </w:p>
+    <w:p>
+      <w:pPr>
+        <w:spacing w:before="0" w:after="0"/>
+      </w:pPr>
+    </w:p>
+    <w:p>
+      <w:pPr>
+        <w:spacing w:before="0" w:after="0"/>
+      </w:pPr>
+    </w:p>
+    <w:p>
+      <w:pPr>
+        <w:spacing w:before="0" w:after="0"/>
+      </w:pPr>
+    </w:p>
+    <w:p>
+      <w:pPr>
+        <w:spacing w:before="0" w:after="0"/>
+      </w:pPr>
     </w:p>
     <w:p>
       <w:pPr>
@@ -8884,6 +9129,21 @@
     </w:tbl>
     <w:p>
       <w:pPr>
+        <w:spacing w:before="0" w:after="0"/>
+      </w:pPr>
+    </w:p>
+    <w:p>
+      <w:pPr>
+        <w:spacing w:before="0" w:after="0"/>
+      </w:pPr>
+    </w:p>
+    <w:p>
+      <w:pPr>
+        <w:spacing w:before="0" w:after="0"/>
+      </w:pPr>
+    </w:p>
+    <w:p>
+      <w:pPr>
         <w:spacing w:before="160" w:after="80"/>
       </w:pPr>
       <w:r>
@@ -9450,6 +9710,21 @@
         </w:rPr>
         <w:t xml:space="preserve">。</w:t>
       </w:r>
+    </w:p>
+    <w:p>
+      <w:pPr>
+        <w:spacing w:before="0" w:after="0"/>
+      </w:pPr>
+    </w:p>
+    <w:p>
+      <w:pPr>
+        <w:spacing w:before="0" w:after="0"/>
+      </w:pPr>
+    </w:p>
+    <w:p>
+      <w:pPr>
+        <w:spacing w:before="0" w:after="0"/>
+      </w:pPr>
     </w:p>
     <w:p>
       <w:pPr>
@@ -9848,6 +10123,21 @@
     </w:p>
     <w:p>
       <w:pPr>
+        <w:spacing w:before="0" w:after="0"/>
+      </w:pPr>
+    </w:p>
+    <w:p>
+      <w:pPr>
+        <w:spacing w:before="0" w:after="0"/>
+      </w:pPr>
+    </w:p>
+    <w:p>
+      <w:pPr>
+        <w:spacing w:before="0" w:after="0"/>
+      </w:pPr>
+    </w:p>
+    <w:p>
+      <w:pPr>
         <w:spacing w:before="160" w:after="80"/>
       </w:pPr>
       <w:r>
@@ -10743,6 +11033,21 @@
     </w:p>
     <w:p>
       <w:pPr>
+        <w:spacing w:before="0" w:after="0"/>
+      </w:pPr>
+    </w:p>
+    <w:p>
+      <w:pPr>
+        <w:spacing w:before="0" w:after="0"/>
+      </w:pPr>
+    </w:p>
+    <w:p>
+      <w:pPr>
+        <w:spacing w:before="0" w:after="0"/>
+      </w:pPr>
+    </w:p>
+    <w:p>
+      <w:pPr>
         <w:spacing w:before="160" w:after="80"/>
       </w:pPr>
       <w:r>
@@ -11505,6 +11810,31 @@
         </w:rPr>
         <w:t xml:space="preserve">。</w:t>
       </w:r>
+    </w:p>
+    <w:p>
+      <w:pPr>
+        <w:spacing w:before="0" w:after="0"/>
+      </w:pPr>
+    </w:p>
+    <w:p>
+      <w:pPr>
+        <w:spacing w:before="0" w:after="0"/>
+      </w:pPr>
+    </w:p>
+    <w:p>
+      <w:pPr>
+        <w:spacing w:before="0" w:after="0"/>
+      </w:pPr>
+    </w:p>
+    <w:p>
+      <w:pPr>
+        <w:spacing w:before="0" w:after="0"/>
+      </w:pPr>
+    </w:p>
+    <w:p>
+      <w:pPr>
+        <w:spacing w:before="0" w:after="0"/>
+      </w:pPr>
     </w:p>
     <w:p>
       <w:pPr>
@@ -12547,6 +12877,31 @@
     </w:p>
     <w:p>
       <w:pPr>
+        <w:spacing w:before="0" w:after="0"/>
+      </w:pPr>
+    </w:p>
+    <w:p>
+      <w:pPr>
+        <w:spacing w:before="0" w:after="0"/>
+      </w:pPr>
+    </w:p>
+    <w:p>
+      <w:pPr>
+        <w:spacing w:before="0" w:after="0"/>
+      </w:pPr>
+    </w:p>
+    <w:p>
+      <w:pPr>
+        <w:spacing w:before="0" w:after="0"/>
+      </w:pPr>
+    </w:p>
+    <w:p>
+      <w:pPr>
+        <w:spacing w:before="0" w:after="0"/>
+      </w:pPr>
+    </w:p>
+    <w:p>
+      <w:pPr>
         <w:spacing w:before="160" w:after="80"/>
       </w:pPr>
       <w:r>
@@ -13187,6 +13542,31 @@
         </w:rPr>
         <w:t>？</w:t>
       </w:r>
+    </w:p>
+    <w:p>
+      <w:pPr>
+        <w:spacing w:before="0" w:after="0"/>
+      </w:pPr>
+    </w:p>
+    <w:p>
+      <w:pPr>
+        <w:spacing w:before="0" w:after="0"/>
+      </w:pPr>
+    </w:p>
+    <w:p>
+      <w:pPr>
+        <w:spacing w:before="0" w:after="0"/>
+      </w:pPr>
+    </w:p>
+    <w:p>
+      <w:pPr>
+        <w:spacing w:before="0" w:after="0"/>
+      </w:pPr>
+    </w:p>
+    <w:p>
+      <w:pPr>
+        <w:spacing w:before="0" w:after="0"/>
+      </w:pPr>
     </w:p>
     <w:p>
       <w:pPr>
@@ -13859,6 +14239,8 @@
     <w:p>
       <w:pPr>
         <w:pStyle w:val="BodyText"/>
+        <w:ind w:left="480" w:hanging="480"/>
+        <w:spacing w:after="0"/>
       </w:pPr>
       <w:r>
         <w:rPr>
@@ -13876,7 +14258,20 @@
         <w:rPr>
           <w:rFonts w:ascii="Times New Roman" w:hAnsi="Times New Roman" w:eastAsia="Times New Roman" w:cs="Times New Roman"/>
         </w:rPr>
-        <w:t xml:space="preserve">　B. </w:t>
+        <w:t xml:space="preserve">　</w:t>
+      </w:r>
+    </w:p>
+    <w:p>
+      <w:pPr>
+        <w:pStyle w:val="BodyText"/>
+        <w:ind w:left="480" w:hanging="480"/>
+        <w:spacing w:before="0" w:after="0"/>
+      </w:pPr>
+      <w:r>
+        <w:rPr>
+          <w:rFonts w:ascii="Times New Roman" w:hAnsi="Times New Roman" w:eastAsia="Times New Roman" w:cs="Times New Roman"/>
+        </w:rPr>
+        <w:t xml:space="preserve">B. </w:t>
       </w:r>
       <w:r>
         <w:rPr>
@@ -13888,7 +14283,20 @@
         <w:rPr>
           <w:rFonts w:ascii="Times New Roman" w:hAnsi="Times New Roman" w:eastAsia="Times New Roman" w:cs="Times New Roman"/>
         </w:rPr>
-        <w:t xml:space="preserve">　C. </w:t>
+        <w:t xml:space="preserve">　</w:t>
+      </w:r>
+    </w:p>
+    <w:p>
+      <w:pPr>
+        <w:pStyle w:val="BodyText"/>
+        <w:ind w:left="480" w:hanging="480"/>
+        <w:spacing w:before="0" w:after="0"/>
+      </w:pPr>
+      <w:r>
+        <w:rPr>
+          <w:rFonts w:ascii="Times New Roman" w:hAnsi="Times New Roman" w:eastAsia="Times New Roman" w:cs="Times New Roman"/>
+        </w:rPr>
+        <w:t xml:space="preserve">C. </w:t>
       </w:r>
       <w:r>
         <w:rPr>
@@ -13900,7 +14308,20 @@
         <w:rPr>
           <w:rFonts w:ascii="Times New Roman" w:hAnsi="Times New Roman" w:eastAsia="Times New Roman" w:cs="Times New Roman"/>
         </w:rPr>
-        <w:t xml:space="preserve">　D. </w:t>
+        <w:t xml:space="preserve">　</w:t>
+      </w:r>
+    </w:p>
+    <w:p>
+      <w:pPr>
+        <w:pStyle w:val="BodyText"/>
+        <w:ind w:left="480" w:hanging="480"/>
+        <w:spacing w:before="0" w:after="180"/>
+      </w:pPr>
+      <w:r>
+        <w:rPr>
+          <w:rFonts w:ascii="Times New Roman" w:hAnsi="Times New Roman" w:eastAsia="Times New Roman" w:cs="Times New Roman"/>
+        </w:rPr>
+        <w:t xml:space="preserve">D. </w:t>
       </w:r>
       <w:r>
         <w:rPr>
@@ -13929,112 +14350,13 @@
     </w:p>
     <w:p>
       <w:pPr>
-        <w:pStyle w:val="BlockText"/>
-      </w:pPr>
-      <w:r>
-        <w:rPr>
-          <w:rFonts w:hint="eastAsia" w:ascii="Times New Roman" w:hAnsi="Times New Roman" w:eastAsia="FangSong" w:cs="Times New Roman"/>
-          <w:b/>
-          <w:bCs/>
-        </w:rPr>
-        <w:t xml:space="preserve">校勘注</w:t>
-      </w:r>
-      <w:r>
-        <w:rPr>
-          <w:rFonts w:hint="eastAsia" w:ascii="Times New Roman" w:hAnsi="Times New Roman" w:eastAsia="Times New Roman" w:cs="Times New Roman"/>
-        </w:rPr>
-        <w:t>：</w:t>
-      </w:r>
-      <w:r>
-        <w:rPr>
-          <w:rFonts w:hint="eastAsia" w:ascii="Times New Roman" w:hAnsi="Times New Roman" w:eastAsia="FangSong" w:cs="Times New Roman"/>
-        </w:rPr>
-        <w:t>原书</w:t>
-      </w:r>
-      <w:r>
-        <w:rPr>
-          <w:rFonts w:ascii="Times New Roman" w:hAnsi="Times New Roman" w:eastAsia="Times New Roman" w:cs="Times New Roman"/>
-        </w:rPr>
-        <w:t xml:space="preserve"> </w:t>
-      </w:r>
-      <w:r>
-        <w:rPr>
-          <w:rFonts w:hint="eastAsia" w:ascii="Times New Roman" w:hAnsi="Times New Roman" w:eastAsia="Times New Roman" w:cs="Times New Roman"/>
-        </w:rPr>
-        <w:t>OCR「</w:t>
-      </w:r>
-      <w:r>
-        <w:rPr>
-          <w:rFonts w:hint="eastAsia" w:ascii="Times New Roman" w:hAnsi="Times New Roman" w:eastAsia="FangSong" w:cs="Times New Roman"/>
-        </w:rPr>
-        <w:t>钙镁</w:t>
-      </w:r>
-      <w:r>
-        <w:rPr>
-          <w:rFonts w:hint="eastAsia" w:ascii="Times New Roman" w:hAnsi="Times New Roman" w:eastAsia="Times New Roman" w:cs="Times New Roman"/>
-        </w:rPr>
-        <w:t>)</w:t>
-      </w:r>
-      <w:r>
-        <w:rPr>
-          <w:rFonts w:hint="eastAsia" w:ascii="Times New Roman" w:hAnsi="Times New Roman" w:eastAsia="FangSong" w:cs="Times New Roman"/>
-        </w:rPr>
-        <w:t>石榴子石</w:t>
-      </w:r>
-      <w:r>
-        <w:rPr>
-          <w:rFonts w:hint="eastAsia" w:ascii="Times New Roman" w:hAnsi="Times New Roman" w:eastAsia="Times New Roman" w:cs="Times New Roman"/>
-        </w:rPr>
-        <w:t>」</w:t>
-      </w:r>
-      <w:r>
-        <w:rPr>
-          <w:rFonts w:hint="eastAsia" w:ascii="Times New Roman" w:hAnsi="Times New Roman" w:eastAsia="FangSong" w:cs="Times New Roman"/>
-        </w:rPr>
-        <w:t>缺左括号</w:t>
-      </w:r>
-      <w:r>
-        <w:rPr>
-          <w:rFonts w:hint="eastAsia" w:ascii="Times New Roman" w:hAnsi="Times New Roman" w:eastAsia="Times New Roman" w:cs="Times New Roman"/>
-        </w:rPr>
-        <w:t>，</w:t>
-      </w:r>
-      <w:r>
-        <w:rPr>
-          <w:rFonts w:hint="eastAsia" w:ascii="Times New Roman" w:hAnsi="Times New Roman" w:eastAsia="FangSong" w:cs="Times New Roman"/>
-        </w:rPr>
-        <w:t>补全为</w:t>
-      </w:r>
-      <w:r>
-        <w:rPr>
-          <w:rFonts w:hint="eastAsia" w:ascii="Times New Roman" w:hAnsi="Times New Roman" w:eastAsia="Times New Roman" w:cs="Times New Roman"/>
-        </w:rPr>
-        <w:t>「（</w:t>
-      </w:r>
-      <w:r>
-        <w:rPr>
-          <w:rFonts w:hint="eastAsia" w:ascii="Times New Roman" w:hAnsi="Times New Roman" w:eastAsia="FangSong" w:cs="Times New Roman"/>
-        </w:rPr>
-        <w:t>钙镁</w:t>
-      </w:r>
-      <w:r>
-        <w:rPr>
-          <w:rFonts w:hint="eastAsia" w:ascii="Times New Roman" w:hAnsi="Times New Roman" w:eastAsia="Times New Roman" w:cs="Times New Roman"/>
-        </w:rPr>
-        <w:t>）</w:t>
-      </w:r>
-      <w:r>
-        <w:rPr>
-          <w:rFonts w:hint="eastAsia" w:ascii="Times New Roman" w:hAnsi="Times New Roman" w:eastAsia="FangSong" w:cs="Times New Roman"/>
-        </w:rPr>
-        <w:t>石榴子石</w:t>
-      </w:r>
-      <w:r>
-        <w:rPr>
-          <w:rFonts w:hint="eastAsia" w:ascii="Times New Roman" w:hAnsi="Times New Roman" w:eastAsia="Times New Roman" w:cs="Times New Roman"/>
-        </w:rPr>
-        <w:t>」。</w:t>
-      </w:r>
+        <w:spacing w:before="0" w:after="0"/>
+      </w:pPr>
+    </w:p>
+    <w:p>
+      <w:pPr>
+        <w:spacing w:before="0" w:after="0"/>
+      </w:pPr>
     </w:p>
     <w:p>
       <w:pPr>
@@ -14592,6 +14914,21 @@
         </w:rPr>
         <w:t xml:space="preserve">。</w:t>
       </w:r>
+    </w:p>
+    <w:p>
+      <w:pPr>
+        <w:spacing w:before="0" w:after="0"/>
+      </w:pPr>
+    </w:p>
+    <w:p>
+      <w:pPr>
+        <w:spacing w:before="0" w:after="0"/>
+      </w:pPr>
+    </w:p>
+    <w:p>
+      <w:pPr>
+        <w:spacing w:before="0" w:after="0"/>
+      </w:pPr>
     </w:p>
     <w:p>
       <w:pPr>
@@ -15171,6 +15508,31 @@
         </w:rPr>
         <w:t>。</w:t>
       </w:r>
+    </w:p>
+    <w:p>
+      <w:pPr>
+        <w:spacing w:before="0" w:after="0"/>
+      </w:pPr>
+    </w:p>
+    <w:p>
+      <w:pPr>
+        <w:spacing w:before="0" w:after="0"/>
+      </w:pPr>
+    </w:p>
+    <w:p>
+      <w:pPr>
+        <w:spacing w:before="0" w:after="0"/>
+      </w:pPr>
+    </w:p>
+    <w:p>
+      <w:pPr>
+        <w:spacing w:before="0" w:after="0"/>
+      </w:pPr>
+    </w:p>
+    <w:p>
+      <w:pPr>
+        <w:spacing w:before="0" w:after="0"/>
+      </w:pPr>
     </w:p>
     <w:p>
       <w:pPr>
@@ -16127,6 +16489,16 @@
     </w:p>
     <w:p>
       <w:pPr>
+        <w:spacing w:before="0" w:after="0"/>
+      </w:pPr>
+    </w:p>
+    <w:p>
+      <w:pPr>
+        <w:spacing w:before="0" w:after="0"/>
+      </w:pPr>
+    </w:p>
+    <w:p>
+      <w:pPr>
         <w:spacing w:before="160" w:after="80"/>
       </w:pPr>
       <w:r>
@@ -16253,6 +16625,31 @@
     </w:p>
     <w:p>
       <w:pPr>
+        <w:spacing w:before="0" w:after="0"/>
+      </w:pPr>
+    </w:p>
+    <w:p>
+      <w:pPr>
+        <w:spacing w:before="0" w:after="0"/>
+      </w:pPr>
+    </w:p>
+    <w:p>
+      <w:pPr>
+        <w:spacing w:before="0" w:after="0"/>
+      </w:pPr>
+    </w:p>
+    <w:p>
+      <w:pPr>
+        <w:spacing w:before="0" w:after="0"/>
+      </w:pPr>
+    </w:p>
+    <w:p>
+      <w:pPr>
+        <w:spacing w:before="0" w:after="0"/>
+      </w:pPr>
+    </w:p>
+    <w:p>
+      <w:pPr>
         <w:spacing w:before="160" w:after="80"/>
       </w:pPr>
       <w:r>
@@ -16636,6 +17033,31 @@
         </w:rPr>
         <w:t>？</w:t>
       </w:r>
+    </w:p>
+    <w:p>
+      <w:pPr>
+        <w:spacing w:before="0" w:after="0"/>
+      </w:pPr>
+    </w:p>
+    <w:p>
+      <w:pPr>
+        <w:spacing w:before="0" w:after="0"/>
+      </w:pPr>
+    </w:p>
+    <w:p>
+      <w:pPr>
+        <w:spacing w:before="0" w:after="0"/>
+      </w:pPr>
+    </w:p>
+    <w:p>
+      <w:pPr>
+        <w:spacing w:before="0" w:after="0"/>
+      </w:pPr>
+    </w:p>
+    <w:p>
+      <w:pPr>
+        <w:spacing w:before="0" w:after="0"/>
+      </w:pPr>
     </w:p>
     <w:p>
       <w:pPr>
@@ -16985,6 +17407,21 @@
         </w:rPr>
         <w:t>”</w:t>
       </w:r>
+    </w:p>
+    <w:p>
+      <w:pPr>
+        <w:spacing w:before="0" w:after="0"/>
+      </w:pPr>
+    </w:p>
+    <w:p>
+      <w:pPr>
+        <w:spacing w:before="0" w:after="0"/>
+      </w:pPr>
+    </w:p>
+    <w:p>
+      <w:pPr>
+        <w:spacing w:before="0" w:after="0"/>
+      </w:pPr>
     </w:p>
     <w:p>
       <w:pPr>
@@ -17230,6 +17667,21 @@
           </m:e>
         </m:rad>
       </m:oMath>
+    </w:p>
+    <w:p>
+      <w:pPr>
+        <w:spacing w:before="0" w:after="0"/>
+      </w:pPr>
+    </w:p>
+    <w:p>
+      <w:pPr>
+        <w:spacing w:before="0" w:after="0"/>
+      </w:pPr>
+    </w:p>
+    <w:p>
+      <w:pPr>
+        <w:spacing w:before="0" w:after="0"/>
+      </w:pPr>
     </w:p>
     <w:p>
       <w:pPr>
@@ -17850,6 +18302,46 @@
     </w:p>
     <w:p>
       <w:pPr>
+        <w:spacing w:before="0" w:after="0"/>
+      </w:pPr>
+    </w:p>
+    <w:p>
+      <w:pPr>
+        <w:spacing w:before="0" w:after="0"/>
+      </w:pPr>
+    </w:p>
+    <w:p>
+      <w:pPr>
+        <w:spacing w:before="0" w:after="0"/>
+      </w:pPr>
+    </w:p>
+    <w:p>
+      <w:pPr>
+        <w:spacing w:before="0" w:after="0"/>
+      </w:pPr>
+    </w:p>
+    <w:p>
+      <w:pPr>
+        <w:spacing w:before="0" w:after="0"/>
+      </w:pPr>
+    </w:p>
+    <w:p>
+      <w:pPr>
+        <w:spacing w:before="0" w:after="0"/>
+      </w:pPr>
+    </w:p>
+    <w:p>
+      <w:pPr>
+        <w:spacing w:before="0" w:after="0"/>
+      </w:pPr>
+    </w:p>
+    <w:p>
+      <w:pPr>
+        <w:spacing w:before="0" w:after="0"/>
+      </w:pPr>
+    </w:p>
+    <w:p>
+      <w:pPr>
         <w:spacing w:before="160" w:after="80"/>
       </w:pPr>
       <w:r>
@@ -18638,6 +19130,46 @@
     </w:p>
     <w:p>
       <w:pPr>
+        <w:spacing w:before="0" w:after="0"/>
+      </w:pPr>
+    </w:p>
+    <w:p>
+      <w:pPr>
+        <w:spacing w:before="0" w:after="0"/>
+      </w:pPr>
+    </w:p>
+    <w:p>
+      <w:pPr>
+        <w:spacing w:before="0" w:after="0"/>
+      </w:pPr>
+    </w:p>
+    <w:p>
+      <w:pPr>
+        <w:spacing w:before="0" w:after="0"/>
+      </w:pPr>
+    </w:p>
+    <w:p>
+      <w:pPr>
+        <w:spacing w:before="0" w:after="0"/>
+      </w:pPr>
+    </w:p>
+    <w:p>
+      <w:pPr>
+        <w:spacing w:before="0" w:after="0"/>
+      </w:pPr>
+    </w:p>
+    <w:p>
+      <w:pPr>
+        <w:spacing w:before="0" w:after="0"/>
+      </w:pPr>
+    </w:p>
+    <w:p>
+      <w:pPr>
+        <w:spacing w:before="0" w:after="0"/>
+      </w:pPr>
+    </w:p>
+    <w:p>
+      <w:pPr>
         <w:spacing w:before="160" w:after="80"/>
       </w:pPr>
       <w:r>
@@ -19441,6 +19973,46 @@
     </w:p>
     <w:p>
       <w:pPr>
+        <w:spacing w:before="0" w:after="0"/>
+      </w:pPr>
+    </w:p>
+    <w:p>
+      <w:pPr>
+        <w:spacing w:before="0" w:after="0"/>
+      </w:pPr>
+    </w:p>
+    <w:p>
+      <w:pPr>
+        <w:spacing w:before="0" w:after="0"/>
+      </w:pPr>
+    </w:p>
+    <w:p>
+      <w:pPr>
+        <w:spacing w:before="0" w:after="0"/>
+      </w:pPr>
+    </w:p>
+    <w:p>
+      <w:pPr>
+        <w:spacing w:before="0" w:after="0"/>
+      </w:pPr>
+    </w:p>
+    <w:p>
+      <w:pPr>
+        <w:spacing w:before="0" w:after="0"/>
+      </w:pPr>
+    </w:p>
+    <w:p>
+      <w:pPr>
+        <w:spacing w:before="0" w:after="0"/>
+      </w:pPr>
+    </w:p>
+    <w:p>
+      <w:pPr>
+        <w:spacing w:before="0" w:after="0"/>
+      </w:pPr>
+    </w:p>
+    <w:p>
+      <w:pPr>
         <w:spacing w:before="160" w:after="80"/>
       </w:pPr>
       <w:r>
@@ -19754,6 +20326,31 @@
     </w:p>
     <w:p>
       <w:pPr>
+        <w:spacing w:before="0" w:after="0"/>
+      </w:pPr>
+    </w:p>
+    <w:p>
+      <w:pPr>
+        <w:spacing w:before="0" w:after="0"/>
+      </w:pPr>
+    </w:p>
+    <w:p>
+      <w:pPr>
+        <w:spacing w:before="0" w:after="0"/>
+      </w:pPr>
+    </w:p>
+    <w:p>
+      <w:pPr>
+        <w:spacing w:before="0" w:after="0"/>
+      </w:pPr>
+    </w:p>
+    <w:p>
+      <w:pPr>
+        <w:spacing w:before="0" w:after="0"/>
+      </w:pPr>
+    </w:p>
+    <w:p>
+      <w:pPr>
         <w:spacing w:before="160" w:after="80"/>
       </w:pPr>
       <w:r>
@@ -20069,6 +20666,21 @@
     </w:p>
     <w:p>
       <w:pPr>
+        <w:spacing w:before="0" w:after="0"/>
+      </w:pPr>
+    </w:p>
+    <w:p>
+      <w:pPr>
+        <w:spacing w:before="0" w:after="0"/>
+      </w:pPr>
+    </w:p>
+    <w:p>
+      <w:pPr>
+        <w:spacing w:before="0" w:after="0"/>
+      </w:pPr>
+    </w:p>
+    <w:p>
+      <w:pPr>
         <w:spacing w:before="160" w:after="80"/>
       </w:pPr>
       <w:r>
@@ -20778,6 +21390,31 @@
         </w:rPr>
         <w:t xml:space="preserve">。</w:t>
       </w:r>
+    </w:p>
+    <w:p>
+      <w:pPr>
+        <w:spacing w:before="0" w:after="0"/>
+      </w:pPr>
+    </w:p>
+    <w:p>
+      <w:pPr>
+        <w:spacing w:before="0" w:after="0"/>
+      </w:pPr>
+    </w:p>
+    <w:p>
+      <w:pPr>
+        <w:spacing w:before="0" w:after="0"/>
+      </w:pPr>
+    </w:p>
+    <w:p>
+      <w:pPr>
+        <w:spacing w:before="0" w:after="0"/>
+      </w:pPr>
+    </w:p>
+    <w:p>
+      <w:pPr>
+        <w:spacing w:before="0" w:after="0"/>
+      </w:pPr>
     </w:p>
     <w:p>
       <w:pPr>
@@ -21307,6 +21944,31 @@
     </w:p>
     <w:p>
       <w:pPr>
+        <w:spacing w:before="0" w:after="0"/>
+      </w:pPr>
+    </w:p>
+    <w:p>
+      <w:pPr>
+        <w:spacing w:before="0" w:after="0"/>
+      </w:pPr>
+    </w:p>
+    <w:p>
+      <w:pPr>
+        <w:spacing w:before="0" w:after="0"/>
+      </w:pPr>
+    </w:p>
+    <w:p>
+      <w:pPr>
+        <w:spacing w:before="0" w:after="0"/>
+      </w:pPr>
+    </w:p>
+    <w:p>
+      <w:pPr>
+        <w:spacing w:before="0" w:after="0"/>
+      </w:pPr>
+    </w:p>
+    <w:p>
+      <w:pPr>
         <w:spacing w:before="160" w:after="80"/>
       </w:pPr>
       <w:r>
@@ -23038,6 +23700,46 @@
     </w:p>
     <w:p>
       <w:pPr>
+        <w:spacing w:before="0" w:after="0"/>
+      </w:pPr>
+    </w:p>
+    <w:p>
+      <w:pPr>
+        <w:spacing w:before="0" w:after="0"/>
+      </w:pPr>
+    </w:p>
+    <w:p>
+      <w:pPr>
+        <w:spacing w:before="0" w:after="0"/>
+      </w:pPr>
+    </w:p>
+    <w:p>
+      <w:pPr>
+        <w:spacing w:before="0" w:after="0"/>
+      </w:pPr>
+    </w:p>
+    <w:p>
+      <w:pPr>
+        <w:spacing w:before="0" w:after="0"/>
+      </w:pPr>
+    </w:p>
+    <w:p>
+      <w:pPr>
+        <w:spacing w:before="0" w:after="0"/>
+      </w:pPr>
+    </w:p>
+    <w:p>
+      <w:pPr>
+        <w:spacing w:before="0" w:after="0"/>
+      </w:pPr>
+    </w:p>
+    <w:p>
+      <w:pPr>
+        <w:spacing w:before="0" w:after="0"/>
+      </w:pPr>
+    </w:p>
+    <w:p>
+      <w:pPr>
         <w:spacing w:before="160" w:after="80"/>
       </w:pPr>
       <w:r>
@@ -23999,6 +24701,46 @@
     </w:p>
     <w:p>
       <w:pPr>
+        <w:spacing w:before="0" w:after="0"/>
+      </w:pPr>
+    </w:p>
+    <w:p>
+      <w:pPr>
+        <w:spacing w:before="0" w:after="0"/>
+      </w:pPr>
+    </w:p>
+    <w:p>
+      <w:pPr>
+        <w:spacing w:before="0" w:after="0"/>
+      </w:pPr>
+    </w:p>
+    <w:p>
+      <w:pPr>
+        <w:spacing w:before="0" w:after="0"/>
+      </w:pPr>
+    </w:p>
+    <w:p>
+      <w:pPr>
+        <w:spacing w:before="0" w:after="0"/>
+      </w:pPr>
+    </w:p>
+    <w:p>
+      <w:pPr>
+        <w:spacing w:before="0" w:after="0"/>
+      </w:pPr>
+    </w:p>
+    <w:p>
+      <w:pPr>
+        <w:spacing w:before="0" w:after="0"/>
+      </w:pPr>
+    </w:p>
+    <w:p>
+      <w:pPr>
+        <w:spacing w:before="0" w:after="0"/>
+      </w:pPr>
+    </w:p>
+    <w:p>
+      <w:pPr>
         <w:spacing w:before="160" w:after="80"/>
       </w:pPr>
       <w:r>
@@ -24466,6 +25208,46 @@
     </w:p>
     <w:p>
       <w:pPr>
+        <w:spacing w:before="0" w:after="0"/>
+      </w:pPr>
+    </w:p>
+    <w:p>
+      <w:pPr>
+        <w:spacing w:before="0" w:after="0"/>
+      </w:pPr>
+    </w:p>
+    <w:p>
+      <w:pPr>
+        <w:spacing w:before="0" w:after="0"/>
+      </w:pPr>
+    </w:p>
+    <w:p>
+      <w:pPr>
+        <w:spacing w:before="0" w:after="0"/>
+      </w:pPr>
+    </w:p>
+    <w:p>
+      <w:pPr>
+        <w:spacing w:before="0" w:after="0"/>
+      </w:pPr>
+    </w:p>
+    <w:p>
+      <w:pPr>
+        <w:spacing w:before="0" w:after="0"/>
+      </w:pPr>
+    </w:p>
+    <w:p>
+      <w:pPr>
+        <w:spacing w:before="0" w:after="0"/>
+      </w:pPr>
+    </w:p>
+    <w:p>
+      <w:pPr>
+        <w:spacing w:before="0" w:after="0"/>
+      </w:pPr>
+    </w:p>
+    <w:p>
+      <w:pPr>
         <w:spacing w:before="160" w:after="80"/>
       </w:pPr>
       <w:r>
@@ -24794,6 +25576,31 @@
     </w:p>
     <w:p>
       <w:pPr>
+        <w:spacing w:before="0" w:after="0"/>
+      </w:pPr>
+    </w:p>
+    <w:p>
+      <w:pPr>
+        <w:spacing w:before="0" w:after="0"/>
+      </w:pPr>
+    </w:p>
+    <w:p>
+      <w:pPr>
+        <w:spacing w:before="0" w:after="0"/>
+      </w:pPr>
+    </w:p>
+    <w:p>
+      <w:pPr>
+        <w:spacing w:before="0" w:after="0"/>
+      </w:pPr>
+    </w:p>
+    <w:p>
+      <w:pPr>
+        <w:spacing w:before="0" w:after="0"/>
+      </w:pPr>
+    </w:p>
+    <w:p>
+      <w:pPr>
         <w:spacing w:before="160" w:after="80"/>
       </w:pPr>
       <w:r>
@@ -25482,6 +26289,46 @@
     </w:p>
     <w:p>
       <w:pPr>
+        <w:spacing w:before="0" w:after="0"/>
+      </w:pPr>
+    </w:p>
+    <w:p>
+      <w:pPr>
+        <w:spacing w:before="0" w:after="0"/>
+      </w:pPr>
+    </w:p>
+    <w:p>
+      <w:pPr>
+        <w:spacing w:before="0" w:after="0"/>
+      </w:pPr>
+    </w:p>
+    <w:p>
+      <w:pPr>
+        <w:spacing w:before="0" w:after="0"/>
+      </w:pPr>
+    </w:p>
+    <w:p>
+      <w:pPr>
+        <w:spacing w:before="0" w:after="0"/>
+      </w:pPr>
+    </w:p>
+    <w:p>
+      <w:pPr>
+        <w:spacing w:before="0" w:after="0"/>
+      </w:pPr>
+    </w:p>
+    <w:p>
+      <w:pPr>
+        <w:spacing w:before="0" w:after="0"/>
+      </w:pPr>
+    </w:p>
+    <w:p>
+      <w:pPr>
+        <w:spacing w:before="0" w:after="0"/>
+      </w:pPr>
+    </w:p>
+    <w:p>
+      <w:pPr>
         <w:spacing w:before="160" w:after="80"/>
       </w:pPr>
       <w:r>
@@ -25787,6 +26634,31 @@
     </w:p>
     <w:p>
       <w:pPr>
+        <w:spacing w:before="0" w:after="0"/>
+      </w:pPr>
+    </w:p>
+    <w:p>
+      <w:pPr>
+        <w:spacing w:before="0" w:after="0"/>
+      </w:pPr>
+    </w:p>
+    <w:p>
+      <w:pPr>
+        <w:spacing w:before="0" w:after="0"/>
+      </w:pPr>
+    </w:p>
+    <w:p>
+      <w:pPr>
+        <w:spacing w:before="0" w:after="0"/>
+      </w:pPr>
+    </w:p>
+    <w:p>
+      <w:pPr>
+        <w:spacing w:before="0" w:after="0"/>
+      </w:pPr>
+    </w:p>
+    <w:p>
+      <w:pPr>
         <w:spacing w:before="160" w:after="80"/>
       </w:pPr>
       <w:r>
@@ -26150,6 +27022,31 @@
     </w:p>
     <w:p>
       <w:pPr>
+        <w:spacing w:before="0" w:after="0"/>
+      </w:pPr>
+    </w:p>
+    <w:p>
+      <w:pPr>
+        <w:spacing w:before="0" w:after="0"/>
+      </w:pPr>
+    </w:p>
+    <w:p>
+      <w:pPr>
+        <w:spacing w:before="0" w:after="0"/>
+      </w:pPr>
+    </w:p>
+    <w:p>
+      <w:pPr>
+        <w:spacing w:before="0" w:after="0"/>
+      </w:pPr>
+    </w:p>
+    <w:p>
+      <w:pPr>
+        <w:spacing w:before="0" w:after="0"/>
+      </w:pPr>
+    </w:p>
+    <w:p>
+      <w:pPr>
         <w:spacing w:before="160" w:after="80"/>
       </w:pPr>
       <w:r>
@@ -26407,6 +27304,31 @@
     </w:p>
     <w:p>
       <w:pPr>
+        <w:spacing w:before="0" w:after="0"/>
+      </w:pPr>
+    </w:p>
+    <w:p>
+      <w:pPr>
+        <w:spacing w:before="0" w:after="0"/>
+      </w:pPr>
+    </w:p>
+    <w:p>
+      <w:pPr>
+        <w:spacing w:before="0" w:after="0"/>
+      </w:pPr>
+    </w:p>
+    <w:p>
+      <w:pPr>
+        <w:spacing w:before="0" w:after="0"/>
+      </w:pPr>
+    </w:p>
+    <w:p>
+      <w:pPr>
+        <w:spacing w:before="0" w:after="0"/>
+      </w:pPr>
+    </w:p>
+    <w:p>
+      <w:pPr>
         <w:spacing w:before="160" w:after="80"/>
       </w:pPr>
       <w:r>
@@ -26672,6 +27594,31 @@
     </w:p>
     <w:p>
       <w:pPr>
+        <w:spacing w:before="0" w:after="0"/>
+      </w:pPr>
+    </w:p>
+    <w:p>
+      <w:pPr>
+        <w:spacing w:before="0" w:after="0"/>
+      </w:pPr>
+    </w:p>
+    <w:p>
+      <w:pPr>
+        <w:spacing w:before="0" w:after="0"/>
+      </w:pPr>
+    </w:p>
+    <w:p>
+      <w:pPr>
+        <w:spacing w:before="0" w:after="0"/>
+      </w:pPr>
+    </w:p>
+    <w:p>
+      <w:pPr>
+        <w:spacing w:before="0" w:after="0"/>
+      </w:pPr>
+    </w:p>
+    <w:p>
+      <w:pPr>
         <w:spacing w:before="160" w:after="80"/>
       </w:pPr>
       <w:r>
@@ -26957,6 +27904,46 @@
     </w:p>
     <w:p>
       <w:pPr>
+        <w:spacing w:before="0" w:after="0"/>
+      </w:pPr>
+    </w:p>
+    <w:p>
+      <w:pPr>
+        <w:spacing w:before="0" w:after="0"/>
+      </w:pPr>
+    </w:p>
+    <w:p>
+      <w:pPr>
+        <w:spacing w:before="0" w:after="0"/>
+      </w:pPr>
+    </w:p>
+    <w:p>
+      <w:pPr>
+        <w:spacing w:before="0" w:after="0"/>
+      </w:pPr>
+    </w:p>
+    <w:p>
+      <w:pPr>
+        <w:spacing w:before="0" w:after="0"/>
+      </w:pPr>
+    </w:p>
+    <w:p>
+      <w:pPr>
+        <w:spacing w:before="0" w:after="0"/>
+      </w:pPr>
+    </w:p>
+    <w:p>
+      <w:pPr>
+        <w:spacing w:before="0" w:after="0"/>
+      </w:pPr>
+    </w:p>
+    <w:p>
+      <w:pPr>
+        <w:spacing w:before="0" w:after="0"/>
+      </w:pPr>
+    </w:p>
+    <w:p>
+      <w:pPr>
         <w:spacing w:before="160" w:after="80"/>
       </w:pPr>
       <w:r>
@@ -27408,6 +28395,46 @@
         </w:rPr>
         <w:t>。</w:t>
       </w:r>
+    </w:p>
+    <w:p>
+      <w:pPr>
+        <w:spacing w:before="0" w:after="0"/>
+      </w:pPr>
+    </w:p>
+    <w:p>
+      <w:pPr>
+        <w:spacing w:before="0" w:after="0"/>
+      </w:pPr>
+    </w:p>
+    <w:p>
+      <w:pPr>
+        <w:spacing w:before="0" w:after="0"/>
+      </w:pPr>
+    </w:p>
+    <w:p>
+      <w:pPr>
+        <w:spacing w:before="0" w:after="0"/>
+      </w:pPr>
+    </w:p>
+    <w:p>
+      <w:pPr>
+        <w:spacing w:before="0" w:after="0"/>
+      </w:pPr>
+    </w:p>
+    <w:p>
+      <w:pPr>
+        <w:spacing w:before="0" w:after="0"/>
+      </w:pPr>
+    </w:p>
+    <w:p>
+      <w:pPr>
+        <w:spacing w:before="0" w:after="0"/>
+      </w:pPr>
+    </w:p>
+    <w:p>
+      <w:pPr>
+        <w:spacing w:before="0" w:after="0"/>
+      </w:pPr>
     </w:p>
     <w:p>
       <w:pPr>
@@ -27993,6 +29020,31 @@
     </w:tbl>
     <w:p>
       <w:pPr>
+        <w:spacing w:before="0" w:after="0"/>
+      </w:pPr>
+    </w:p>
+    <w:p>
+      <w:pPr>
+        <w:spacing w:before="0" w:after="0"/>
+      </w:pPr>
+    </w:p>
+    <w:p>
+      <w:pPr>
+        <w:spacing w:before="0" w:after="0"/>
+      </w:pPr>
+    </w:p>
+    <w:p>
+      <w:pPr>
+        <w:spacing w:before="0" w:after="0"/>
+      </w:pPr>
+    </w:p>
+    <w:p>
+      <w:pPr>
+        <w:spacing w:before="0" w:after="0"/>
+      </w:pPr>
+    </w:p>
+    <w:p>
+      <w:pPr>
         <w:spacing w:before="160" w:after="80"/>
       </w:pPr>
       <w:r>
@@ -28741,6 +29793,16 @@
     </w:p>
     <w:p>
       <w:pPr>
+        <w:spacing w:before="0" w:after="0"/>
+      </w:pPr>
+    </w:p>
+    <w:p>
+      <w:pPr>
+        <w:spacing w:before="0" w:after="0"/>
+      </w:pPr>
+    </w:p>
+    <w:p>
+      <w:pPr>
         <w:spacing w:before="160" w:after="80"/>
       </w:pPr>
       <w:r>
@@ -29107,6 +30169,16 @@
         </w:rPr>
         <w:t>则平衡向逆反应方向移动</w:t>
       </w:r>
+    </w:p>
+    <w:p>
+      <w:pPr>
+        <w:spacing w:before="0" w:after="0"/>
+      </w:pPr>
+    </w:p>
+    <w:p>
+      <w:pPr>
+        <w:spacing w:before="0" w:after="0"/>
+      </w:pPr>
     </w:p>
     <w:p>
       <w:pPr>
@@ -30567,6 +31639,16 @@
         </w:rPr>
         <w:t xml:space="preserve">分别相等</w:t>
       </w:r>
+    </w:p>
+    <w:p>
+      <w:pPr>
+        <w:spacing w:before="0" w:after="0"/>
+      </w:pPr>
+    </w:p>
+    <w:p>
+      <w:pPr>
+        <w:spacing w:before="0" w:after="0"/>
+      </w:pPr>
     </w:p>
     <w:p>
       <w:pPr>
@@ -31526,6 +32608,46 @@
     </w:p>
     <w:p>
       <w:pPr>
+        <w:spacing w:before="0" w:after="0"/>
+      </w:pPr>
+    </w:p>
+    <w:p>
+      <w:pPr>
+        <w:spacing w:before="0" w:after="0"/>
+      </w:pPr>
+    </w:p>
+    <w:p>
+      <w:pPr>
+        <w:spacing w:before="0" w:after="0"/>
+      </w:pPr>
+    </w:p>
+    <w:p>
+      <w:pPr>
+        <w:spacing w:before="0" w:after="0"/>
+      </w:pPr>
+    </w:p>
+    <w:p>
+      <w:pPr>
+        <w:spacing w:before="0" w:after="0"/>
+      </w:pPr>
+    </w:p>
+    <w:p>
+      <w:pPr>
+        <w:spacing w:before="0" w:after="0"/>
+      </w:pPr>
+    </w:p>
+    <w:p>
+      <w:pPr>
+        <w:spacing w:before="0" w:after="0"/>
+      </w:pPr>
+    </w:p>
+    <w:p>
+      <w:pPr>
+        <w:spacing w:before="0" w:after="0"/>
+      </w:pPr>
+    </w:p>
+    <w:p>
+      <w:pPr>
         <w:spacing w:before="160" w:after="80"/>
       </w:pPr>
       <w:r>
@@ -32287,6 +33409,31 @@
         </w:rPr>
         <w:t>。</w:t>
       </w:r>
+    </w:p>
+    <w:p>
+      <w:pPr>
+        <w:spacing w:before="0" w:after="0"/>
+      </w:pPr>
+    </w:p>
+    <w:p>
+      <w:pPr>
+        <w:spacing w:before="0" w:after="0"/>
+      </w:pPr>
+    </w:p>
+    <w:p>
+      <w:pPr>
+        <w:spacing w:before="0" w:after="0"/>
+      </w:pPr>
+    </w:p>
+    <w:p>
+      <w:pPr>
+        <w:spacing w:before="0" w:after="0"/>
+      </w:pPr>
+    </w:p>
+    <w:p>
+      <w:pPr>
+        <w:spacing w:before="0" w:after="0"/>
+      </w:pPr>
     </w:p>
     <w:p>
       <w:pPr>
@@ -32952,6 +34099,46 @@
     </w:p>
     <w:p>
       <w:pPr>
+        <w:spacing w:before="0" w:after="0"/>
+      </w:pPr>
+    </w:p>
+    <w:p>
+      <w:pPr>
+        <w:spacing w:before="0" w:after="0"/>
+      </w:pPr>
+    </w:p>
+    <w:p>
+      <w:pPr>
+        <w:spacing w:before="0" w:after="0"/>
+      </w:pPr>
+    </w:p>
+    <w:p>
+      <w:pPr>
+        <w:spacing w:before="0" w:after="0"/>
+      </w:pPr>
+    </w:p>
+    <w:p>
+      <w:pPr>
+        <w:spacing w:before="0" w:after="0"/>
+      </w:pPr>
+    </w:p>
+    <w:p>
+      <w:pPr>
+        <w:spacing w:before="0" w:after="0"/>
+      </w:pPr>
+    </w:p>
+    <w:p>
+      <w:pPr>
+        <w:spacing w:before="0" w:after="0"/>
+      </w:pPr>
+    </w:p>
+    <w:p>
+      <w:pPr>
+        <w:spacing w:before="0" w:after="0"/>
+      </w:pPr>
+    </w:p>
+    <w:p>
+      <w:pPr>
         <w:spacing w:before="160" w:after="80"/>
       </w:pPr>
       <w:r>
@@ -33247,6 +34434,8 @@
     <w:p>
       <w:pPr>
         <w:pStyle w:val="BodyText"/>
+        <w:ind w:left="480" w:hanging="480"/>
+        <w:spacing w:after="0"/>
       </w:pPr>
       <w:r>
         <w:rPr>
@@ -33264,7 +34453,46 @@
         <w:rPr>
           <w:rFonts w:hint="eastAsia" w:ascii="Times New Roman" w:hAnsi="Times New Roman" w:eastAsia="Times New Roman" w:cs="Times New Roman"/>
         </w:rPr>
-        <w:t>，n(A):n(B):n(C)</w:t>
+        <w:t>，n</w:t>
+      </w:r>
+    </w:p>
+    <w:p>
+      <w:pPr>
+        <w:pStyle w:val="BodyText"/>
+        <w:ind w:left="480" w:hanging="480"/>
+        <w:spacing w:before="0" w:after="0"/>
+      </w:pPr>
+      <w:r>
+        <w:rPr>
+          <w:rFonts w:hint="eastAsia" w:ascii="Times New Roman" w:hAnsi="Times New Roman" w:eastAsia="Times New Roman" w:cs="Times New Roman"/>
+        </w:rPr>
+        <w:t>(A):n</w:t>
+      </w:r>
+    </w:p>
+    <w:p>
+      <w:pPr>
+        <w:pStyle w:val="BodyText"/>
+        <w:ind w:left="480" w:hanging="480"/>
+        <w:spacing w:before="0" w:after="0"/>
+      </w:pPr>
+      <w:r>
+        <w:rPr>
+          <w:rFonts w:hint="eastAsia" w:ascii="Times New Roman" w:hAnsi="Times New Roman" w:eastAsia="Times New Roman" w:cs="Times New Roman"/>
+        </w:rPr>
+        <w:t>(B):n</w:t>
+      </w:r>
+    </w:p>
+    <w:p>
+      <w:pPr>
+        <w:pStyle w:val="BodyText"/>
+        <w:ind w:left="480" w:hanging="480"/>
+        <w:spacing w:before="0" w:after="180"/>
+      </w:pPr>
+      <w:r>
+        <w:rPr>
+          <w:rFonts w:hint="eastAsia" w:ascii="Times New Roman" w:hAnsi="Times New Roman" w:eastAsia="Times New Roman" w:cs="Times New Roman"/>
+        </w:rPr>
+        <w:t>(C)</w:t>
       </w:r>
       <w:r>
         <w:rPr>
@@ -33360,6 +34588,16 @@
         </w:rPr>
         <w:t xml:space="preserve">的体积分数可能减小</w:t>
       </w:r>
+    </w:p>
+    <w:p>
+      <w:pPr>
+        <w:spacing w:before="0" w:after="0"/>
+      </w:pPr>
+    </w:p>
+    <w:p>
+      <w:pPr>
+        <w:spacing w:before="0" w:after="0"/>
+      </w:pPr>
     </w:p>
     <w:p>
       <w:pPr>
@@ -34532,6 +35770,46 @@
         </w:rPr>
         <w:t>：____。</w:t>
       </w:r>
+    </w:p>
+    <w:p>
+      <w:pPr>
+        <w:spacing w:before="0" w:after="0"/>
+      </w:pPr>
+    </w:p>
+    <w:p>
+      <w:pPr>
+        <w:spacing w:before="0" w:after="0"/>
+      </w:pPr>
+    </w:p>
+    <w:p>
+      <w:pPr>
+        <w:spacing w:before="0" w:after="0"/>
+      </w:pPr>
+    </w:p>
+    <w:p>
+      <w:pPr>
+        <w:spacing w:before="0" w:after="0"/>
+      </w:pPr>
+    </w:p>
+    <w:p>
+      <w:pPr>
+        <w:spacing w:before="0" w:after="0"/>
+      </w:pPr>
+    </w:p>
+    <w:p>
+      <w:pPr>
+        <w:spacing w:before="0" w:after="0"/>
+      </w:pPr>
+    </w:p>
+    <w:p>
+      <w:pPr>
+        <w:spacing w:before="0" w:after="0"/>
+      </w:pPr>
+    </w:p>
+    <w:p>
+      <w:pPr>
+        <w:spacing w:before="0" w:after="0"/>
+      </w:pPr>
     </w:p>
     <w:p>
       <w:pPr>
@@ -34793,7 +36071,7 @@
         </w:rPr>
         <w:drawing>
           <wp:inline>
-            <wp:extent cx="3240000" cy="2589259"/>
+            <wp:extent cx="3240000" cy="2582410"/>
             <wp:effectExtent b="0" l="0" r="0" t="0"/>
             <wp:docPr descr="" title="" id="81" name="Picture"/>
             <a:graphic>
@@ -34814,7 +36092,7 @@
                   <pic:spPr bwMode="auto">
                     <a:xfrm>
                       <a:off x="0" y="0"/>
-                      <a:ext cx="3240000" cy="2589259"/>
+                      <a:ext cx="3240000" cy="2582410"/>
                     </a:xfrm>
                     <a:prstGeom prst="rect">
                       <a:avLst/>
@@ -34868,7 +36146,7 @@
         </w:rPr>
         <w:drawing>
           <wp:inline>
-            <wp:extent cx="3240000" cy="2634201"/>
+            <wp:extent cx="3240000" cy="2613782"/>
             <wp:effectExtent b="0" l="0" r="0" t="0"/>
             <wp:docPr descr="" title="" id="84" name="Picture"/>
             <a:graphic>
@@ -34889,7 +36167,7 @@
                   <pic:spPr bwMode="auto">
                     <a:xfrm>
                       <a:off x="0" y="0"/>
-                      <a:ext cx="3240000" cy="2634201"/>
+                      <a:ext cx="3240000" cy="2613782"/>
                     </a:xfrm>
                     <a:prstGeom prst="rect">
                       <a:avLst/>
@@ -34943,7 +36221,7 @@
         </w:rPr>
         <w:drawing>
           <wp:inline>
-            <wp:extent cx="3240000" cy="2641528"/>
+            <wp:extent cx="3240000" cy="2632068"/>
             <wp:effectExtent b="0" l="0" r="0" t="0"/>
             <wp:docPr descr="" title="" id="87" name="Picture"/>
             <a:graphic>
@@ -34964,7 +36242,7 @@
                   <pic:spPr bwMode="auto">
                     <a:xfrm>
                       <a:off x="0" y="0"/>
-                      <a:ext cx="3240000" cy="2641528"/>
+                      <a:ext cx="3240000" cy="2632068"/>
                     </a:xfrm>
                     <a:prstGeom prst="rect">
                       <a:avLst/>
@@ -34985,91 +36263,6 @@
     </w:p>
     <w:p>
       <w:pPr>
-        <w:pStyle w:val="BlockText"/>
-      </w:pPr>
-      <w:r>
-        <w:rPr>
-          <w:rFonts w:hint="eastAsia" w:ascii="Times New Roman" w:hAnsi="Times New Roman" w:eastAsia="FangSong" w:cs="Times New Roman"/>
-          <w:b/>
-          <w:bCs/>
-        </w:rPr>
-        <w:t xml:space="preserve">校勘注</w:t>
-      </w:r>
-      <w:r>
-        <w:rPr>
-          <w:rFonts w:hint="eastAsia" w:ascii="Times New Roman" w:hAnsi="Times New Roman" w:eastAsia="Times New Roman" w:cs="Times New Roman"/>
-        </w:rPr>
-        <w:t>：</w:t>
-      </w:r>
-      <w:r>
-        <w:rPr>
-          <w:rFonts w:hint="eastAsia" w:ascii="Times New Roman" w:hAnsi="Times New Roman" w:eastAsia="FangSong" w:cs="Times New Roman"/>
-        </w:rPr>
-        <w:t>原书</w:t>
-      </w:r>
-      <w:r>
-        <w:rPr>
-          <w:rFonts w:ascii="Times New Roman" w:hAnsi="Times New Roman" w:eastAsia="Times New Roman" w:cs="Times New Roman"/>
-        </w:rPr>
-        <w:t xml:space="preserve"> A/B/C/D </w:t>
-      </w:r>
-      <w:r>
-        <w:rPr>
-          <w:rFonts w:hint="eastAsia" w:ascii="Times New Roman" w:hAnsi="Times New Roman" w:eastAsia="FangSong" w:cs="Times New Roman"/>
-        </w:rPr>
-        <w:t>四图并列排版</w:t>
-      </w:r>
-      <w:r>
-        <w:rPr>
-          <w:rFonts w:hint="eastAsia" w:ascii="Times New Roman" w:hAnsi="Times New Roman" w:eastAsia="Times New Roman" w:cs="Times New Roman"/>
-        </w:rPr>
-        <w:t>，</w:t>
-      </w:r>
-      <w:r>
-        <w:rPr>
-          <w:rFonts w:hint="eastAsia" w:ascii="Times New Roman" w:hAnsi="Times New Roman" w:eastAsia="FangSong" w:cs="Times New Roman"/>
-        </w:rPr>
-        <w:t>按批</w:t>
-      </w:r>
-      <w:r>
-        <w:rPr>
-          <w:rFonts w:hint="eastAsia" w:ascii="Times New Roman" w:hAnsi="Times New Roman" w:eastAsia="Times New Roman" w:cs="Times New Roman"/>
-        </w:rPr>
-        <w:t>46</w:t>
-      </w:r>
-      <w:r>
-        <w:rPr>
-          <w:rFonts w:ascii="Times New Roman" w:hAnsi="Times New Roman" w:eastAsia="Times New Roman" w:cs="Times New Roman"/>
-        </w:rPr>
-        <w:t xml:space="preserve"> </w:t>
-      </w:r>
-      <w:r>
-        <w:rPr>
-          <w:rFonts w:hint="eastAsia" w:ascii="Times New Roman" w:hAnsi="Times New Roman" w:eastAsia="FangSong" w:cs="Times New Roman"/>
-        </w:rPr>
-        <w:t>教训直接以四图竖排列出并附标注</w:t>
-      </w:r>
-      <w:r>
-        <w:rPr>
-          <w:rFonts w:hint="eastAsia" w:ascii="Times New Roman" w:hAnsi="Times New Roman" w:eastAsia="Times New Roman" w:cs="Times New Roman"/>
-        </w:rPr>
-        <w:t>（</w:t>
-      </w:r>
-      <w:r>
-        <w:rPr>
-          <w:rFonts w:hint="eastAsia" w:ascii="Times New Roman" w:hAnsi="Times New Roman" w:eastAsia="FangSong" w:cs="Times New Roman"/>
-        </w:rPr>
-        <w:t>非表格嵌入</w:t>
-      </w:r>
-      <w:r>
-        <w:rPr>
-          <w:rFonts w:hint="eastAsia" w:ascii="Times New Roman" w:hAnsi="Times New Roman" w:eastAsia="Times New Roman" w:cs="Times New Roman"/>
-        </w:rPr>
-        <w:t>）。</w:t>
-      </w:r>
-    </w:p>
-    <w:p>
-      <w:pPr>
         <w:numPr>
           <w:ilvl w:val="0"/>
           <w:numId w:val="1016"/>
@@ -35271,6 +36464,31 @@
         </w:rPr>
         <w:t>____。</w:t>
       </w:r>
+    </w:p>
+    <w:p>
+      <w:pPr>
+        <w:spacing w:before="0" w:after="0"/>
+      </w:pPr>
+    </w:p>
+    <w:p>
+      <w:pPr>
+        <w:spacing w:before="0" w:after="0"/>
+      </w:pPr>
+    </w:p>
+    <w:p>
+      <w:pPr>
+        <w:spacing w:before="0" w:after="0"/>
+      </w:pPr>
+    </w:p>
+    <w:p>
+      <w:pPr>
+        <w:spacing w:before="0" w:after="0"/>
+      </w:pPr>
+    </w:p>
+    <w:p>
+      <w:pPr>
+        <w:spacing w:before="0" w:after="0"/>
+      </w:pPr>
     </w:p>
     <w:p>
       <w:pPr>
@@ -36343,6 +37561,31 @@
     </w:p>
     <w:p>
       <w:pPr>
+        <w:spacing w:before="0" w:after="0"/>
+      </w:pPr>
+    </w:p>
+    <w:p>
+      <w:pPr>
+        <w:spacing w:before="0" w:after="0"/>
+      </w:pPr>
+    </w:p>
+    <w:p>
+      <w:pPr>
+        <w:spacing w:before="0" w:after="0"/>
+      </w:pPr>
+    </w:p>
+    <w:p>
+      <w:pPr>
+        <w:spacing w:before="0" w:after="0"/>
+      </w:pPr>
+    </w:p>
+    <w:p>
+      <w:pPr>
+        <w:spacing w:before="0" w:after="0"/>
+      </w:pPr>
+    </w:p>
+    <w:p>
+      <w:pPr>
         <w:spacing w:before="160" w:after="80"/>
       </w:pPr>
       <w:r>
@@ -36841,6 +38084,31 @@
     </w:p>
     <w:p>
       <w:pPr>
+        <w:spacing w:before="0" w:after="0"/>
+      </w:pPr>
+    </w:p>
+    <w:p>
+      <w:pPr>
+        <w:spacing w:before="0" w:after="0"/>
+      </w:pPr>
+    </w:p>
+    <w:p>
+      <w:pPr>
+        <w:spacing w:before="0" w:after="0"/>
+      </w:pPr>
+    </w:p>
+    <w:p>
+      <w:pPr>
+        <w:spacing w:before="0" w:after="0"/>
+      </w:pPr>
+    </w:p>
+    <w:p>
+      <w:pPr>
+        <w:spacing w:before="0" w:after="0"/>
+      </w:pPr>
+    </w:p>
+    <w:p>
+      <w:pPr>
         <w:spacing w:before="160" w:after="80"/>
       </w:pPr>
       <w:r>
@@ -37403,6 +38671,46 @@
     </w:p>
     <w:p>
       <w:pPr>
+        <w:spacing w:before="0" w:after="0"/>
+      </w:pPr>
+    </w:p>
+    <w:p>
+      <w:pPr>
+        <w:spacing w:before="0" w:after="0"/>
+      </w:pPr>
+    </w:p>
+    <w:p>
+      <w:pPr>
+        <w:spacing w:before="0" w:after="0"/>
+      </w:pPr>
+    </w:p>
+    <w:p>
+      <w:pPr>
+        <w:spacing w:before="0" w:after="0"/>
+      </w:pPr>
+    </w:p>
+    <w:p>
+      <w:pPr>
+        <w:spacing w:before="0" w:after="0"/>
+      </w:pPr>
+    </w:p>
+    <w:p>
+      <w:pPr>
+        <w:spacing w:before="0" w:after="0"/>
+      </w:pPr>
+    </w:p>
+    <w:p>
+      <w:pPr>
+        <w:spacing w:before="0" w:after="0"/>
+      </w:pPr>
+    </w:p>
+    <w:p>
+      <w:pPr>
+        <w:spacing w:before="0" w:after="0"/>
+      </w:pPr>
+    </w:p>
+    <w:p>
+      <w:pPr>
         <w:spacing w:before="160" w:after="80"/>
       </w:pPr>
       <w:r>
@@ -37509,7 +38817,7 @@
         </w:rPr>
         <w:drawing>
           <wp:inline>
-            <wp:extent cx="3600000" cy="770205"/>
+            <wp:extent cx="3600000" cy="763811"/>
             <wp:effectExtent b="0" l="0" r="0" t="0"/>
             <wp:docPr descr="" title="" id="94" name="Picture"/>
             <a:graphic>
@@ -37530,7 +38838,7 @@
                   <pic:spPr bwMode="auto">
                     <a:xfrm>
                       <a:off x="0" y="0"/>
-                      <a:ext cx="3600000" cy="770205"/>
+                      <a:ext cx="3600000" cy="763811"/>
                     </a:xfrm>
                     <a:prstGeom prst="rect">
                       <a:avLst/>
@@ -38744,6 +40052,46 @@
     </w:p>
     <w:p>
       <w:pPr>
+        <w:spacing w:before="0" w:after="0"/>
+      </w:pPr>
+    </w:p>
+    <w:p>
+      <w:pPr>
+        <w:spacing w:before="0" w:after="0"/>
+      </w:pPr>
+    </w:p>
+    <w:p>
+      <w:pPr>
+        <w:spacing w:before="0" w:after="0"/>
+      </w:pPr>
+    </w:p>
+    <w:p>
+      <w:pPr>
+        <w:spacing w:before="0" w:after="0"/>
+      </w:pPr>
+    </w:p>
+    <w:p>
+      <w:pPr>
+        <w:spacing w:before="0" w:after="0"/>
+      </w:pPr>
+    </w:p>
+    <w:p>
+      <w:pPr>
+        <w:spacing w:before="0" w:after="0"/>
+      </w:pPr>
+    </w:p>
+    <w:p>
+      <w:pPr>
+        <w:spacing w:before="0" w:after="0"/>
+      </w:pPr>
+    </w:p>
+    <w:p>
+      <w:pPr>
+        <w:spacing w:before="0" w:after="0"/>
+      </w:pPr>
+    </w:p>
+    <w:p>
+      <w:pPr>
         <w:spacing w:before="160" w:after="80"/>
       </w:pPr>
       <w:r>
@@ -39694,6 +41042,46 @@
         </w:rPr>
         <w:t>？</w:t>
       </w:r>
+    </w:p>
+    <w:p>
+      <w:pPr>
+        <w:spacing w:before="0" w:after="0"/>
+      </w:pPr>
+    </w:p>
+    <w:p>
+      <w:pPr>
+        <w:spacing w:before="0" w:after="0"/>
+      </w:pPr>
+    </w:p>
+    <w:p>
+      <w:pPr>
+        <w:spacing w:before="0" w:after="0"/>
+      </w:pPr>
+    </w:p>
+    <w:p>
+      <w:pPr>
+        <w:spacing w:before="0" w:after="0"/>
+      </w:pPr>
+    </w:p>
+    <w:p>
+      <w:pPr>
+        <w:spacing w:before="0" w:after="0"/>
+      </w:pPr>
+    </w:p>
+    <w:p>
+      <w:pPr>
+        <w:spacing w:before="0" w:after="0"/>
+      </w:pPr>
+    </w:p>
+    <w:p>
+      <w:pPr>
+        <w:spacing w:before="0" w:after="0"/>
+      </w:pPr>
+    </w:p>
+    <w:p>
+      <w:pPr>
+        <w:spacing w:before="0" w:after="0"/>
+      </w:pPr>
     </w:p>
     <w:p>
       <w:pPr>
@@ -40839,6 +42227,46 @@
     </w:p>
     <w:p>
       <w:pPr>
+        <w:spacing w:before="0" w:after="0"/>
+      </w:pPr>
+    </w:p>
+    <w:p>
+      <w:pPr>
+        <w:spacing w:before="0" w:after="0"/>
+      </w:pPr>
+    </w:p>
+    <w:p>
+      <w:pPr>
+        <w:spacing w:before="0" w:after="0"/>
+      </w:pPr>
+    </w:p>
+    <w:p>
+      <w:pPr>
+        <w:spacing w:before="0" w:after="0"/>
+      </w:pPr>
+    </w:p>
+    <w:p>
+      <w:pPr>
+        <w:spacing w:before="0" w:after="0"/>
+      </w:pPr>
+    </w:p>
+    <w:p>
+      <w:pPr>
+        <w:spacing w:before="0" w:after="0"/>
+      </w:pPr>
+    </w:p>
+    <w:p>
+      <w:pPr>
+        <w:spacing w:before="0" w:after="0"/>
+      </w:pPr>
+    </w:p>
+    <w:p>
+      <w:pPr>
+        <w:spacing w:before="0" w:after="0"/>
+      </w:pPr>
+    </w:p>
+    <w:p>
+      <w:pPr>
         <w:spacing w:before="160" w:after="80"/>
       </w:pPr>
       <w:r>
@@ -41102,6 +42530,21 @@
         </w:rPr>
         <w:t xml:space="preserve">。</w:t>
       </w:r>
+    </w:p>
+    <w:p>
+      <w:pPr>
+        <w:spacing w:before="0" w:after="0"/>
+      </w:pPr>
+    </w:p>
+    <w:p>
+      <w:pPr>
+        <w:spacing w:before="0" w:after="0"/>
+      </w:pPr>
+    </w:p>
+    <w:p>
+      <w:pPr>
+        <w:spacing w:before="0" w:after="0"/>
+      </w:pPr>
     </w:p>
     <w:p>
       <w:pPr>

--- a/00-首页/题组Word/习题书/第一篇-化学原理/2-化学平衡-学生版-打印版.docx
+++ b/00-首页/题组Word/习题书/第一篇-化学原理/2-化学平衡-学生版-打印版.docx
@@ -6,9 +6,8 @@
     <w:p>
       <w:pPr>
         <w:pStyle w:val="Heading1"/>
-        <w:spacing w:before="0" w:after="240"/>
+        <w:spacing w:before="280" w:after="120"/>
         <w:jc w:val="center"/>
-        <w:keepNext/>
       </w:pPr>
       <w:r>
         <w:rPr>
@@ -55,8 +54,7 @@
     <w:p>
       <w:pPr>
         <w:pStyle w:val="Heading2"/>
-        <w:spacing w:before="280" w:after="80"/>
-        <w:keepNext/>
+        <w:spacing w:before="280" w:after="120"/>
       </w:pPr>
       <w:r>
         <w:rPr>
@@ -70,8 +68,7 @@
     <w:p>
       <w:pPr>
         <w:pStyle w:val="Heading2"/>
-        <w:spacing w:before="280" w:after="80"/>
-        <w:keepNext/>
+        <w:spacing w:before="280" w:after="120"/>
       </w:pPr>
       <w:r>
         <w:rPr>
@@ -968,8 +965,7 @@
     <w:p>
       <w:pPr>
         <w:pStyle w:val="Heading2"/>
-        <w:spacing w:before="280" w:after="80"/>
-        <w:keepNext/>
+        <w:spacing w:before="280" w:after="120"/>
       </w:pPr>
       <w:r>
         <w:rPr>
@@ -1796,8 +1792,7 @@
     <w:p>
       <w:pPr>
         <w:pStyle w:val="Heading2"/>
-        <w:spacing w:before="280" w:after="80"/>
-        <w:keepNext/>
+        <w:spacing w:before="280" w:after="120"/>
       </w:pPr>
       <w:r>
         <w:rPr>
@@ -2337,8 +2332,7 @@
     <w:p>
       <w:pPr>
         <w:pStyle w:val="Heading2"/>
-        <w:spacing w:before="280" w:after="80"/>
-        <w:keepNext/>
+        <w:spacing w:before="280" w:after="120"/>
       </w:pPr>
       <w:r>
         <w:rPr>
@@ -3000,8 +2994,7 @@
     <w:p>
       <w:pPr>
         <w:pStyle w:val="Heading2"/>
-        <w:spacing w:before="280" w:after="80"/>
-        <w:keepNext/>
+        <w:spacing w:before="280" w:after="120"/>
       </w:pPr>
       <w:r>
         <w:rPr>
@@ -3554,8 +3547,7 @@
     <w:p>
       <w:pPr>
         <w:pStyle w:val="Heading2"/>
-        <w:spacing w:before="280" w:after="80"/>
-        <w:keepNext/>
+        <w:spacing w:before="280" w:after="120"/>
       </w:pPr>
       <w:r>
         <w:rPr>
@@ -4088,8 +4080,7 @@
     <w:p>
       <w:pPr>
         <w:pStyle w:val="Heading2"/>
-        <w:spacing w:before="280" w:after="80"/>
-        <w:keepNext/>
+        <w:spacing w:before="280" w:after="120"/>
       </w:pPr>
       <w:r>
         <w:rPr>
@@ -5091,8 +5082,7 @@
     <w:p>
       <w:pPr>
         <w:pStyle w:val="Heading2"/>
-        <w:spacing w:before="280" w:after="80"/>
-        <w:keepNext/>
+        <w:spacing w:before="280" w:after="120"/>
       </w:pPr>
       <w:r>
         <w:rPr>
@@ -5711,8 +5701,7 @@
     <w:p>
       <w:pPr>
         <w:pStyle w:val="Heading2"/>
-        <w:spacing w:before="280" w:after="80"/>
-        <w:keepNext/>
+        <w:spacing w:before="280" w:after="120"/>
       </w:pPr>
       <w:r>
         <w:rPr>
@@ -6481,8 +6470,7 @@
     <w:p>
       <w:pPr>
         <w:pStyle w:val="Heading2"/>
-        <w:spacing w:before="280" w:after="80"/>
-        <w:keepNext/>
+        <w:spacing w:before="280" w:after="120"/>
       </w:pPr>
       <w:r>
         <w:rPr>
@@ -7000,8 +6988,7 @@
     <w:p>
       <w:pPr>
         <w:pStyle w:val="Heading2"/>
-        <w:spacing w:before="280" w:after="80"/>
-        <w:keepNext/>
+        <w:spacing w:before="280" w:after="120"/>
       </w:pPr>
       <w:r>
         <w:rPr>
@@ -7282,8 +7269,7 @@
     <w:p>
       <w:pPr>
         <w:pStyle w:val="Heading2"/>
-        <w:spacing w:before="280" w:after="80"/>
-        <w:keepNext/>
+        <w:spacing w:before="280" w:after="120"/>
       </w:pPr>
       <w:r>
         <w:rPr>
@@ -7997,8 +7983,7 @@
     <w:p>
       <w:pPr>
         <w:pStyle w:val="Heading2"/>
-        <w:spacing w:before="280" w:after="80"/>
-        <w:keepNext/>
+        <w:spacing w:before="280" w:after="120"/>
       </w:pPr>
       <w:r>
         <w:rPr>
@@ -8578,8 +8563,7 @@
     <w:p>
       <w:pPr>
         <w:pStyle w:val="Heading2"/>
-        <w:spacing w:before="280" w:after="80"/>
-        <w:keepNext/>
+        <w:spacing w:before="280" w:after="120"/>
       </w:pPr>
       <w:r>
         <w:rPr>
@@ -9157,8 +9141,7 @@
     <w:p>
       <w:pPr>
         <w:pStyle w:val="Heading2"/>
-        <w:spacing w:before="280" w:after="80"/>
-        <w:keepNext/>
+        <w:spacing w:before="280" w:after="120"/>
       </w:pPr>
       <w:r>
         <w:rPr>
@@ -9741,8 +9724,7 @@
     <w:p>
       <w:pPr>
         <w:pStyle w:val="Heading2"/>
-        <w:spacing w:before="280" w:after="80"/>
-        <w:keepNext/>
+        <w:spacing w:before="280" w:after="120"/>
       </w:pPr>
       <w:r>
         <w:rPr>
@@ -10151,8 +10133,7 @@
     <w:p>
       <w:pPr>
         <w:pStyle w:val="Heading2"/>
-        <w:spacing w:before="280" w:after="80"/>
-        <w:keepNext/>
+        <w:spacing w:before="280" w:after="120"/>
       </w:pPr>
       <w:r>
         <w:rPr>
@@ -11061,8 +11042,7 @@
     <w:p>
       <w:pPr>
         <w:pStyle w:val="Heading2"/>
-        <w:spacing w:before="280" w:after="80"/>
-        <w:keepNext/>
+        <w:spacing w:before="280" w:after="120"/>
       </w:pPr>
       <w:r>
         <w:rPr>
@@ -11851,8 +11831,7 @@
     <w:p>
       <w:pPr>
         <w:pStyle w:val="Heading2"/>
-        <w:spacing w:before="280" w:after="80"/>
-        <w:keepNext/>
+        <w:spacing w:before="280" w:after="120"/>
       </w:pPr>
       <w:r>
         <w:rPr>
@@ -12915,8 +12894,7 @@
     <w:p>
       <w:pPr>
         <w:pStyle w:val="Heading2"/>
-        <w:spacing w:before="280" w:after="80"/>
-        <w:keepNext/>
+        <w:spacing w:before="280" w:after="120"/>
       </w:pPr>
       <w:r>
         <w:rPr>
@@ -13583,8 +13561,7 @@
     <w:p>
       <w:pPr>
         <w:pStyle w:val="Heading2"/>
-        <w:spacing w:before="280" w:after="80"/>
-        <w:keepNext/>
+        <w:spacing w:before="280" w:after="120"/>
       </w:pPr>
       <w:r>
         <w:rPr>
@@ -14373,8 +14350,7 @@
     <w:p>
       <w:pPr>
         <w:pStyle w:val="Heading2"/>
-        <w:spacing w:before="280" w:after="80"/>
-        <w:keepNext/>
+        <w:spacing w:before="280" w:after="120"/>
       </w:pPr>
       <w:r>
         <w:rPr>
@@ -14945,8 +14921,7 @@
     <w:p>
       <w:pPr>
         <w:pStyle w:val="Heading2"/>
-        <w:spacing w:before="280" w:after="80"/>
-        <w:keepNext/>
+        <w:spacing w:before="280" w:after="120"/>
       </w:pPr>
       <w:r>
         <w:rPr>
@@ -15549,8 +15524,7 @@
     <w:p>
       <w:pPr>
         <w:pStyle w:val="Heading2"/>
-        <w:spacing w:before="280" w:after="80"/>
-        <w:keepNext/>
+        <w:spacing w:before="280" w:after="120"/>
       </w:pPr>
       <w:r>
         <w:rPr>
@@ -16512,8 +16486,7 @@
     <w:p>
       <w:pPr>
         <w:pStyle w:val="Heading2"/>
-        <w:spacing w:before="280" w:after="80"/>
-        <w:keepNext/>
+        <w:spacing w:before="280" w:after="120"/>
       </w:pPr>
       <w:r>
         <w:rPr>
@@ -16663,8 +16636,7 @@
     <w:p>
       <w:pPr>
         <w:pStyle w:val="Heading2"/>
-        <w:spacing w:before="280" w:after="80"/>
-        <w:keepNext/>
+        <w:spacing w:before="280" w:after="120"/>
       </w:pPr>
       <w:r>
         <w:rPr>
@@ -17074,8 +17046,7 @@
     <w:p>
       <w:pPr>
         <w:pStyle w:val="Heading2"/>
-        <w:spacing w:before="280" w:after="80"/>
-        <w:keepNext/>
+        <w:spacing w:before="280" w:after="120"/>
       </w:pPr>
       <w:r>
         <w:rPr>
@@ -17438,8 +17409,7 @@
     <w:p>
       <w:pPr>
         <w:pStyle w:val="Heading2"/>
-        <w:spacing w:before="280" w:after="80"/>
-        <w:keepNext/>
+        <w:spacing w:before="280" w:after="120"/>
       </w:pPr>
       <w:r>
         <w:rPr>
@@ -17698,8 +17668,7 @@
     <w:p>
       <w:pPr>
         <w:pStyle w:val="Heading2"/>
-        <w:spacing w:before="280" w:after="80"/>
-        <w:keepNext/>
+        <w:spacing w:before="280" w:after="120"/>
       </w:pPr>
       <w:r>
         <w:rPr>
@@ -18260,7 +18229,7 @@
         </w:rPr>
         <w:drawing>
           <wp:inline>
-            <wp:extent cx="3600000" cy="2261617"/>
+            <wp:extent cx="3599999" cy="2261617"/>
             <wp:effectExtent b="0" l="0" r="0" t="0"/>
             <wp:docPr descr="" title="" id="39" name="Picture"/>
             <a:graphic>
@@ -18281,7 +18250,7 @@
                   <pic:spPr bwMode="auto">
                     <a:xfrm>
                       <a:off x="0" y="0"/>
-                      <a:ext cx="3600000" cy="2261617"/>
+                      <a:ext cx="3599999" cy="2261617"/>
                     </a:xfrm>
                     <a:prstGeom prst="rect">
                       <a:avLst/>
@@ -18355,8 +18324,7 @@
     <w:p>
       <w:pPr>
         <w:pStyle w:val="Heading2"/>
-        <w:spacing w:before="280" w:after="80"/>
-        <w:keepNext/>
+        <w:spacing w:before="280" w:after="120"/>
       </w:pPr>
       <w:r>
         <w:rPr>
@@ -19088,7 +19056,7 @@
         </w:rPr>
         <w:drawing>
           <wp:inline>
-            <wp:extent cx="3600000" cy="2261617"/>
+            <wp:extent cx="3599999" cy="2261617"/>
             <wp:effectExtent b="0" l="0" r="0" t="0"/>
             <wp:docPr descr="" title="" id="42" name="Picture"/>
             <a:graphic>
@@ -19109,7 +19077,7 @@
                   <pic:spPr bwMode="auto">
                     <a:xfrm>
                       <a:off x="0" y="0"/>
-                      <a:ext cx="3600000" cy="2261617"/>
+                      <a:ext cx="3599999" cy="2261617"/>
                     </a:xfrm>
                     <a:prstGeom prst="rect">
                       <a:avLst/>
@@ -19183,8 +19151,7 @@
     <w:p>
       <w:pPr>
         <w:pStyle w:val="Heading2"/>
-        <w:spacing w:before="280" w:after="80"/>
-        <w:keepNext/>
+        <w:spacing w:before="280" w:after="120"/>
       </w:pPr>
       <w:r>
         <w:rPr>
@@ -19931,7 +19898,7 @@
         </w:rPr>
         <w:drawing>
           <wp:inline>
-            <wp:extent cx="3600000" cy="2225242"/>
+            <wp:extent cx="3599999" cy="2225242"/>
             <wp:effectExtent b="0" l="0" r="0" t="0"/>
             <wp:docPr descr="" title="" id="46" name="Picture"/>
             <a:graphic>
@@ -19952,7 +19919,7 @@
                   <pic:spPr bwMode="auto">
                     <a:xfrm>
                       <a:off x="0" y="0"/>
-                      <a:ext cx="3600000" cy="2225242"/>
+                      <a:ext cx="3599999" cy="2225242"/>
                     </a:xfrm>
                     <a:prstGeom prst="rect">
                       <a:avLst/>
@@ -20026,8 +19993,7 @@
     <w:p>
       <w:pPr>
         <w:pStyle w:val="Heading2"/>
-        <w:spacing w:before="280" w:after="80"/>
-        <w:keepNext/>
+        <w:spacing w:before="280" w:after="120"/>
       </w:pPr>
       <w:r>
         <w:rPr>
@@ -20364,8 +20330,7 @@
     <w:p>
       <w:pPr>
         <w:pStyle w:val="Heading2"/>
-        <w:spacing w:before="280" w:after="80"/>
-        <w:keepNext/>
+        <w:spacing w:before="280" w:after="120"/>
       </w:pPr>
       <w:r>
         <w:rPr>
@@ -20694,8 +20659,7 @@
     <w:p>
       <w:pPr>
         <w:pStyle w:val="Heading2"/>
-        <w:spacing w:before="280" w:after="80"/>
-        <w:keepNext/>
+        <w:spacing w:before="280" w:after="120"/>
       </w:pPr>
       <w:r>
         <w:rPr>
@@ -20709,8 +20673,7 @@
     <w:p>
       <w:pPr>
         <w:pStyle w:val="Heading2"/>
-        <w:spacing w:before="280" w:after="80"/>
-        <w:keepNext/>
+        <w:spacing w:before="280" w:after="120"/>
       </w:pPr>
       <w:r>
         <w:rPr>
@@ -21431,8 +21394,7 @@
     <w:p>
       <w:pPr>
         <w:pStyle w:val="Heading2"/>
-        <w:spacing w:before="280" w:after="80"/>
-        <w:keepNext/>
+        <w:spacing w:before="280" w:after="120"/>
       </w:pPr>
       <w:r>
         <w:rPr>
@@ -21982,8 +21944,7 @@
     <w:p>
       <w:pPr>
         <w:pStyle w:val="Heading2"/>
-        <w:spacing w:before="280" w:after="80"/>
-        <w:keepNext/>
+        <w:spacing w:before="280" w:after="120"/>
       </w:pPr>
       <w:r>
         <w:rPr>
@@ -23753,8 +23714,7 @@
     <w:p>
       <w:pPr>
         <w:pStyle w:val="Heading2"/>
-        <w:spacing w:before="280" w:after="80"/>
-        <w:keepNext/>
+        <w:spacing w:before="280" w:after="120"/>
       </w:pPr>
       <w:r>
         <w:rPr>
@@ -24754,8 +24714,7 @@
     <w:p>
       <w:pPr>
         <w:pStyle w:val="Heading2"/>
-        <w:spacing w:before="280" w:after="80"/>
-        <w:keepNext/>
+        <w:spacing w:before="280" w:after="120"/>
       </w:pPr>
       <w:r>
         <w:rPr>
@@ -25261,8 +25220,7 @@
     <w:p>
       <w:pPr>
         <w:pStyle w:val="Heading2"/>
-        <w:spacing w:before="280" w:after="80"/>
-        <w:keepNext/>
+        <w:spacing w:before="280" w:after="120"/>
       </w:pPr>
       <w:r>
         <w:rPr>
@@ -25614,8 +25572,7 @@
     <w:p>
       <w:pPr>
         <w:pStyle w:val="Heading2"/>
-        <w:spacing w:before="280" w:after="80"/>
-        <w:keepNext/>
+        <w:spacing w:before="280" w:after="120"/>
       </w:pPr>
       <w:r>
         <w:rPr>
@@ -26342,8 +26299,7 @@
     <w:p>
       <w:pPr>
         <w:pStyle w:val="Heading2"/>
-        <w:spacing w:before="280" w:after="80"/>
-        <w:keepNext/>
+        <w:spacing w:before="280" w:after="120"/>
       </w:pPr>
       <w:r>
         <w:rPr>
@@ -26672,8 +26628,7 @@
     <w:p>
       <w:pPr>
         <w:pStyle w:val="Heading2"/>
-        <w:spacing w:before="280" w:after="80"/>
-        <w:keepNext/>
+        <w:spacing w:before="280" w:after="120"/>
       </w:pPr>
       <w:r>
         <w:rPr>
@@ -27060,8 +27015,7 @@
     <w:p>
       <w:pPr>
         <w:pStyle w:val="Heading2"/>
-        <w:spacing w:before="280" w:after="80"/>
-        <w:keepNext/>
+        <w:spacing w:before="280" w:after="120"/>
       </w:pPr>
       <w:r>
         <w:rPr>
@@ -27342,8 +27296,7 @@
     <w:p>
       <w:pPr>
         <w:pStyle w:val="Heading2"/>
-        <w:spacing w:before="280" w:after="80"/>
-        <w:keepNext/>
+        <w:spacing w:before="280" w:after="120"/>
       </w:pPr>
       <w:r>
         <w:rPr>
@@ -27632,8 +27585,7 @@
     <w:p>
       <w:pPr>
         <w:pStyle w:val="Heading2"/>
-        <w:spacing w:before="280" w:after="80"/>
-        <w:keepNext/>
+        <w:spacing w:before="280" w:after="120"/>
       </w:pPr>
       <w:r>
         <w:rPr>
@@ -27957,8 +27909,7 @@
     <w:p>
       <w:pPr>
         <w:pStyle w:val="Heading2"/>
-        <w:spacing w:before="280" w:after="80"/>
-        <w:keepNext/>
+        <w:spacing w:before="280" w:after="120"/>
       </w:pPr>
       <w:r>
         <w:rPr>
@@ -28451,8 +28402,7 @@
     <w:p>
       <w:pPr>
         <w:pStyle w:val="Heading2"/>
-        <w:spacing w:before="280" w:after="80"/>
-        <w:keepNext/>
+        <w:spacing w:before="280" w:after="120"/>
       </w:pPr>
       <w:r>
         <w:rPr>
@@ -29058,8 +29008,7 @@
     <w:p>
       <w:pPr>
         <w:pStyle w:val="Heading2"/>
-        <w:spacing w:before="280" w:after="80"/>
-        <w:keepNext/>
+        <w:spacing w:before="280" w:after="120"/>
       </w:pPr>
       <w:r>
         <w:rPr>
@@ -29816,8 +29765,7 @@
     <w:p>
       <w:pPr>
         <w:pStyle w:val="Heading2"/>
-        <w:spacing w:before="280" w:after="80"/>
-        <w:keepNext/>
+        <w:spacing w:before="280" w:after="120"/>
       </w:pPr>
       <w:r>
         <w:rPr>
@@ -30195,8 +30143,7 @@
     <w:p>
       <w:pPr>
         <w:pStyle w:val="Heading2"/>
-        <w:spacing w:before="280" w:after="80"/>
-        <w:keepNext/>
+        <w:spacing w:before="280" w:after="120"/>
       </w:pPr>
       <w:r>
         <w:rPr>
@@ -31665,8 +31612,7 @@
     <w:p>
       <w:pPr>
         <w:pStyle w:val="Heading2"/>
-        <w:spacing w:before="280" w:after="80"/>
-        <w:keepNext/>
+        <w:spacing w:before="280" w:after="120"/>
       </w:pPr>
       <w:r>
         <w:rPr>
@@ -32661,8 +32607,7 @@
     <w:p>
       <w:pPr>
         <w:pStyle w:val="Heading2"/>
-        <w:spacing w:before="280" w:after="80"/>
-        <w:keepNext/>
+        <w:spacing w:before="280" w:after="120"/>
       </w:pPr>
       <w:r>
         <w:rPr>
@@ -33450,8 +33395,7 @@
     <w:p>
       <w:pPr>
         <w:pStyle w:val="Heading2"/>
-        <w:spacing w:before="280" w:after="80"/>
-        <w:keepNext/>
+        <w:spacing w:before="280" w:after="120"/>
       </w:pPr>
       <w:r>
         <w:rPr>
@@ -34152,8 +34096,7 @@
     <w:p>
       <w:pPr>
         <w:pStyle w:val="Heading2"/>
-        <w:spacing w:before="280" w:after="80"/>
-        <w:keepNext/>
+        <w:spacing w:before="280" w:after="120"/>
       </w:pPr>
       <w:r>
         <w:rPr>
@@ -34614,8 +34557,7 @@
     <w:p>
       <w:pPr>
         <w:pStyle w:val="Heading2"/>
-        <w:spacing w:before="280" w:after="80"/>
-        <w:keepNext/>
+        <w:spacing w:before="280" w:after="120"/>
       </w:pPr>
       <w:r>
         <w:rPr>
@@ -35826,8 +35768,7 @@
     <w:p>
       <w:pPr>
         <w:pStyle w:val="Heading2"/>
-        <w:spacing w:before="280" w:after="80"/>
-        <w:keepNext/>
+        <w:spacing w:before="280" w:after="120"/>
       </w:pPr>
       <w:r>
         <w:rPr>
@@ -36505,8 +36446,7 @@
     <w:p>
       <w:pPr>
         <w:pStyle w:val="Heading2"/>
-        <w:spacing w:before="280" w:after="80"/>
-        <w:keepNext/>
+        <w:spacing w:before="280" w:after="120"/>
       </w:pPr>
       <w:r>
         <w:rPr>
@@ -37599,8 +37539,7 @@
     <w:p>
       <w:pPr>
         <w:pStyle w:val="Heading2"/>
-        <w:spacing w:before="280" w:after="80"/>
-        <w:keepNext/>
+        <w:spacing w:before="280" w:after="120"/>
       </w:pPr>
       <w:r>
         <w:rPr>
@@ -38122,8 +38061,7 @@
     <w:p>
       <w:pPr>
         <w:pStyle w:val="Heading2"/>
-        <w:spacing w:before="280" w:after="80"/>
-        <w:keepNext/>
+        <w:spacing w:before="280" w:after="120"/>
       </w:pPr>
       <w:r>
         <w:rPr>
@@ -38724,8 +38662,7 @@
     <w:p>
       <w:pPr>
         <w:pStyle w:val="Heading2"/>
-        <w:spacing w:before="280" w:after="80"/>
-        <w:keepNext/>
+        <w:spacing w:before="280" w:after="120"/>
       </w:pPr>
       <w:r>
         <w:rPr>
@@ -40105,8 +40042,7 @@
     <w:p>
       <w:pPr>
         <w:pStyle w:val="Heading2"/>
-        <w:spacing w:before="280" w:after="80"/>
-        <w:keepNext/>
+        <w:spacing w:before="280" w:after="120"/>
       </w:pPr>
       <w:r>
         <w:rPr>
@@ -41098,8 +41034,7 @@
     <w:p>
       <w:pPr>
         <w:pStyle w:val="Heading2"/>
-        <w:spacing w:before="280" w:after="80"/>
-        <w:keepNext/>
+        <w:spacing w:before="280" w:after="120"/>
       </w:pPr>
       <w:r>
         <w:rPr>
@@ -42280,8 +42215,7 @@
     <w:p>
       <w:pPr>
         <w:pStyle w:val="Heading2"/>
-        <w:spacing w:before="280" w:after="80"/>
-        <w:keepNext/>
+        <w:spacing w:before="280" w:after="120"/>
       </w:pPr>
       <w:r>
         <w:rPr>
@@ -42559,8 +42493,8 @@
     <w:bookmarkEnd w:id="99"/>
     <w:bookmarkEnd w:id="100"/>
     <w:sectPr>
+      <w:headerReference w:type="default" r:id="rId94"/>
       <w:footerReference w:type="default" r:id="rId9"/>
-      <w:headerReference w:type="default" r:id="rId10"/>
       <w:footnotePr>
         <w:numRestart w:val="eachSect"/>
       </w:footnotePr>
@@ -42579,88 +42513,123 @@
 <w:ftr xmlns:m="http://schemas.openxmlformats.org/officeDocument/2006/math" xmlns:mc="http://schemas.openxmlformats.org/markup-compatibility/2006" xmlns:mo="http://schemas.microsoft.com/office/mac/office/2008/main" xmlns:mv="urn:schemas-microsoft-com:mac:vml" xmlns:o="urn:schemas-microsoft-com:office:office" xmlns:r="http://schemas.openxmlformats.org/officeDocument/2006/relationships" xmlns:v="urn:schemas-microsoft-com:vml" xmlns:w10="urn:schemas-microsoft-com:office:word" xmlns:w14="http://schemas.microsoft.com/office/word/2010/wordml" xmlns:w="http://schemas.openxmlformats.org/wordprocessingml/2006/main" xmlns:wne="http://schemas.microsoft.com/office/word/2006/wordml" xmlns:wp14="http://schemas.microsoft.com/office/word/2010/wordprocessingDrawing" xmlns:wp="http://schemas.openxmlformats.org/drawingml/2006/wordprocessingDrawing" xmlns:wpc="http://schemas.microsoft.com/office/word/2010/wordprocessingCanvas" xmlns:wpg="http://schemas.microsoft.com/office/word/2010/wordprocessingGroup" xmlns:wpi="http://schemas.microsoft.com/office/word/2010/wordprocessingInk" xmlns:wps="http://schemas.microsoft.com/office/word/2010/wordprocessingShape" mc:Ignorable="w14 wp14">
   <w:p>
     <w:pPr>
+      <w:pStyle w:val="Footer"/>
       <w:jc w:val="center"/>
     </w:pPr>
     <w:r>
       <w:rPr>
+        <w:rFonts w:ascii="Times New Roman" w:hAnsi="Times New Roman" w:eastAsia="Times New Roman" w:cs="Times New Roman"/>
+        <w:b w:val="0"/>
         <w:color w:val="000000"/>
-        <w:sz w:val="18"/>
+        <w:sz w:val="20"/>
       </w:rPr>
       <w:t xml:space="preserve">第 </w:t>
     </w:r>
     <w:r>
       <w:rPr>
+        <w:rFonts w:ascii="Times New Roman" w:hAnsi="Times New Roman" w:eastAsia="Times New Roman" w:cs="Times New Roman"/>
+        <w:b w:val="0"/>
         <w:color w:val="000000"/>
-        <w:sz w:val="18"/>
+        <w:sz w:val="20"/>
       </w:rPr>
       <w:fldChar w:fldCharType="begin"/>
     </w:r>
     <w:r>
       <w:rPr>
-        <w:sz w:val="18"/>
+        <w:rFonts w:ascii="Times New Roman" w:hAnsi="Times New Roman" w:eastAsia="Times New Roman" w:cs="Times New Roman"/>
+        <w:b w:val="0"/>
+        <w:color w:val="000000"/>
+        <w:sz w:val="20"/>
       </w:rPr>
       <w:instrText xml:space="preserve"> PAGE </w:instrText>
     </w:r>
     <w:r>
       <w:rPr>
-        <w:sz w:val="18"/>
+        <w:rFonts w:ascii="Times New Roman" w:hAnsi="Times New Roman" w:eastAsia="Times New Roman" w:cs="Times New Roman"/>
+        <w:b w:val="0"/>
+        <w:color w:val="000000"/>
+        <w:sz w:val="20"/>
       </w:rPr>
       <w:fldChar w:fldCharType="separate"/>
     </w:r>
     <w:r>
       <w:rPr>
-        <w:sz w:val="18"/>
+        <w:rFonts w:ascii="Times New Roman" w:hAnsi="Times New Roman" w:eastAsia="Times New Roman" w:cs="Times New Roman"/>
+        <w:b w:val="0"/>
+        <w:color w:val="000000"/>
+        <w:sz w:val="20"/>
       </w:rPr>
       <w:t>1</w:t>
     </w:r>
     <w:r>
       <w:rPr>
-        <w:sz w:val="18"/>
+        <w:rFonts w:ascii="Times New Roman" w:hAnsi="Times New Roman" w:eastAsia="Times New Roman" w:cs="Times New Roman"/>
+        <w:b w:val="0"/>
+        <w:color w:val="000000"/>
+        <w:sz w:val="20"/>
       </w:rPr>
       <w:fldChar w:fldCharType="end"/>
     </w:r>
     <w:r>
       <w:rPr>
+        <w:rFonts w:ascii="Times New Roman" w:hAnsi="Times New Roman" w:eastAsia="Times New Roman" w:cs="Times New Roman"/>
+        <w:b w:val="0"/>
         <w:color w:val="000000"/>
-        <w:sz w:val="18"/>
+        <w:sz w:val="20"/>
       </w:rPr>
       <w:t xml:space="preserve"> 页 / 共 </w:t>
     </w:r>
     <w:r>
       <w:rPr>
+        <w:rFonts w:ascii="Times New Roman" w:hAnsi="Times New Roman" w:eastAsia="Times New Roman" w:cs="Times New Roman"/>
+        <w:b w:val="0"/>
         <w:color w:val="000000"/>
-        <w:sz w:val="18"/>
+        <w:sz w:val="20"/>
       </w:rPr>
       <w:fldChar w:fldCharType="begin"/>
     </w:r>
     <w:r>
       <w:rPr>
-        <w:sz w:val="18"/>
+        <w:rFonts w:ascii="Times New Roman" w:hAnsi="Times New Roman" w:eastAsia="Times New Roman" w:cs="Times New Roman"/>
+        <w:b w:val="0"/>
+        <w:color w:val="000000"/>
+        <w:sz w:val="20"/>
       </w:rPr>
       <w:instrText xml:space="preserve"> NUMPAGES </w:instrText>
     </w:r>
     <w:r>
       <w:rPr>
-        <w:sz w:val="18"/>
+        <w:rFonts w:ascii="Times New Roman" w:hAnsi="Times New Roman" w:eastAsia="Times New Roman" w:cs="Times New Roman"/>
+        <w:b w:val="0"/>
+        <w:color w:val="000000"/>
+        <w:sz w:val="20"/>
       </w:rPr>
       <w:fldChar w:fldCharType="separate"/>
     </w:r>
     <w:r>
       <w:rPr>
-        <w:sz w:val="18"/>
+        <w:rFonts w:ascii="Times New Roman" w:hAnsi="Times New Roman" w:eastAsia="Times New Roman" w:cs="Times New Roman"/>
+        <w:b w:val="0"/>
+        <w:color w:val="000000"/>
+        <w:sz w:val="20"/>
       </w:rPr>
       <w:t>1</w:t>
     </w:r>
     <w:r>
       <w:rPr>
-        <w:sz w:val="18"/>
+        <w:rFonts w:ascii="Times New Roman" w:hAnsi="Times New Roman" w:eastAsia="Times New Roman" w:cs="Times New Roman"/>
+        <w:b w:val="0"/>
+        <w:color w:val="000000"/>
+        <w:sz w:val="20"/>
       </w:rPr>
       <w:fldChar w:fldCharType="end"/>
     </w:r>
     <w:r>
       <w:rPr>
+        <w:rFonts w:ascii="Times New Roman" w:hAnsi="Times New Roman" w:eastAsia="Times New Roman" w:cs="Times New Roman"/>
+        <w:b w:val="0"/>
         <w:color w:val="000000"/>
-        <w:sz w:val="18"/>
+        <w:sz w:val="20"/>
       </w:rPr>
       <w:t xml:space="preserve"> 页</w:t>
     </w:r>
@@ -42698,10 +42667,12 @@
     </w:pPr>
     <w:r>
       <w:rPr>
+        <w:rFonts w:ascii="Times New Roman" w:hAnsi="Times New Roman" w:eastAsia="Times New Roman" w:cs="Times New Roman"/>
+        <w:b w:val="0"/>
         <w:color w:val="000000"/>
         <w:sz w:val="18"/>
       </w:rPr>
-      <w:t>第一篇 化学原理 · 第2章 化学平衡-学生版</w:t>
+      <w:t xml:space="preserve">第 2 章 化学平衡</w:t>
     </w:r>
   </w:p>
 </w:hdr>
@@ -43685,7 +43656,7 @@
     <ns0:rPr>
       <ns0:rFonts ns0:ascii="Times New Roman" ns0:cs="Times New Roman" ns0:eastAsia="SimHei" ns0:hAnsi="Times New Roman"/>
       <ns0:b/>
-      <ns0:color ns0:val="17324D"/>
+      <ns0:color ns0:val="000000"/>
       <ns0:sz ns0:val="44"/>
       <ns0:szCs ns0:val="56"/>
     </ns0:rPr>
@@ -43827,7 +43798,7 @@
     <ns0:rPr>
       <ns0:rFonts ns0:ascii="Times New Roman" ns0:cs="Times New Roman" ns0:eastAsia="SimHei" ns0:hAnsi="Times New Roman"/>
       <ns0:b/>
-      <ns0:color ns0:val="17324D"/>
+      <ns0:color ns0:val="000000"/>
       <ns0:sz ns0:val="32"/>
       <ns0:szCs ns0:val="40"/>
     </ns0:rPr>
@@ -43851,7 +43822,7 @@
     <ns0:rPr>
       <ns0:rFonts ns0:ascii="Times New Roman" ns0:cs="Times New Roman" ns0:eastAsia="SimHei" ns0:hAnsi="Times New Roman"/>
       <ns0:b/>
-      <ns0:color ns0:val="17324D"/>
+      <ns0:color ns0:val="000000"/>
       <ns0:sz ns0:val="28"/>
       <ns0:szCs ns0:val="32"/>
     </ns0:rPr>
@@ -43875,7 +43846,7 @@
     <ns0:rPr>
       <ns0:rFonts ns0:ascii="Times New Roman" ns0:cs="Times New Roman" ns0:eastAsia="SimHei" ns0:hAnsi="Times New Roman"/>
       <ns0:b/>
-      <ns0:color ns0:val="17324D"/>
+      <ns0:color ns0:val="000000"/>
       <ns0:sz ns0:val="25"/>
       <ns0:szCs ns0:val="28"/>
     </ns0:rPr>
@@ -44351,7 +44322,7 @@
     <w:rPr>
       <w:rFonts w:ascii="Times New Roman" w:hAnsi="Times New Roman" w:eastAsia="FangSong" w:cs="Times New Roman"/>
       <w:b/>
-      <w:color w:val="000000"/>
+      <w:color w:val="007020"/>
     </w:rPr>
   </w:style>
   <w:style w:type="character" w:customStyle="1" w:styleId="DataTypeTok">
@@ -44359,7 +44330,7 @@
     <w:basedOn w:val="VerbatimChar"/>
     <w:rPr>
       <w:rFonts w:ascii="Times New Roman" w:hAnsi="Times New Roman" w:eastAsia="FangSong" w:cs="Times New Roman"/>
-      <w:color w:val="000000"/>
+      <w:color w:val="902000"/>
     </w:rPr>
   </w:style>
   <w:style w:type="character" w:customStyle="1" w:styleId="DecValTok">
@@ -44367,7 +44338,7 @@
     <w:basedOn w:val="VerbatimChar"/>
     <w:rPr>
       <w:rFonts w:ascii="Times New Roman" w:hAnsi="Times New Roman" w:eastAsia="FangSong" w:cs="Times New Roman"/>
-      <w:color w:val="000000"/>
+      <w:color w:val="40a070"/>
     </w:rPr>
   </w:style>
   <w:style w:type="character" w:customStyle="1" w:styleId="BaseNTok">
@@ -44375,7 +44346,7 @@
     <w:basedOn w:val="VerbatimChar"/>
     <w:rPr>
       <w:rFonts w:ascii="Times New Roman" w:hAnsi="Times New Roman" w:eastAsia="FangSong" w:cs="Times New Roman"/>
-      <w:color w:val="000000"/>
+      <w:color w:val="40a070"/>
     </w:rPr>
   </w:style>
   <w:style w:type="character" w:customStyle="1" w:styleId="FloatTok">
@@ -44383,7 +44354,7 @@
     <w:basedOn w:val="VerbatimChar"/>
     <w:rPr>
       <w:rFonts w:ascii="Times New Roman" w:hAnsi="Times New Roman" w:eastAsia="FangSong" w:cs="Times New Roman"/>
-      <w:color w:val="000000"/>
+      <w:color w:val="40a070"/>
     </w:rPr>
   </w:style>
   <w:style w:type="character" w:customStyle="1" w:styleId="ConstantTok">
@@ -44391,7 +44362,7 @@
     <w:basedOn w:val="VerbatimChar"/>
     <w:rPr>
       <w:rFonts w:ascii="Times New Roman" w:hAnsi="Times New Roman" w:eastAsia="FangSong" w:cs="Times New Roman"/>
-      <w:color w:val="000000"/>
+      <w:color w:val="880000"/>
     </w:rPr>
   </w:style>
   <w:style w:type="character" w:customStyle="1" w:styleId="CharTok">
@@ -44399,7 +44370,7 @@
     <w:basedOn w:val="VerbatimChar"/>
     <w:rPr>
       <w:rFonts w:ascii="Times New Roman" w:hAnsi="Times New Roman" w:eastAsia="FangSong" w:cs="Times New Roman"/>
-      <w:color w:val="000000"/>
+      <w:color w:val="4070a0"/>
     </w:rPr>
   </w:style>
   <w:style w:type="character" w:customStyle="1" w:styleId="SpecialCharTok">
@@ -44407,7 +44378,7 @@
     <w:basedOn w:val="VerbatimChar"/>
     <w:rPr>
       <w:rFonts w:ascii="Times New Roman" w:hAnsi="Times New Roman" w:eastAsia="FangSong" w:cs="Times New Roman"/>
-      <w:color w:val="000000"/>
+      <w:color w:val="4070a0"/>
     </w:rPr>
   </w:style>
   <w:style w:type="character" w:customStyle="1" w:styleId="StringTok">
@@ -44415,7 +44386,7 @@
     <w:basedOn w:val="VerbatimChar"/>
     <w:rPr>
       <w:rFonts w:ascii="Times New Roman" w:hAnsi="Times New Roman" w:eastAsia="FangSong" w:cs="Times New Roman"/>
-      <w:color w:val="000000"/>
+      <w:color w:val="4070a0"/>
     </w:rPr>
   </w:style>
   <w:style w:type="character" w:customStyle="1" w:styleId="VerbatimStringTok">
@@ -44423,7 +44394,7 @@
     <w:basedOn w:val="VerbatimChar"/>
     <w:rPr>
       <w:rFonts w:ascii="Times New Roman" w:hAnsi="Times New Roman" w:eastAsia="FangSong" w:cs="Times New Roman"/>
-      <w:color w:val="000000"/>
+      <w:color w:val="4070a0"/>
     </w:rPr>
   </w:style>
   <w:style w:type="character" w:customStyle="1" w:styleId="SpecialStringTok">
@@ -44431,7 +44402,7 @@
     <w:basedOn w:val="VerbatimChar"/>
     <w:rPr>
       <w:rFonts w:ascii="Times New Roman" w:hAnsi="Times New Roman" w:eastAsia="FangSong" w:cs="Times New Roman"/>
-      <w:color w:val="000000"/>
+      <w:color w:val="bb6688"/>
     </w:rPr>
   </w:style>
   <w:style w:type="character" w:customStyle="1" w:styleId="ImportTok">
@@ -44440,7 +44411,7 @@
     <w:rPr>
       <w:rFonts w:ascii="Times New Roman" w:hAnsi="Times New Roman" w:eastAsia="FangSong" w:cs="Times New Roman"/>
       <w:b/>
-      <w:color w:val="000000"/>
+      <w:color w:val="008000"/>
     </w:rPr>
   </w:style>
   <w:style w:type="character" w:customStyle="1" w:styleId="CommentTok">
@@ -44449,7 +44420,7 @@
     <w:rPr>
       <w:rFonts w:ascii="Times New Roman" w:hAnsi="Times New Roman" w:eastAsia="FangSong" w:cs="Times New Roman"/>
       <w:i/>
-      <w:color w:val="000000"/>
+      <w:color w:val="60a0b0"/>
     </w:rPr>
   </w:style>
   <w:style w:type="character" w:customStyle="1" w:styleId="DocumentationTok">
@@ -44458,7 +44429,7 @@
     <w:rPr>
       <w:rFonts w:ascii="Times New Roman" w:hAnsi="Times New Roman" w:eastAsia="FangSong" w:cs="Times New Roman"/>
       <w:i/>
-      <w:color w:val="000000"/>
+      <w:color w:val="ba2121"/>
     </w:rPr>
   </w:style>
   <w:style w:type="character" w:customStyle="1" w:styleId="AnnotationTok">
@@ -44468,7 +44439,7 @@
       <w:rFonts w:ascii="Times New Roman" w:hAnsi="Times New Roman" w:eastAsia="FangSong" w:cs="Times New Roman"/>
       <w:b/>
       <w:i/>
-      <w:color w:val="000000"/>
+      <w:color w:val="60a0b0"/>
     </w:rPr>
   </w:style>
   <w:style w:type="character" w:customStyle="1" w:styleId="CommentVarTok">
@@ -44478,7 +44449,7 @@
       <w:rFonts w:ascii="Times New Roman" w:hAnsi="Times New Roman" w:eastAsia="FangSong" w:cs="Times New Roman"/>
       <w:b/>
       <w:i/>
-      <w:color w:val="000000"/>
+      <w:color w:val="60a0b0"/>
     </w:rPr>
   </w:style>
   <w:style w:type="character" w:customStyle="1" w:styleId="OtherTok">
@@ -44486,7 +44457,7 @@
     <w:basedOn w:val="VerbatimChar"/>
     <w:rPr>
       <w:rFonts w:ascii="Times New Roman" w:hAnsi="Times New Roman" w:eastAsia="FangSong" w:cs="Times New Roman"/>
-      <w:color w:val="000000"/>
+      <w:color w:val="007020"/>
     </w:rPr>
   </w:style>
   <w:style w:type="character" w:customStyle="1" w:styleId="FunctionTok">
@@ -44494,7 +44465,7 @@
     <w:basedOn w:val="VerbatimChar"/>
     <w:rPr>
       <w:rFonts w:ascii="Times New Roman" w:hAnsi="Times New Roman" w:eastAsia="FangSong" w:cs="Times New Roman"/>
-      <w:color w:val="000000"/>
+      <w:color w:val="06287e"/>
     </w:rPr>
   </w:style>
   <w:style w:type="character" w:customStyle="1" w:styleId="VariableTok">
@@ -44502,7 +44473,7 @@
     <w:basedOn w:val="VerbatimChar"/>
     <w:rPr>
       <w:rFonts w:ascii="Times New Roman" w:hAnsi="Times New Roman" w:eastAsia="FangSong" w:cs="Times New Roman"/>
-      <w:color w:val="000000"/>
+      <w:color w:val="19177c"/>
     </w:rPr>
   </w:style>
   <w:style w:type="character" w:customStyle="1" w:styleId="ControlFlowTok">
@@ -44511,7 +44482,7 @@
     <w:rPr>
       <w:rFonts w:ascii="Times New Roman" w:hAnsi="Times New Roman" w:eastAsia="FangSong" w:cs="Times New Roman"/>
       <w:b/>
-      <w:color w:val="000000"/>
+      <w:color w:val="007020"/>
     </w:rPr>
   </w:style>
   <w:style w:type="character" w:customStyle="1" w:styleId="OperatorTok">
@@ -44519,7 +44490,7 @@
     <w:basedOn w:val="VerbatimChar"/>
     <w:rPr>
       <w:rFonts w:ascii="Times New Roman" w:hAnsi="Times New Roman" w:eastAsia="FangSong" w:cs="Times New Roman"/>
-      <w:color w:val="000000"/>
+      <w:color w:val="666666"/>
     </w:rPr>
   </w:style>
   <w:style w:type="character" w:customStyle="1" w:styleId="BuiltInTok">
@@ -44527,7 +44498,7 @@
     <w:basedOn w:val="VerbatimChar"/>
     <w:rPr>
       <w:rFonts w:ascii="Times New Roman" w:hAnsi="Times New Roman" w:eastAsia="FangSong" w:cs="Times New Roman"/>
-      <w:color w:val="000000"/>
+      <w:color w:val="008000"/>
     </w:rPr>
   </w:style>
   <w:style w:type="character" w:customStyle="1" w:styleId="ExtensionTok">
@@ -44542,7 +44513,7 @@
     <w:basedOn w:val="VerbatimChar"/>
     <w:rPr>
       <w:rFonts w:ascii="Times New Roman" w:hAnsi="Times New Roman" w:eastAsia="FangSong" w:cs="Times New Roman"/>
-      <w:color w:val="000000"/>
+      <w:color w:val="bc7a00"/>
     </w:rPr>
   </w:style>
   <w:style w:type="character" w:customStyle="1" w:styleId="AttributeTok">
@@ -44550,7 +44521,7 @@
     <w:basedOn w:val="VerbatimChar"/>
     <w:rPr>
       <w:rFonts w:ascii="Times New Roman" w:hAnsi="Times New Roman" w:eastAsia="FangSong" w:cs="Times New Roman"/>
-      <w:color w:val="000000"/>
+      <w:color w:val="7d9029"/>
     </w:rPr>
   </w:style>
   <w:style w:type="character" w:customStyle="1" w:styleId="RegionMarkerTok">
@@ -44567,7 +44538,7 @@
       <w:rFonts w:ascii="Times New Roman" w:hAnsi="Times New Roman" w:eastAsia="FangSong" w:cs="Times New Roman"/>
       <w:b/>
       <w:i/>
-      <w:color w:val="000000"/>
+      <w:color w:val="60a0b0"/>
     </w:rPr>
   </w:style>
   <w:style w:type="character" w:customStyle="1" w:styleId="WarningTok">
@@ -44577,7 +44548,7 @@
       <w:rFonts w:ascii="Times New Roman" w:hAnsi="Times New Roman" w:eastAsia="FangSong" w:cs="Times New Roman"/>
       <w:b/>
       <w:i/>
-      <w:color w:val="000000"/>
+      <w:color w:val="60a0b0"/>
     </w:rPr>
   </w:style>
   <w:style w:type="character" w:customStyle="1" w:styleId="AlertTok">
@@ -44586,7 +44557,7 @@
     <w:rPr>
       <w:rFonts w:ascii="Times New Roman" w:hAnsi="Times New Roman" w:eastAsia="FangSong" w:cs="Times New Roman"/>
       <w:b/>
-      <w:color w:val="000000"/>
+      <w:color w:val="ff0000"/>
     </w:rPr>
   </w:style>
   <w:style w:type="character" w:customStyle="1" w:styleId="ErrorTok">
@@ -44595,7 +44566,7 @@
     <w:rPr>
       <w:rFonts w:ascii="Times New Roman" w:hAnsi="Times New Roman" w:eastAsia="FangSong" w:cs="Times New Roman"/>
       <w:b/>
-      <w:color w:val="000000"/>
+      <w:color w:val="ff0000"/>
     </w:rPr>
   </w:style>
   <w:style w:type="character" w:customStyle="1" w:styleId="NormalTok">

--- a/00-首页/题组Word/习题书/第一篇-化学原理/2-化学平衡-学生版-打印版.docx
+++ b/00-首页/题组Word/习题书/第一篇-化学原理/2-化学平衡-学生版-打印版.docx
@@ -5190,6 +5190,14 @@
         <w:tblStyle w:val="Table"/>
         <w:tblW w:type="pct" w:w="5000"/>
         <w:tblLayout w:type="fixed"/>
+        <w:tblBorders>
+          <w:top w:val="single" w:sz="12" w:space="0" w:color="000000"/>
+          <w:left w:val="none" w:sz="0" w:space="0" w:color="auto"/>
+          <w:bottom w:val="single" w:sz="12" w:space="0" w:color="000000"/>
+          <w:right w:val="none" w:sz="0" w:space="0" w:color="auto"/>
+          <w:insideH w:val="none" w:sz="0" w:space="0" w:color="auto"/>
+          <w:insideV w:val="none" w:sz="0" w:space="0" w:color="auto"/>
+        </w:tblBorders>
         <w:tblLook w:firstRow="1" w:lastRow="0" w:firstColumn="0" w:lastColumn="0" w:noHBand="0" w:noVBand="0" w:val="0020"/>
       </w:tblPr>
       <w:tblGrid>
@@ -5203,7 +5211,11 @@
           <w:tblHeader w:val="on"/>
         </w:trPr>
         <w:tc>
-          <w:tcPr/>
+          <w:tcPr>
+            <w:tcBorders>
+              <w:bottom w:val="single" w:sz="8" w:space="0" w:color="000000"/>
+            </w:tcBorders>
+          </w:tcPr>
           <w:p>
             <w:pPr>
               <w:pStyle w:val="Compact"/>
@@ -5212,7 +5224,11 @@
           </w:p>
         </w:tc>
         <w:tc>
-          <w:tcPr/>
+          <w:tcPr>
+            <w:tcBorders>
+              <w:bottom w:val="single" w:sz="8" w:space="0" w:color="000000"/>
+            </w:tcBorders>
+          </w:tcPr>
           <w:p>
             <w:pPr>
               <w:pStyle w:val="Compact"/>
@@ -5266,7 +5282,11 @@
           </w:p>
         </w:tc>
         <w:tc>
-          <w:tcPr/>
+          <w:tcPr>
+            <w:tcBorders>
+              <w:bottom w:val="single" w:sz="8" w:space="0" w:color="000000"/>
+            </w:tcBorders>
+          </w:tcPr>
           <w:p>
             <w:pPr>
               <w:pStyle w:val="Compact"/>
@@ -5282,7 +5302,11 @@
           </w:p>
         </w:tc>
         <w:tc>
-          <w:tcPr/>
+          <w:tcPr>
+            <w:tcBorders>
+              <w:bottom w:val="single" w:sz="8" w:space="0" w:color="000000"/>
+            </w:tcBorders>
+          </w:tcPr>
           <w:p>
             <w:pPr>
               <w:pStyle w:val="Compact"/>
@@ -8890,6 +8914,14 @@
       <w:tblPr>
         <w:tblStyle w:val="Table"/>
         <w:tblW w:type="auto" w:w="0"/>
+        <w:tblBorders>
+          <w:top w:val="single" w:sz="12" w:space="0" w:color="000000"/>
+          <w:left w:val="none" w:sz="0" w:space="0" w:color="auto"/>
+          <w:bottom w:val="single" w:sz="12" w:space="0" w:color="000000"/>
+          <w:right w:val="none" w:sz="0" w:space="0" w:color="auto"/>
+          <w:insideH w:val="none" w:sz="0" w:space="0" w:color="auto"/>
+          <w:insideV w:val="none" w:sz="0" w:space="0" w:color="auto"/>
+        </w:tblBorders>
         <w:tblLook w:firstRow="1" w:lastRow="0" w:firstColumn="0" w:lastColumn="0" w:noHBand="0" w:noVBand="0" w:val="0020"/>
       </w:tblPr>
       <w:tblGrid>
@@ -8905,7 +8937,11 @@
           <w:tblHeader w:val="on"/>
         </w:trPr>
         <w:tc>
-          <w:tcPr/>
+          <w:tcPr>
+            <w:tcBorders>
+              <w:bottom w:val="single" w:sz="8" w:space="0" w:color="000000"/>
+            </w:tcBorders>
+          </w:tcPr>
           <w:p>
             <w:pPr>
               <w:pStyle w:val="Compact"/>
@@ -8921,7 +8957,11 @@
           </w:p>
         </w:tc>
         <w:tc>
-          <w:tcPr/>
+          <w:tcPr>
+            <w:tcBorders>
+              <w:bottom w:val="single" w:sz="8" w:space="0" w:color="000000"/>
+            </w:tcBorders>
+          </w:tcPr>
           <w:p>
             <w:pPr>
               <w:pStyle w:val="Compact"/>
@@ -8937,7 +8977,11 @@
           </w:p>
         </w:tc>
         <w:tc>
-          <w:tcPr/>
+          <w:tcPr>
+            <w:tcBorders>
+              <w:bottom w:val="single" w:sz="8" w:space="0" w:color="000000"/>
+            </w:tcBorders>
+          </w:tcPr>
           <w:p>
             <w:pPr>
               <w:pStyle w:val="Compact"/>
@@ -8953,7 +8997,11 @@
           </w:p>
         </w:tc>
         <w:tc>
-          <w:tcPr/>
+          <w:tcPr>
+            <w:tcBorders>
+              <w:bottom w:val="single" w:sz="8" w:space="0" w:color="000000"/>
+            </w:tcBorders>
+          </w:tcPr>
           <w:p>
             <w:pPr>
               <w:pStyle w:val="Compact"/>
@@ -8969,7 +9017,11 @@
           </w:p>
         </w:tc>
         <w:tc>
-          <w:tcPr/>
+          <w:tcPr>
+            <w:tcBorders>
+              <w:bottom w:val="single" w:sz="8" w:space="0" w:color="000000"/>
+            </w:tcBorders>
+          </w:tcPr>
           <w:p>
             <w:pPr>
               <w:pStyle w:val="Compact"/>
@@ -8985,7 +9037,11 @@
           </w:p>
         </w:tc>
         <w:tc>
-          <w:tcPr/>
+          <w:tcPr>
+            <w:tcBorders>
+              <w:bottom w:val="single" w:sz="8" w:space="0" w:color="000000"/>
+            </w:tcBorders>
+          </w:tcPr>
           <w:p>
             <w:pPr>
               <w:pStyle w:val="Compact"/>
@@ -13990,6 +14046,14 @@
       <w:tblPr>
         <w:tblStyle w:val="Table"/>
         <w:tblW w:type="auto" w:w="0"/>
+        <w:tblBorders>
+          <w:top w:val="single" w:sz="12" w:space="0" w:color="000000"/>
+          <w:left w:val="none" w:sz="0" w:space="0" w:color="auto"/>
+          <w:bottom w:val="single" w:sz="12" w:space="0" w:color="000000"/>
+          <w:right w:val="none" w:sz="0" w:space="0" w:color="auto"/>
+          <w:insideH w:val="none" w:sz="0" w:space="0" w:color="auto"/>
+          <w:insideV w:val="none" w:sz="0" w:space="0" w:color="auto"/>
+        </w:tblBorders>
         <w:tblLook w:firstRow="1" w:lastRow="0" w:firstColumn="0" w:lastColumn="0" w:noHBand="0" w:noVBand="0" w:val="0020"/>
       </w:tblPr>
       <w:tblGrid>
@@ -14003,7 +14067,11 @@
           <w:tblHeader w:val="on"/>
         </w:trPr>
         <w:tc>
-          <w:tcPr/>
+          <w:tcPr>
+            <w:tcBorders>
+              <w:bottom w:val="single" w:sz="8" w:space="0" w:color="000000"/>
+            </w:tcBorders>
+          </w:tcPr>
           <w:p>
             <w:pPr>
               <w:pStyle w:val="Compact"/>
@@ -14041,7 +14109,11 @@
           </w:p>
         </w:tc>
         <w:tc>
-          <w:tcPr/>
+          <w:tcPr>
+            <w:tcBorders>
+              <w:bottom w:val="single" w:sz="8" w:space="0" w:color="000000"/>
+            </w:tcBorders>
+          </w:tcPr>
           <w:p>
             <w:pPr>
               <w:pStyle w:val="Compact"/>
@@ -14057,7 +14129,11 @@
           </w:p>
         </w:tc>
         <w:tc>
-          <w:tcPr/>
+          <w:tcPr>
+            <w:tcBorders>
+              <w:bottom w:val="single" w:sz="8" w:space="0" w:color="000000"/>
+            </w:tcBorders>
+          </w:tcPr>
           <w:p>
             <w:pPr>
               <w:pStyle w:val="Compact"/>
@@ -14073,7 +14149,11 @@
           </w:p>
         </w:tc>
         <w:tc>
-          <w:tcPr/>
+          <w:tcPr>
+            <w:tcBorders>
+              <w:bottom w:val="single" w:sz="8" w:space="0" w:color="000000"/>
+            </w:tcBorders>
+          </w:tcPr>
           <w:p>
             <w:pPr>
               <w:pStyle w:val="Compact"/>
@@ -14216,8 +14296,8 @@
     <w:p>
       <w:pPr>
         <w:pStyle w:val="BodyText"/>
+        <w:spacing w:before="0" w:after="0"/>
         <w:ind w:left="480" w:hanging="480"/>
-        <w:spacing w:after="0"/>
       </w:pPr>
       <w:r>
         <w:rPr>
@@ -14241,20 +14321,45 @@
     <w:p>
       <w:pPr>
         <w:pStyle w:val="BodyText"/>
+        <w:spacing w:before="0" w:after="0"/>
         <w:ind w:left="480" w:hanging="480"/>
+      </w:pPr>
+      <w:r>
+        <w:rPr>
+          <w:rFonts w:ascii="Times New Roman" w:hAnsi="Times New Roman" w:eastAsia="Times New Roman" w:cs="Times New Roman"/>
+        </w:rPr>
+        <w:t xml:space="preserve">B. </w:t>
+      </w:r>
+      <w:r>
+        <w:rPr>
+          <w:rFonts w:hint="eastAsia" w:ascii="Times New Roman" w:hAnsi="Times New Roman" w:eastAsia="FangSong" w:cs="Times New Roman"/>
+        </w:rPr>
+        <w:t xml:space="preserve">镁橄榄石生成</w:t>
+      </w:r>
+      <w:r>
+        <w:rPr>
+          <w:rFonts w:ascii="Times New Roman" w:hAnsi="Times New Roman" w:eastAsia="Times New Roman" w:cs="Times New Roman"/>
+        </w:rPr>
+        <w:t xml:space="preserve">　</w:t>
+      </w:r>
+    </w:p>
+    <w:p>
+      <w:pPr>
+        <w:pStyle w:val="BodyText"/>
         <w:spacing w:before="0" w:after="0"/>
-      </w:pPr>
-      <w:r>
-        <w:rPr>
-          <w:rFonts w:ascii="Times New Roman" w:hAnsi="Times New Roman" w:eastAsia="Times New Roman" w:cs="Times New Roman"/>
-        </w:rPr>
-        <w:t xml:space="preserve">B. </w:t>
-      </w:r>
-      <w:r>
-        <w:rPr>
-          <w:rFonts w:hint="eastAsia" w:ascii="Times New Roman" w:hAnsi="Times New Roman" w:eastAsia="FangSong" w:cs="Times New Roman"/>
-        </w:rPr>
-        <w:t xml:space="preserve">镁橄榄石生成</w:t>
+        <w:ind w:left="480" w:hanging="480"/>
+      </w:pPr>
+      <w:r>
+        <w:rPr>
+          <w:rFonts w:ascii="Times New Roman" w:hAnsi="Times New Roman" w:eastAsia="Times New Roman" w:cs="Times New Roman"/>
+        </w:rPr>
+        <w:t xml:space="preserve">C. </w:t>
+      </w:r>
+      <w:r>
+        <w:rPr>
+          <w:rFonts w:hint="eastAsia" w:ascii="Times New Roman" w:hAnsi="Times New Roman" w:eastAsia="FangSong" w:cs="Times New Roman"/>
+        </w:rPr>
+        <w:t xml:space="preserve">钙长石和镁橄榄石共存</w:t>
       </w:r>
       <w:r>
         <w:rPr>
@@ -14266,33 +14371,8 @@
     <w:p>
       <w:pPr>
         <w:pStyle w:val="BodyText"/>
+        <w:spacing w:before="0" w:after="0"/>
         <w:ind w:left="480" w:hanging="480"/>
-        <w:spacing w:before="0" w:after="0"/>
-      </w:pPr>
-      <w:r>
-        <w:rPr>
-          <w:rFonts w:ascii="Times New Roman" w:hAnsi="Times New Roman" w:eastAsia="Times New Roman" w:cs="Times New Roman"/>
-        </w:rPr>
-        <w:t xml:space="preserve">C. </w:t>
-      </w:r>
-      <w:r>
-        <w:rPr>
-          <w:rFonts w:hint="eastAsia" w:ascii="Times New Roman" w:hAnsi="Times New Roman" w:eastAsia="FangSong" w:cs="Times New Roman"/>
-        </w:rPr>
-        <w:t xml:space="preserve">钙长石和镁橄榄石共存</w:t>
-      </w:r>
-      <w:r>
-        <w:rPr>
-          <w:rFonts w:ascii="Times New Roman" w:hAnsi="Times New Roman" w:eastAsia="Times New Roman" w:cs="Times New Roman"/>
-        </w:rPr>
-        <w:t xml:space="preserve">　</w:t>
-      </w:r>
-    </w:p>
-    <w:p>
-      <w:pPr>
-        <w:pStyle w:val="BodyText"/>
-        <w:ind w:left="480" w:hanging="480"/>
-        <w:spacing w:before="0" w:after="180"/>
       </w:pPr>
       <w:r>
         <w:rPr>
@@ -15826,6 +15906,14 @@
       <w:tblPr>
         <w:tblStyle w:val="Table"/>
         <w:tblW w:type="auto" w:w="0"/>
+        <w:tblBorders>
+          <w:top w:val="single" w:sz="12" w:space="0" w:color="000000"/>
+          <w:left w:val="none" w:sz="0" w:space="0" w:color="auto"/>
+          <w:bottom w:val="single" w:sz="12" w:space="0" w:color="000000"/>
+          <w:right w:val="none" w:sz="0" w:space="0" w:color="auto"/>
+          <w:insideH w:val="none" w:sz="0" w:space="0" w:color="auto"/>
+          <w:insideV w:val="none" w:sz="0" w:space="0" w:color="auto"/>
+        </w:tblBorders>
         <w:tblLook w:firstRow="1" w:lastRow="0" w:firstColumn="0" w:lastColumn="0" w:noHBand="0" w:noVBand="0" w:val="0020"/>
       </w:tblPr>
       <w:tblGrid>
@@ -15841,7 +15929,11 @@
           <w:tblHeader w:val="on"/>
         </w:trPr>
         <w:tc>
-          <w:tcPr/>
+          <w:tcPr>
+            <w:tcBorders>
+              <w:bottom w:val="single" w:sz="8" w:space="0" w:color="000000"/>
+            </w:tcBorders>
+          </w:tcPr>
           <w:p>
             <w:pPr>
               <w:pStyle w:val="Compact"/>
@@ -15857,7 +15949,11 @@
           </w:p>
         </w:tc>
         <w:tc>
-          <w:tcPr/>
+          <w:tcPr>
+            <w:tcBorders>
+              <w:bottom w:val="single" w:sz="8" w:space="0" w:color="000000"/>
+            </w:tcBorders>
+          </w:tcPr>
           <w:p>
             <w:pPr>
               <w:pStyle w:val="Compact"/>
@@ -15873,7 +15969,11 @@
           </w:p>
         </w:tc>
         <w:tc>
-          <w:tcPr/>
+          <w:tcPr>
+            <w:tcBorders>
+              <w:bottom w:val="single" w:sz="8" w:space="0" w:color="000000"/>
+            </w:tcBorders>
+          </w:tcPr>
           <w:p>
             <w:pPr>
               <w:pStyle w:val="Compact"/>
@@ -15889,7 +15989,11 @@
           </w:p>
         </w:tc>
         <w:tc>
-          <w:tcPr/>
+          <w:tcPr>
+            <w:tcBorders>
+              <w:bottom w:val="single" w:sz="8" w:space="0" w:color="000000"/>
+            </w:tcBorders>
+          </w:tcPr>
           <w:p>
             <w:pPr>
               <w:pStyle w:val="Compact"/>
@@ -15905,7 +16009,11 @@
           </w:p>
         </w:tc>
         <w:tc>
-          <w:tcPr/>
+          <w:tcPr>
+            <w:tcBorders>
+              <w:bottom w:val="single" w:sz="8" w:space="0" w:color="000000"/>
+            </w:tcBorders>
+          </w:tcPr>
           <w:p>
             <w:pPr>
               <w:pStyle w:val="Compact"/>
@@ -15921,7 +16029,11 @@
           </w:p>
         </w:tc>
         <w:tc>
-          <w:tcPr/>
+          <w:tcPr>
+            <w:tcBorders>
+              <w:bottom w:val="single" w:sz="8" w:space="0" w:color="000000"/>
+            </w:tcBorders>
+          </w:tcPr>
           <w:p>
             <w:pPr>
               <w:pStyle w:val="Compact"/>
@@ -16075,6 +16187,7 @@
     <w:p>
       <w:pPr>
         <w:pStyle w:val="BodyText"/>
+        <w:spacing w:before="0" w:after="0"/>
       </w:pPr>
       <w:r>
         <w:rPr>
@@ -16092,6 +16205,7 @@
     <w:p>
       <w:pPr>
         <w:pStyle w:val="BodyText"/>
+        <w:spacing w:before="0" w:after="0"/>
       </w:pPr>
       <w:r>
         <w:rPr>
@@ -16121,6 +16235,7 @@
     <w:p>
       <w:pPr>
         <w:pStyle w:val="BodyText"/>
+        <w:spacing w:before="0" w:after="0"/>
       </w:pPr>
       <w:r>
         <w:rPr>
@@ -16374,6 +16489,7 @@
     <w:p>
       <w:pPr>
         <w:pStyle w:val="BodyText"/>
+        <w:spacing w:before="0" w:after="0"/>
       </w:pPr>
       <w:r>
         <w:rPr>
@@ -21513,6 +21629,14 @@
       <w:tblPr>
         <w:tblStyle w:val="Table"/>
         <w:tblW w:type="auto" w:w="0"/>
+        <w:tblBorders>
+          <w:top w:val="single" w:sz="12" w:space="0" w:color="000000"/>
+          <w:left w:val="none" w:sz="0" w:space="0" w:color="auto"/>
+          <w:bottom w:val="single" w:sz="12" w:space="0" w:color="000000"/>
+          <w:right w:val="none" w:sz="0" w:space="0" w:color="auto"/>
+          <w:insideH w:val="none" w:sz="0" w:space="0" w:color="auto"/>
+          <w:insideV w:val="none" w:sz="0" w:space="0" w:color="auto"/>
+        </w:tblBorders>
         <w:tblLook w:firstRow="1" w:lastRow="0" w:firstColumn="0" w:lastColumn="0" w:noHBand="0" w:noVBand="0" w:val="0020"/>
       </w:tblPr>
       <w:tblGrid>
@@ -21530,7 +21654,11 @@
           <w:tblHeader w:val="on"/>
         </w:trPr>
         <w:tc>
-          <w:tcPr/>
+          <w:tcPr>
+            <w:tcBorders>
+              <w:bottom w:val="single" w:sz="8" w:space="0" w:color="000000"/>
+            </w:tcBorders>
+          </w:tcPr>
           <w:p>
             <w:pPr>
               <w:pStyle w:val="Compact"/>
@@ -21590,7 +21718,11 @@
           </w:p>
         </w:tc>
         <w:tc>
-          <w:tcPr/>
+          <w:tcPr>
+            <w:tcBorders>
+              <w:bottom w:val="single" w:sz="8" w:space="0" w:color="000000"/>
+            </w:tcBorders>
+          </w:tcPr>
           <w:p>
             <w:pPr>
               <w:pStyle w:val="Compact"/>
@@ -21606,7 +21738,11 @@
           </w:p>
         </w:tc>
         <w:tc>
-          <w:tcPr/>
+          <w:tcPr>
+            <w:tcBorders>
+              <w:bottom w:val="single" w:sz="8" w:space="0" w:color="000000"/>
+            </w:tcBorders>
+          </w:tcPr>
           <w:p>
             <w:pPr>
               <w:pStyle w:val="Compact"/>
@@ -21622,7 +21758,11 @@
           </w:p>
         </w:tc>
         <w:tc>
-          <w:tcPr/>
+          <w:tcPr>
+            <w:tcBorders>
+              <w:bottom w:val="single" w:sz="8" w:space="0" w:color="000000"/>
+            </w:tcBorders>
+          </w:tcPr>
           <w:p>
             <w:pPr>
               <w:pStyle w:val="Compact"/>
@@ -21638,7 +21778,11 @@
           </w:p>
         </w:tc>
         <w:tc>
-          <w:tcPr/>
+          <w:tcPr>
+            <w:tcBorders>
+              <w:bottom w:val="single" w:sz="8" w:space="0" w:color="000000"/>
+            </w:tcBorders>
+          </w:tcPr>
           <w:p>
             <w:pPr>
               <w:pStyle w:val="Compact"/>
@@ -21654,7 +21798,11 @@
           </w:p>
         </w:tc>
         <w:tc>
-          <w:tcPr/>
+          <w:tcPr>
+            <w:tcBorders>
+              <w:bottom w:val="single" w:sz="8" w:space="0" w:color="000000"/>
+            </w:tcBorders>
+          </w:tcPr>
           <w:p>
             <w:pPr>
               <w:pStyle w:val="Compact"/>
@@ -21670,7 +21818,11 @@
           </w:p>
         </w:tc>
         <w:tc>
-          <w:tcPr/>
+          <w:tcPr>
+            <w:tcBorders>
+              <w:bottom w:val="single" w:sz="8" w:space="0" w:color="000000"/>
+            </w:tcBorders>
+          </w:tcPr>
           <w:p>
             <w:pPr>
               <w:pStyle w:val="Compact"/>
@@ -21686,7 +21838,11 @@
           </w:p>
         </w:tc>
         <w:tc>
-          <w:tcPr/>
+          <w:tcPr>
+            <w:tcBorders>
+              <w:bottom w:val="single" w:sz="8" w:space="0" w:color="000000"/>
+            </w:tcBorders>
+          </w:tcPr>
           <w:p>
             <w:pPr>
               <w:pStyle w:val="Compact"/>
@@ -22759,6 +22915,14 @@
       <w:tblPr>
         <w:tblStyle w:val="Table"/>
         <w:tblW w:type="auto" w:w="0"/>
+        <w:tblBorders>
+          <w:top w:val="single" w:sz="12" w:space="0" w:color="000000"/>
+          <w:left w:val="none" w:sz="0" w:space="0" w:color="auto"/>
+          <w:bottom w:val="single" w:sz="12" w:space="0" w:color="000000"/>
+          <w:right w:val="none" w:sz="0" w:space="0" w:color="auto"/>
+          <w:insideH w:val="none" w:sz="0" w:space="0" w:color="auto"/>
+          <w:insideV w:val="none" w:sz="0" w:space="0" w:color="auto"/>
+        </w:tblBorders>
         <w:tblLook w:firstRow="1" w:lastRow="0" w:firstColumn="0" w:lastColumn="0" w:noHBand="0" w:noVBand="0" w:val="0020"/>
       </w:tblPr>
       <w:tblGrid>
@@ -22771,7 +22935,11 @@
           <w:tblHeader w:val="on"/>
         </w:trPr>
         <w:tc>
-          <w:tcPr/>
+          <w:tcPr>
+            <w:tcBorders>
+              <w:bottom w:val="single" w:sz="8" w:space="0" w:color="000000"/>
+            </w:tcBorders>
+          </w:tcPr>
           <w:p>
             <w:pPr>
               <w:pStyle w:val="Compact"/>
@@ -22787,7 +22955,11 @@
           </w:p>
         </w:tc>
         <w:tc>
-          <w:tcPr/>
+          <w:tcPr>
+            <w:tcBorders>
+              <w:bottom w:val="single" w:sz="8" w:space="0" w:color="000000"/>
+            </w:tcBorders>
+          </w:tcPr>
           <w:p>
             <w:pPr>
               <w:pStyle w:val="Compact"/>
@@ -22803,7 +22975,11 @@
           </w:p>
         </w:tc>
         <w:tc>
-          <w:tcPr/>
+          <w:tcPr>
+            <w:tcBorders>
+              <w:bottom w:val="single" w:sz="8" w:space="0" w:color="000000"/>
+            </w:tcBorders>
+          </w:tcPr>
           <w:p>
             <w:pPr>
               <w:pStyle w:val="Compact"/>
@@ -28573,6 +28749,14 @@
         <w:tblStyle w:val="Table"/>
         <w:tblW w:type="pct" w:w="5000"/>
         <w:tblLayout w:type="fixed"/>
+        <w:tblBorders>
+          <w:top w:val="single" w:sz="12" w:space="0" w:color="000000"/>
+          <w:left w:val="none" w:sz="0" w:space="0" w:color="auto"/>
+          <w:bottom w:val="single" w:sz="12" w:space="0" w:color="000000"/>
+          <w:right w:val="none" w:sz="0" w:space="0" w:color="auto"/>
+          <w:insideH w:val="none" w:sz="0" w:space="0" w:color="auto"/>
+          <w:insideV w:val="none" w:sz="0" w:space="0" w:color="auto"/>
+        </w:tblBorders>
         <w:tblLook w:firstRow="1" w:lastRow="0" w:firstColumn="0" w:lastColumn="0" w:noHBand="0" w:noVBand="0" w:val="0020"/>
       </w:tblPr>
       <w:tblGrid>
@@ -28585,7 +28769,11 @@
           <w:tblHeader w:val="on"/>
         </w:trPr>
         <w:tc>
-          <w:tcPr/>
+          <w:tcPr>
+            <w:tcBorders>
+              <w:bottom w:val="single" w:sz="8" w:space="0" w:color="000000"/>
+            </w:tcBorders>
+          </w:tcPr>
           <w:p>
             <w:pPr>
               <w:pStyle w:val="Compact"/>
@@ -28601,7 +28789,11 @@
           </w:p>
         </w:tc>
         <w:tc>
-          <w:tcPr/>
+          <w:tcPr>
+            <w:tcBorders>
+              <w:bottom w:val="single" w:sz="8" w:space="0" w:color="000000"/>
+            </w:tcBorders>
+          </w:tcPr>
           <w:p>
             <w:pPr>
               <w:pStyle w:val="Compact"/>
@@ -28672,7 +28864,11 @@
           </w:p>
         </w:tc>
         <w:tc>
-          <w:tcPr/>
+          <w:tcPr>
+            <w:tcBorders>
+              <w:bottom w:val="single" w:sz="8" w:space="0" w:color="000000"/>
+            </w:tcBorders>
+          </w:tcPr>
           <w:p>
             <w:pPr>
               <w:pStyle w:val="Compact"/>
@@ -29479,6 +29675,7 @@
     <w:p>
       <w:pPr>
         <w:pStyle w:val="BodyText"/>
+        <w:spacing w:before="0" w:after="0"/>
       </w:pPr>
       <w:r>
         <w:rPr>
@@ -29520,6 +29717,7 @@
     <w:p>
       <w:pPr>
         <w:pStyle w:val="BodyText"/>
+        <w:spacing w:before="0" w:after="0"/>
       </w:pPr>
       <w:r>
         <w:rPr>
@@ -29585,6 +29783,7 @@
     <w:p>
       <w:pPr>
         <w:pStyle w:val="BodyText"/>
+        <w:spacing w:before="0" w:after="0"/>
       </w:pPr>
       <w:r>
         <w:rPr>
@@ -29702,6 +29901,7 @@
     <w:p>
       <w:pPr>
         <w:pStyle w:val="BodyText"/>
+        <w:spacing w:before="0" w:after="0"/>
       </w:pPr>
       <w:r>
         <w:rPr>
@@ -29987,6 +30187,7 @@
     <w:p>
       <w:pPr>
         <w:pStyle w:val="BodyText"/>
+        <w:spacing w:before="0" w:after="0"/>
       </w:pPr>
       <w:r>
         <w:rPr>
@@ -30028,6 +30229,7 @@
     <w:p>
       <w:pPr>
         <w:pStyle w:val="BodyText"/>
+        <w:spacing w:before="0" w:after="0"/>
       </w:pPr>
       <w:r>
         <w:rPr>
@@ -30069,6 +30271,7 @@
     <w:p>
       <w:pPr>
         <w:pStyle w:val="BodyText"/>
+        <w:spacing w:before="0" w:after="0"/>
       </w:pPr>
       <w:r>
         <w:rPr>
@@ -30086,6 +30289,7 @@
     <w:p>
       <w:pPr>
         <w:pStyle w:val="BodyText"/>
+        <w:spacing w:before="0" w:after="0"/>
       </w:pPr>
       <w:r>
         <w:rPr>
@@ -30644,6 +30848,7 @@
     <w:p>
       <w:pPr>
         <w:pStyle w:val="BodyText"/>
+        <w:spacing w:before="0" w:after="0"/>
       </w:pPr>
       <w:r>
         <w:rPr>
@@ -30903,6 +31108,7 @@
     <w:p>
       <w:pPr>
         <w:pStyle w:val="BodyText"/>
+        <w:spacing w:before="0" w:after="0"/>
       </w:pPr>
       <w:r>
         <w:rPr>
@@ -31162,6 +31368,7 @@
     <w:p>
       <w:pPr>
         <w:pStyle w:val="BodyText"/>
+        <w:spacing w:before="0" w:after="0"/>
       </w:pPr>
       <w:r>
         <w:rPr>
@@ -31377,6 +31584,7 @@
     <w:p>
       <w:pPr>
         <w:pStyle w:val="BodyText"/>
+        <w:spacing w:before="0" w:after="0"/>
       </w:pPr>
       <w:r>
         <w:rPr>
@@ -31879,6 +32087,14 @@
       <w:tblPr>
         <w:tblStyle w:val="Table"/>
         <w:tblW w:type="auto" w:w="0"/>
+        <w:tblBorders>
+          <w:top w:val="single" w:sz="12" w:space="0" w:color="000000"/>
+          <w:left w:val="none" w:sz="0" w:space="0" w:color="auto"/>
+          <w:bottom w:val="single" w:sz="12" w:space="0" w:color="000000"/>
+          <w:right w:val="none" w:sz="0" w:space="0" w:color="auto"/>
+          <w:insideH w:val="none" w:sz="0" w:space="0" w:color="auto"/>
+          <w:insideV w:val="none" w:sz="0" w:space="0" w:color="auto"/>
+        </w:tblBorders>
         <w:tblLook w:firstRow="1" w:lastRow="0" w:firstColumn="0" w:lastColumn="0" w:noHBand="0" w:noVBand="0" w:val="0020"/>
       </w:tblPr>
       <w:tblGrid>
@@ -31892,7 +32108,11 @@
           <w:tblHeader w:val="on"/>
         </w:trPr>
         <w:tc>
-          <w:tcPr/>
+          <w:tcPr>
+            <w:tcBorders>
+              <w:bottom w:val="single" w:sz="8" w:space="0" w:color="000000"/>
+            </w:tcBorders>
+          </w:tcPr>
           <w:p>
             <w:pPr>
               <w:pStyle w:val="Compact"/>
@@ -31908,7 +32128,11 @@
           </w:p>
         </w:tc>
         <w:tc>
-          <w:tcPr/>
+          <w:tcPr>
+            <w:tcBorders>
+              <w:bottom w:val="single" w:sz="8" w:space="0" w:color="000000"/>
+            </w:tcBorders>
+          </w:tcPr>
           <w:p>
             <w:pPr>
               <w:pStyle w:val="Compact"/>
@@ -31924,7 +32148,11 @@
           </w:p>
         </w:tc>
         <w:tc>
-          <w:tcPr/>
+          <w:tcPr>
+            <w:tcBorders>
+              <w:bottom w:val="single" w:sz="8" w:space="0" w:color="000000"/>
+            </w:tcBorders>
+          </w:tcPr>
           <w:p>
             <w:pPr>
               <w:pStyle w:val="Compact"/>
@@ -31940,7 +32168,11 @@
           </w:p>
         </w:tc>
         <w:tc>
-          <w:tcPr/>
+          <w:tcPr>
+            <w:tcBorders>
+              <w:bottom w:val="single" w:sz="8" w:space="0" w:color="000000"/>
+            </w:tcBorders>
+          </w:tcPr>
           <w:p>
             <w:pPr>
               <w:pStyle w:val="Compact"/>
@@ -34360,6 +34592,7 @@
     <w:p>
       <w:pPr>
         <w:pStyle w:val="BodyText"/>
+        <w:spacing w:before="0" w:after="0"/>
       </w:pPr>
       <w:r>
         <w:rPr>
@@ -34377,8 +34610,8 @@
     <w:p>
       <w:pPr>
         <w:pStyle w:val="BodyText"/>
+        <w:spacing w:before="0" w:after="0"/>
         <w:ind w:left="480" w:hanging="480"/>
-        <w:spacing w:after="0"/>
       </w:pPr>
       <w:r>
         <w:rPr>
@@ -34402,104 +34635,106 @@
     <w:p>
       <w:pPr>
         <w:pStyle w:val="BodyText"/>
+        <w:spacing w:before="0" w:after="0"/>
         <w:ind w:left="480" w:hanging="480"/>
+      </w:pPr>
+      <w:r>
+        <w:rPr>
+          <w:rFonts w:hint="eastAsia" w:ascii="Times New Roman" w:hAnsi="Times New Roman" w:eastAsia="Times New Roman" w:cs="Times New Roman"/>
+        </w:rPr>
+        <w:t>(A):n</w:t>
+      </w:r>
+    </w:p>
+    <w:p>
+      <w:pPr>
+        <w:pStyle w:val="BodyText"/>
         <w:spacing w:before="0" w:after="0"/>
-      </w:pPr>
-      <w:r>
-        <w:rPr>
-          <w:rFonts w:hint="eastAsia" w:ascii="Times New Roman" w:hAnsi="Times New Roman" w:eastAsia="Times New Roman" w:cs="Times New Roman"/>
-        </w:rPr>
-        <w:t>(A):n</w:t>
+        <w:ind w:left="480" w:hanging="480"/>
+      </w:pPr>
+      <w:r>
+        <w:rPr>
+          <w:rFonts w:hint="eastAsia" w:ascii="Times New Roman" w:hAnsi="Times New Roman" w:eastAsia="Times New Roman" w:cs="Times New Roman"/>
+        </w:rPr>
+        <w:t>(B):n</w:t>
       </w:r>
     </w:p>
     <w:p>
       <w:pPr>
         <w:pStyle w:val="BodyText"/>
+        <w:spacing w:before="0" w:after="0"/>
         <w:ind w:left="480" w:hanging="480"/>
+      </w:pPr>
+      <w:r>
+        <w:rPr>
+          <w:rFonts w:hint="eastAsia" w:ascii="Times New Roman" w:hAnsi="Times New Roman" w:eastAsia="Times New Roman" w:cs="Times New Roman"/>
+        </w:rPr>
+        <w:t>(C)</w:t>
+      </w:r>
+      <w:r>
+        <w:rPr>
+          <w:rFonts w:ascii="Times New Roman" w:hAnsi="Times New Roman" w:eastAsia="Times New Roman" w:cs="Times New Roman"/>
+        </w:rPr>
+        <w:t xml:space="preserve"> </w:t>
+      </w:r>
+      <w:r>
+        <w:rPr>
+          <w:rFonts w:hint="eastAsia" w:ascii="Times New Roman" w:hAnsi="Times New Roman" w:eastAsia="FangSong" w:cs="Times New Roman"/>
+        </w:rPr>
+        <w:t xml:space="preserve">仍为</w:t>
+      </w:r>
+      <w:r>
+        <w:rPr>
+          <w:rFonts w:ascii="Times New Roman" w:hAnsi="Times New Roman" w:eastAsia="Times New Roman" w:cs="Times New Roman"/>
+        </w:rPr>
+        <w:t xml:space="preserve"> 2:2:1</w:t>
+      </w:r>
+    </w:p>
+    <w:p>
+      <w:pPr>
+        <w:pStyle w:val="BodyText"/>
         <w:spacing w:before="0" w:after="0"/>
       </w:pPr>
       <w:r>
         <w:rPr>
-          <w:rFonts w:hint="eastAsia" w:ascii="Times New Roman" w:hAnsi="Times New Roman" w:eastAsia="Times New Roman" w:cs="Times New Roman"/>
-        </w:rPr>
-        <w:t>(B):n</w:t>
+          <w:rFonts w:ascii="Times New Roman" w:hAnsi="Times New Roman" w:eastAsia="Times New Roman" w:cs="Times New Roman"/>
+        </w:rPr>
+        <w:t xml:space="preserve">C. </w:t>
+      </w:r>
+      <w:r>
+        <w:rPr>
+          <w:rFonts w:hint="eastAsia" w:ascii="Times New Roman" w:hAnsi="Times New Roman" w:eastAsia="FangSong" w:cs="Times New Roman"/>
+        </w:rPr>
+        <w:t>再达平衡时</w:t>
+      </w:r>
+      <w:r>
+        <w:rPr>
+          <w:rFonts w:hint="eastAsia" w:ascii="Times New Roman" w:hAnsi="Times New Roman" w:eastAsia="Times New Roman" w:cs="Times New Roman"/>
+        </w:rPr>
+        <w:t>，C</w:t>
+      </w:r>
+      <w:r>
+        <w:rPr>
+          <w:rFonts w:ascii="Times New Roman" w:hAnsi="Times New Roman" w:eastAsia="Times New Roman" w:cs="Times New Roman"/>
+        </w:rPr>
+        <w:t xml:space="preserve"> </w:t>
+      </w:r>
+      <w:r>
+        <w:rPr>
+          <w:rFonts w:hint="eastAsia" w:ascii="Times New Roman" w:hAnsi="Times New Roman" w:eastAsia="FangSong" w:cs="Times New Roman"/>
+        </w:rPr>
+        <w:t xml:space="preserve">的体积分数将大于</w:t>
+      </w:r>
+      <w:r>
+        <w:rPr>
+          <w:rFonts w:ascii="Times New Roman" w:hAnsi="Times New Roman" w:eastAsia="Times New Roman" w:cs="Times New Roman"/>
+        </w:rPr>
+        <w:t xml:space="preserve"> 20%</w:t>
       </w:r>
     </w:p>
     <w:p>
       <w:pPr>
         <w:pStyle w:val="BodyText"/>
-        <w:ind w:left="480" w:hanging="480"/>
-        <w:spacing w:before="0" w:after="180"/>
-      </w:pPr>
-      <w:r>
-        <w:rPr>
-          <w:rFonts w:hint="eastAsia" w:ascii="Times New Roman" w:hAnsi="Times New Roman" w:eastAsia="Times New Roman" w:cs="Times New Roman"/>
-        </w:rPr>
-        <w:t>(C)</w:t>
-      </w:r>
-      <w:r>
-        <w:rPr>
-          <w:rFonts w:ascii="Times New Roman" w:hAnsi="Times New Roman" w:eastAsia="Times New Roman" w:cs="Times New Roman"/>
-        </w:rPr>
-        <w:t xml:space="preserve"> </w:t>
-      </w:r>
-      <w:r>
-        <w:rPr>
-          <w:rFonts w:hint="eastAsia" w:ascii="Times New Roman" w:hAnsi="Times New Roman" w:eastAsia="FangSong" w:cs="Times New Roman"/>
-        </w:rPr>
-        <w:t xml:space="preserve">仍为</w:t>
-      </w:r>
-      <w:r>
-        <w:rPr>
-          <w:rFonts w:ascii="Times New Roman" w:hAnsi="Times New Roman" w:eastAsia="Times New Roman" w:cs="Times New Roman"/>
-        </w:rPr>
-        <w:t xml:space="preserve"> 2:2:1</w:t>
-      </w:r>
-    </w:p>
-    <w:p>
-      <w:pPr>
-        <w:pStyle w:val="BodyText"/>
-      </w:pPr>
-      <w:r>
-        <w:rPr>
-          <w:rFonts w:ascii="Times New Roman" w:hAnsi="Times New Roman" w:eastAsia="Times New Roman" w:cs="Times New Roman"/>
-        </w:rPr>
-        <w:t xml:space="preserve">C. </w:t>
-      </w:r>
-      <w:r>
-        <w:rPr>
-          <w:rFonts w:hint="eastAsia" w:ascii="Times New Roman" w:hAnsi="Times New Roman" w:eastAsia="FangSong" w:cs="Times New Roman"/>
-        </w:rPr>
-        <w:t>再达平衡时</w:t>
-      </w:r>
-      <w:r>
-        <w:rPr>
-          <w:rFonts w:hint="eastAsia" w:ascii="Times New Roman" w:hAnsi="Times New Roman" w:eastAsia="Times New Roman" w:cs="Times New Roman"/>
-        </w:rPr>
-        <w:t>，C</w:t>
-      </w:r>
-      <w:r>
-        <w:rPr>
-          <w:rFonts w:ascii="Times New Roman" w:hAnsi="Times New Roman" w:eastAsia="Times New Roman" w:cs="Times New Roman"/>
-        </w:rPr>
-        <w:t xml:space="preserve"> </w:t>
-      </w:r>
-      <w:r>
-        <w:rPr>
-          <w:rFonts w:hint="eastAsia" w:ascii="Times New Roman" w:hAnsi="Times New Roman" w:eastAsia="FangSong" w:cs="Times New Roman"/>
-        </w:rPr>
-        <w:t xml:space="preserve">的体积分数将大于</w:t>
-      </w:r>
-      <w:r>
-        <w:rPr>
-          <w:rFonts w:ascii="Times New Roman" w:hAnsi="Times New Roman" w:eastAsia="Times New Roman" w:cs="Times New Roman"/>
-        </w:rPr>
-        <w:t xml:space="preserve"> 20%</w:t>
-      </w:r>
-    </w:p>
-    <w:p>
-      <w:pPr>
-        <w:pStyle w:val="BodyText"/>
+        <w:spacing w:before="0" w:after="0"/>
       </w:pPr>
       <w:r>
         <w:rPr>
@@ -42493,7 +42728,6 @@
     <w:bookmarkEnd w:id="99"/>
     <w:bookmarkEnd w:id="100"/>
     <w:sectPr>
-      <w:headerReference w:type="default" r:id="rId94"/>
       <w:footerReference w:type="default" r:id="rId9"/>
       <w:footnotePr>
         <w:numRestart w:val="eachSect"/>
@@ -42520,16 +42754,6 @@
       <w:rPr>
         <w:rFonts w:ascii="Times New Roman" w:hAnsi="Times New Roman" w:eastAsia="Times New Roman" w:cs="Times New Roman"/>
         <w:b w:val="0"/>
-        <w:color w:val="000000"/>
-        <w:sz w:val="20"/>
-      </w:rPr>
-      <w:t xml:space="preserve">第 </w:t>
-    </w:r>
-    <w:r>
-      <w:rPr>
-        <w:rFonts w:ascii="Times New Roman" w:hAnsi="Times New Roman" w:eastAsia="Times New Roman" w:cs="Times New Roman"/>
-        <w:b w:val="0"/>
-        <w:color w:val="000000"/>
         <w:sz w:val="20"/>
       </w:rPr>
       <w:fldChar w:fldCharType="begin"/>
@@ -42538,7 +42762,6 @@
       <w:rPr>
         <w:rFonts w:ascii="Times New Roman" w:hAnsi="Times New Roman" w:eastAsia="Times New Roman" w:cs="Times New Roman"/>
         <w:b w:val="0"/>
-        <w:color w:val="000000"/>
         <w:sz w:val="20"/>
       </w:rPr>
       <w:instrText xml:space="preserve"> PAGE </w:instrText>
@@ -42547,91 +42770,9 @@
       <w:rPr>
         <w:rFonts w:ascii="Times New Roman" w:hAnsi="Times New Roman" w:eastAsia="Times New Roman" w:cs="Times New Roman"/>
         <w:b w:val="0"/>
-        <w:color w:val="000000"/>
-        <w:sz w:val="20"/>
-      </w:rPr>
-      <w:fldChar w:fldCharType="separate"/>
-    </w:r>
-    <w:r>
-      <w:rPr>
-        <w:rFonts w:ascii="Times New Roman" w:hAnsi="Times New Roman" w:eastAsia="Times New Roman" w:cs="Times New Roman"/>
-        <w:b w:val="0"/>
-        <w:color w:val="000000"/>
-        <w:sz w:val="20"/>
-      </w:rPr>
-      <w:t>1</w:t>
-    </w:r>
-    <w:r>
-      <w:rPr>
-        <w:rFonts w:ascii="Times New Roman" w:hAnsi="Times New Roman" w:eastAsia="Times New Roman" w:cs="Times New Roman"/>
-        <w:b w:val="0"/>
-        <w:color w:val="000000"/>
         <w:sz w:val="20"/>
       </w:rPr>
       <w:fldChar w:fldCharType="end"/>
-    </w:r>
-    <w:r>
-      <w:rPr>
-        <w:rFonts w:ascii="Times New Roman" w:hAnsi="Times New Roman" w:eastAsia="Times New Roman" w:cs="Times New Roman"/>
-        <w:b w:val="0"/>
-        <w:color w:val="000000"/>
-        <w:sz w:val="20"/>
-      </w:rPr>
-      <w:t xml:space="preserve"> 页 / 共 </w:t>
-    </w:r>
-    <w:r>
-      <w:rPr>
-        <w:rFonts w:ascii="Times New Roman" w:hAnsi="Times New Roman" w:eastAsia="Times New Roman" w:cs="Times New Roman"/>
-        <w:b w:val="0"/>
-        <w:color w:val="000000"/>
-        <w:sz w:val="20"/>
-      </w:rPr>
-      <w:fldChar w:fldCharType="begin"/>
-    </w:r>
-    <w:r>
-      <w:rPr>
-        <w:rFonts w:ascii="Times New Roman" w:hAnsi="Times New Roman" w:eastAsia="Times New Roman" w:cs="Times New Roman"/>
-        <w:b w:val="0"/>
-        <w:color w:val="000000"/>
-        <w:sz w:val="20"/>
-      </w:rPr>
-      <w:instrText xml:space="preserve"> NUMPAGES </w:instrText>
-    </w:r>
-    <w:r>
-      <w:rPr>
-        <w:rFonts w:ascii="Times New Roman" w:hAnsi="Times New Roman" w:eastAsia="Times New Roman" w:cs="Times New Roman"/>
-        <w:b w:val="0"/>
-        <w:color w:val="000000"/>
-        <w:sz w:val="20"/>
-      </w:rPr>
-      <w:fldChar w:fldCharType="separate"/>
-    </w:r>
-    <w:r>
-      <w:rPr>
-        <w:rFonts w:ascii="Times New Roman" w:hAnsi="Times New Roman" w:eastAsia="Times New Roman" w:cs="Times New Roman"/>
-        <w:b w:val="0"/>
-        <w:color w:val="000000"/>
-        <w:sz w:val="20"/>
-      </w:rPr>
-      <w:t>1</w:t>
-    </w:r>
-    <w:r>
-      <w:rPr>
-        <w:rFonts w:ascii="Times New Roman" w:hAnsi="Times New Roman" w:eastAsia="Times New Roman" w:cs="Times New Roman"/>
-        <w:b w:val="0"/>
-        <w:color w:val="000000"/>
-        <w:sz w:val="20"/>
-      </w:rPr>
-      <w:fldChar w:fldCharType="end"/>
-    </w:r>
-    <w:r>
-      <w:rPr>
-        <w:rFonts w:ascii="Times New Roman" w:hAnsi="Times New Roman" w:eastAsia="Times New Roman" w:cs="Times New Roman"/>
-        <w:b w:val="0"/>
-        <w:color w:val="000000"/>
-        <w:sz w:val="20"/>
-      </w:rPr>
-      <w:t xml:space="preserve"> 页</w:t>
     </w:r>
   </w:p>
 </w:ftr>
@@ -42654,28 +42795,6 @@
     </w:p>
   </w:footnote>
 </w:footnotes>
-</file>
-
-<file path=word/header1.xml><?xml version="1.0" encoding="utf-8"?>
-<w:hdr xmlns:m="http://schemas.openxmlformats.org/officeDocument/2006/math" xmlns:mc="http://schemas.openxmlformats.org/markup-compatibility/2006" xmlns:mo="http://schemas.microsoft.com/office/mac/office/2008/main" xmlns:mv="urn:schemas-microsoft-com:mac:vml" xmlns:o="urn:schemas-microsoft-com:office:office" xmlns:r="http://schemas.openxmlformats.org/officeDocument/2006/relationships" xmlns:v="urn:schemas-microsoft-com:vml" xmlns:w10="urn:schemas-microsoft-com:office:word" xmlns:w14="http://schemas.microsoft.com/office/word/2010/wordml" xmlns:w="http://schemas.openxmlformats.org/wordprocessingml/2006/main" xmlns:wne="http://schemas.microsoft.com/office/word/2006/wordml" xmlns:wp14="http://schemas.microsoft.com/office/word/2010/wordprocessingDrawing" xmlns:wp="http://schemas.openxmlformats.org/drawingml/2006/wordprocessingDrawing" xmlns:wpc="http://schemas.microsoft.com/office/word/2010/wordprocessingCanvas" xmlns:wpg="http://schemas.microsoft.com/office/word/2010/wordprocessingGroup" xmlns:wpi="http://schemas.microsoft.com/office/word/2010/wordprocessingInk" xmlns:wps="http://schemas.microsoft.com/office/word/2010/wordprocessingShape" mc:Ignorable="w14 wp14">
-  <w:p>
-    <w:pPr>
-      <w:jc w:val="right"/>
-      <w:pBdr>
-        <w:bottom w:val="single" w:sz="4" w:space="2" w:color="000000"/>
-      </w:pBdr>
-    </w:pPr>
-    <w:r>
-      <w:rPr>
-        <w:rFonts w:ascii="Times New Roman" w:hAnsi="Times New Roman" w:eastAsia="Times New Roman" w:cs="Times New Roman"/>
-        <w:b w:val="0"/>
-        <w:color w:val="000000"/>
-        <w:sz w:val="18"/>
-      </w:rPr>
-      <w:t xml:space="preserve">第 2 章 化学平衡</w:t>
-    </w:r>
-  </w:p>
-</w:hdr>
 </file>
 
 <file path=word/numbering.xml><?xml version="1.0" encoding="utf-8"?>
